--- a/Engineering-Mathematics/Modul-Word/Modul-7-Persamaan-Euler-Cauchy-Orde-Tinggi-Homogen.docx
+++ b/Engineering-Mathematics/Modul-Word/Modul-7-Persamaan-Euler-Cauchy-Orde-Tinggi-Homogen.docx
@@ -9192,9 +9192,11 @@
     <w:sectPr>
       <w:headerReference w:type="default" r:id="rId15"/>
       <w:footerReference w:type="default" r:id="rId16"/>
+      <w:footerReference w:type="first" r:id="rId29"/>
       <w:pgSz w:w="11906" w:h="16838" w:code="9"/>
       <w:pgMar w:top="1701" w:right="1418" w:bottom="1418" w:left="1701" w:header="709" w:footer="709" w:gutter="0"/>
       <w:cols w:space="708"/>
+      <w:titlePg/>
       <w:docGrid w:linePitch="360"/>
     </w:sectPr>
   </w:body>
@@ -9749,6 +9751,16 @@
         </mc:Fallback>
       </mc:AlternateContent>
     </w:r>
+  </w:p>
+</w:ftr>
+</file>
+
+<file path=word/footer2.xml><?xml version="1.0" encoding="utf-8"?>
+<w:ftr xmlns:m="http://schemas.openxmlformats.org/officeDocument/2006/math" xmlns:mc="http://schemas.openxmlformats.org/markup-compatibility/2006" xmlns:mo="http://schemas.microsoft.com/office/mac/office/2008/main" xmlns:mv="urn:schemas-microsoft-com:mac:vml" xmlns:o="urn:schemas-microsoft-com:office:office" xmlns:r="http://schemas.openxmlformats.org/officeDocument/2006/relationships" xmlns:v="urn:schemas-microsoft-com:vml" xmlns:w10="urn:schemas-microsoft-com:office:word" xmlns:w14="http://schemas.microsoft.com/office/word/2010/wordml" xmlns:w="http://schemas.openxmlformats.org/wordprocessingml/2006/main" xmlns:wne="http://schemas.microsoft.com/office/word/2006/wordml" xmlns:wp14="http://schemas.microsoft.com/office/word/2010/wordprocessingDrawing" xmlns:wp="http://schemas.openxmlformats.org/drawingml/2006/wordprocessingDrawing" xmlns:wpc="http://schemas.microsoft.com/office/word/2010/wordprocessingCanvas" xmlns:wpg="http://schemas.microsoft.com/office/word/2010/wordprocessingGroup" xmlns:wpi="http://schemas.microsoft.com/office/word/2010/wordprocessingInk" xmlns:wps="http://schemas.microsoft.com/office/word/2010/wordprocessingShape" mc:Ignorable="w14 wp14">
+  <w:p>
+    <w:pPr>
+      <w:pStyle w:val="Footer"/>
+    </w:pPr>
   </w:p>
 </w:ftr>
 </file>

--- a/Engineering-Mathematics/Modul-Word/Modul-7-Persamaan-Euler-Cauchy-Orde-Tinggi-Homogen.docx
+++ b/Engineering-Mathematics/Modul-Word/Modul-7-Persamaan-Euler-Cauchy-Orde-Tinggi-Homogen.docx
@@ -5969,7 +5969,7 @@
           <w:color w:val="444444"/>
           <w:sz w:val="20"/>
         </w:rPr>
-        <w:t>Gambar 8. Cuplikan Cell 1: solusi simbolik Contoh 7.1 (x³y'''-8xy'+8y=0, IVP y(1)=-1, y'(1)=2, y''(1)=4) dengan SymPy dsolve, termasuk verifikasi akar karakteristik.</w:t>
+        <w:t xml:space="preserve">Gambar 8. Potongan Cell 1: solusi simbolik Contoh 7.1 (x³y'''-8xy'+8y=0, IVP y(1)=-1, y'(1)=2, y''(1)=4) dengan SymPy dsolve, termasuk verifikasi akar karakteristik.</w:t>
       </w:r>
     </w:p>
     <w:p>

--- a/Engineering-Mathematics/Modul-Word/Modul-7-Persamaan-Euler-Cauchy-Orde-Tinggi-Homogen.docx
+++ b/Engineering-Mathematics/Modul-Word/Modul-7-Persamaan-Euler-Cauchy-Orde-Tinggi-Homogen.docx
@@ -1379,7 +1379,7 @@
                                 <w:szCs w:val="20"/>
                                 <w:lang w:val="en-US"/>
                               </w:rPr>
-                              <w:t>myclass.mercubuana.ac.id</w:t>
+                              <w:t xml:space="preserve">myclass.mercubuana.ac·id</w:t>
                             </w:r>
                           </w:p>
                         </w:txbxContent>
@@ -1426,7 +1426,7 @@
                           <w:szCs w:val="20"/>
                           <w:lang w:val="en-US"/>
                         </w:rPr>
-                        <w:t>myclass.mercubuana.ac.id</w:t>
+                        <w:t xml:space="preserve">myclass.mercubuana.ac·id</w:t>
                       </w:r>
                     </w:p>
                   </w:txbxContent>
@@ -2512,7 +2512,7 @@
                                 <w:sz w:val="20"/>
                                 <w:szCs w:val="20"/>
                               </w:rPr>
-                              <w:t>www.mercubuana.ac.id</w:t>
+                              <w:t xml:space="preserve">www.mercubuana.ac·id</w:t>
                             </w:r>
                           </w:p>
                         </w:txbxContent>
@@ -2558,7 +2558,7 @@
                           <w:sz w:val="20"/>
                           <w:szCs w:val="20"/>
                         </w:rPr>
-                        <w:t>www.mercubuana.ac.id</w:t>
+                        <w:t xml:space="preserve">www.mercubuana.ac·id</w:t>
                       </w:r>
                     </w:p>
                   </w:txbxContent>
@@ -2664,7 +2664,120 @@
           <w:i w:val="0"/>
           <w:sz w:val="22"/>
         </w:rPr>
-        <w:t>Pertemuan ketujuh ini menggeneralisasi Persamaan Euler-Cauchy dari orde dua, yang telah dikuasai pada Pertemuan 6, menuju orde n dengan n lebih besar sama dengan tiga. Kabar baiknya, seluruh kerangka konsep orde dua tetap berlaku penuh: ansatz y = x^m, persamaan karakteristik aljabar, dan tiga kasus akar berdasarkan sifatnya. Yang benar-benar baru pada pertemuan ini ada dua alat tambahan yang tidak dibutuhkan di orde dua. Pertama, rumus konversi dari koefisien asli a_i menjadi koefisien polinomial karakteristik b_i, karena turunan ke-k dari x^m menghasilkan falling factorial m(m-1)(m-2)...(m-k+1), bukan sekadar pangkat m^k seperti anggapan yang sering keliru. Kedua, pembagian sintetis atau tabel Horner, alat sistematis untuk memfaktorkan polinomial derajat tiga ke atas yang tidak lagi bisa diselesaikan dengan rumus kuadrat sederhana. Gambar 1 menunjukkan posisi Pertemuan 7 dalam keseluruhan alur mata kuliah.</w:t>
+        <w:t xml:space="preserve">Pertemuan ketujuh ini menggeneralisasi Persamaan Euler-Cauchy dari orde dua, yang telah dikuasai pada Pertemuan 6, menuju orde n dengan n lebih besar sama dengan tiga. Kabar baiknya, seluruh kerangka konsep orde dua tetap berlaku penuh: ansatz y = x</w:t>
+      </w:r>
+      <w:r>
+        <w:rPr>
+          <w:rFonts w:ascii="Arial" w:hAnsi="Arial" w:cs="Arial"/>
+          <w:b w:val="0"/>
+          <w:i w:val="0"/>
+          <w:sz w:val="22"/>
+          <w:vertAlign w:val="superscript"/>
+        </w:rPr>
+        <w:t xml:space="preserve">m</w:t>
+      </w:r>
+      <w:r>
+        <w:rPr>
+          <w:rFonts w:ascii="Arial" w:hAnsi="Arial" w:cs="Arial"/>
+          <w:b w:val="0"/>
+          <w:i w:val="0"/>
+          <w:sz w:val="22"/>
+        </w:rPr>
+        <w:t xml:space="preserve">, persamaan karakteristik aljabar, dan tiga kasus akar berdasarkan sifatnya. Yang benar-benar baru pada pertemuan ini ada dua alat tambahan yang tidak dibutuhkan di orde dua. Pertama, rumus konversi dari koefisien asli </w:t>
+      </w:r>
+      <w:r>
+        <w:rPr>
+          <w:rFonts w:ascii="Arial" w:hAnsi="Arial" w:cs="Arial"/>
+          <w:b w:val="0"/>
+          <w:i w:val="0"/>
+          <w:sz w:val="22"/>
+        </w:rPr>
+        <w:t xml:space="preserve">a</w:t>
+      </w:r>
+      <w:r>
+        <w:rPr>
+          <w:rFonts w:ascii="Arial" w:hAnsi="Arial" w:cs="Arial"/>
+          <w:b w:val="0"/>
+          <w:i w:val="0"/>
+          <w:sz w:val="22"/>
+          <w:vertAlign w:val="subscript"/>
+        </w:rPr>
+        <w:t xml:space="preserve">i</w:t>
+      </w:r>
+      <w:r>
+        <w:rPr>
+          <w:rFonts w:ascii="Arial" w:hAnsi="Arial" w:cs="Arial"/>
+          <w:b w:val="0"/>
+          <w:i w:val="0"/>
+          <w:sz w:val="22"/>
+        </w:rPr>
+        <w:t xml:space="preserve"> menjadi koefisien polinomial karakteristik </w:t>
+      </w:r>
+      <w:r>
+        <w:rPr>
+          <w:rFonts w:ascii="Arial" w:hAnsi="Arial" w:cs="Arial"/>
+          <w:b w:val="0"/>
+          <w:i w:val="0"/>
+          <w:sz w:val="22"/>
+        </w:rPr>
+        <w:t xml:space="preserve">b</w:t>
+      </w:r>
+      <w:r>
+        <w:rPr>
+          <w:rFonts w:ascii="Arial" w:hAnsi="Arial" w:cs="Arial"/>
+          <w:b w:val="0"/>
+          <w:i w:val="0"/>
+          <w:sz w:val="22"/>
+          <w:vertAlign w:val="subscript"/>
+        </w:rPr>
+        <w:t xml:space="preserve">i</w:t>
+      </w:r>
+      <w:r>
+        <w:rPr>
+          <w:rFonts w:ascii="Arial" w:hAnsi="Arial" w:cs="Arial"/>
+          <w:b w:val="0"/>
+          <w:i w:val="0"/>
+          <w:sz w:val="22"/>
+        </w:rPr>
+        <w:t xml:space="preserve">, karena turunan ke-k dari x</w:t>
+      </w:r>
+      <w:r>
+        <w:rPr>
+          <w:rFonts w:ascii="Arial" w:hAnsi="Arial" w:cs="Arial"/>
+          <w:b w:val="0"/>
+          <w:i w:val="0"/>
+          <w:sz w:val="22"/>
+          <w:vertAlign w:val="superscript"/>
+        </w:rPr>
+        <w:t xml:space="preserve">m</w:t>
+      </w:r>
+      <w:r>
+        <w:rPr>
+          <w:rFonts w:ascii="Arial" w:hAnsi="Arial" w:cs="Arial"/>
+          <w:b w:val="0"/>
+          <w:i w:val="0"/>
+          <w:sz w:val="22"/>
+        </w:rPr>
+        <w:t xml:space="preserve"> menghasilkan falling factorial m(m-1)(m-2)...(m-k+1), bukan sekadar pangkat m</w:t>
+      </w:r>
+      <w:r>
+        <w:rPr>
+          <w:rFonts w:ascii="Arial" w:hAnsi="Arial" w:cs="Arial"/>
+          <w:b w:val="0"/>
+          <w:i w:val="0"/>
+          <w:sz w:val="22"/>
+          <w:vertAlign w:val="superscript"/>
+        </w:rPr>
+        <w:t xml:space="preserve">k</w:t>
+      </w:r>
+      <w:r>
+        <w:rPr>
+          <w:rFonts w:ascii="Arial" w:hAnsi="Arial" w:cs="Arial"/>
+          <w:b w:val="0"/>
+          <w:i w:val="0"/>
+          <w:sz w:val="22"/>
+        </w:rPr>
+        <w:t xml:space="preserve"> seperti anggapan yang sering keliru. Kedua, pembagian sintetis atau tabel Horner, alat sistematis untuk memfaktorkan polinomial derajat tiga ke atas yang tidak lagi bisa diselesaikan dengan rumus kuadrat sederhana. Gambar 1 menunjukkan posisi Pertemuan 7 dalam keseluruhan alur mata kuliah.</w:t>
       </w:r>
     </w:p>
     <w:p>
@@ -2745,7 +2858,69 @@
           <w:color w:val="444444"/>
           <w:sz w:val="20"/>
         </w:rPr>
-        <w:t>Gambar 1. Posisi Pertemuan 7 (Euler-Cauchy Orde Tinggi Homogen) dalam alur mata kuliah Matematika 4, melanjutkan Euler-Cauchy orde dua (P6) menuju PD non-homogen (P8).</w:t>
+        <w:t xml:space="preserve">Gambar 1. Posisi Pertemuan 7 (Euler-Cauchy Orde Tinggi Homogen) dalam alur mata kuliah Matematika 4, melanjutkan Euler-Cauchy orde dua (</w:t>
+      </w:r>
+      <w:r>
+        <w:rPr>
+          <w:rFonts w:ascii="Arial" w:hAnsi="Arial" w:cs="Arial"/>
+          <w:b w:val="0"/>
+          <w:i/>
+          <w:color w:val="444444"/>
+          <w:sz w:val="20"/>
+        </w:rPr>
+        <w:t xml:space="preserve">P</w:t>
+      </w:r>
+      <w:r>
+        <w:rPr>
+          <w:rFonts w:ascii="Arial" w:hAnsi="Arial" w:cs="Arial"/>
+          <w:b w:val="0"/>
+          <w:i/>
+          <w:color w:val="444444"/>
+          <w:sz w:val="20"/>
+          <w:vertAlign w:val="subscript"/>
+        </w:rPr>
+        <w:t xml:space="preserve">6</w:t>
+      </w:r>
+      <w:r>
+        <w:rPr>
+          <w:rFonts w:ascii="Arial" w:hAnsi="Arial" w:cs="Arial"/>
+          <w:b w:val="0"/>
+          <w:i/>
+          <w:color w:val="444444"/>
+          <w:sz w:val="20"/>
+        </w:rPr>
+        <w:t xml:space="preserve">) menuju PD non-homogen (</w:t>
+      </w:r>
+      <w:r>
+        <w:rPr>
+          <w:rFonts w:ascii="Arial" w:hAnsi="Arial" w:cs="Arial"/>
+          <w:b w:val="0"/>
+          <w:i/>
+          <w:color w:val="444444"/>
+          <w:sz w:val="20"/>
+        </w:rPr>
+        <w:t xml:space="preserve">P</w:t>
+      </w:r>
+      <w:r>
+        <w:rPr>
+          <w:rFonts w:ascii="Arial" w:hAnsi="Arial" w:cs="Arial"/>
+          <w:b w:val="0"/>
+          <w:i/>
+          <w:color w:val="444444"/>
+          <w:sz w:val="20"/>
+          <w:vertAlign w:val="subscript"/>
+        </w:rPr>
+        <w:t xml:space="preserve">8</w:t>
+      </w:r>
+      <w:r>
+        <w:rPr>
+          <w:rFonts w:ascii="Arial" w:hAnsi="Arial" w:cs="Arial"/>
+          <w:b w:val="0"/>
+          <w:i/>
+          <w:color w:val="444444"/>
+          <w:sz w:val="20"/>
+        </w:rPr>
+        <w:t xml:space="preserve">).</w:t>
       </w:r>
     </w:p>
     <w:p>
@@ -2769,7 +2944,82 @@
           <w:i w:val="0"/>
           <w:sz w:val="22"/>
         </w:rPr>
-        <w:t>Gambar 1 memperlihatkan bahwa Pertemuan 7 adalah perluasan langsung Pertemuan 6, bukan topik yang sepenuhnya baru. Materi pertemuan ini mencakup pola pangkat-turunan dan ansatz y = x^m pada orde n, persamaan karakteristik orde n beserta rumus konversi a_i menuju b_i untuk orde tiga dan orde empat, tiga kasus akar pada orde tinggi (termasuk akar berganda dengan multiplisitas k dan akar kompleks konjugat yang juga bisa berganda mulai orde empat), pembagian sintetis Horner, Wronskian orde n, sistem IVP/BVP berukuran n kali n, analogi kehidupan sehari-hari, aplikasi industri pada defleksi balok tirus dan vibrasi pelat, implementasi Python dengan SymPy dan NumPy, serta tugas terstruktur.</w:t>
+        <w:t xml:space="preserve">Gambar 1 memperlihatkan bahwa Pertemuan 7 adalah perluasan langsung Pertemuan 6, bukan topik yang sepenuhnya baru. Materi pertemuan ini mencakup pola pangkat-turunan dan ansatz y = x</w:t>
+      </w:r>
+      <w:r>
+        <w:rPr>
+          <w:rFonts w:ascii="Arial" w:hAnsi="Arial" w:cs="Arial"/>
+          <w:b w:val="0"/>
+          <w:i w:val="0"/>
+          <w:sz w:val="22"/>
+          <w:vertAlign w:val="superscript"/>
+        </w:rPr>
+        <w:t xml:space="preserve">m</w:t>
+      </w:r>
+      <w:r>
+        <w:rPr>
+          <w:rFonts w:ascii="Arial" w:hAnsi="Arial" w:cs="Arial"/>
+          <w:b w:val="0"/>
+          <w:i w:val="0"/>
+          <w:sz w:val="22"/>
+        </w:rPr>
+        <w:t xml:space="preserve"> pada orde n, persamaan karakteristik orde n beserta rumus konversi </w:t>
+      </w:r>
+      <w:r>
+        <w:rPr>
+          <w:rFonts w:ascii="Arial" w:hAnsi="Arial" w:cs="Arial"/>
+          <w:b w:val="0"/>
+          <w:i w:val="0"/>
+          <w:sz w:val="22"/>
+        </w:rPr>
+        <w:t xml:space="preserve">a</w:t>
+      </w:r>
+      <w:r>
+        <w:rPr>
+          <w:rFonts w:ascii="Arial" w:hAnsi="Arial" w:cs="Arial"/>
+          <w:b w:val="0"/>
+          <w:i w:val="0"/>
+          <w:sz w:val="22"/>
+          <w:vertAlign w:val="subscript"/>
+        </w:rPr>
+        <w:t xml:space="preserve">i</w:t>
+      </w:r>
+      <w:r>
+        <w:rPr>
+          <w:rFonts w:ascii="Arial" w:hAnsi="Arial" w:cs="Arial"/>
+          <w:b w:val="0"/>
+          <w:i w:val="0"/>
+          <w:sz w:val="22"/>
+        </w:rPr>
+        <w:t xml:space="preserve"> menuju </w:t>
+      </w:r>
+      <w:r>
+        <w:rPr>
+          <w:rFonts w:ascii="Arial" w:hAnsi="Arial" w:cs="Arial"/>
+          <w:b w:val="0"/>
+          <w:i w:val="0"/>
+          <w:sz w:val="22"/>
+        </w:rPr>
+        <w:t xml:space="preserve">b</w:t>
+      </w:r>
+      <w:r>
+        <w:rPr>
+          <w:rFonts w:ascii="Arial" w:hAnsi="Arial" w:cs="Arial"/>
+          <w:b w:val="0"/>
+          <w:i w:val="0"/>
+          <w:sz w:val="22"/>
+          <w:vertAlign w:val="subscript"/>
+        </w:rPr>
+        <w:t xml:space="preserve">i</w:t>
+      </w:r>
+      <w:r>
+        <w:rPr>
+          <w:rFonts w:ascii="Arial" w:hAnsi="Arial" w:cs="Arial"/>
+          <w:b w:val="0"/>
+          <w:i w:val="0"/>
+          <w:sz w:val="22"/>
+        </w:rPr>
+        <w:t xml:space="preserve"> untuk orde tiga dan orde empat, tiga kasus akar pada orde tinggi (termasuk akar berganda dengan multiplisitas k dan akar kompleks konjugat yang juga bisa berganda mulai orde empat), pembagian sintetis Horner, Wronskian orde n, sistem IVP/BVP berukuran n kali n, analogi kehidupan sehari-hari, aplikasi industri pada defleksi balok tirus dan vibrasi pelat, implementasi Python dengan SymPy dan NumPy, serta tugas terstruktur.</w:t>
       </w:r>
     </w:p>
     <w:p>
@@ -2842,7 +3092,82 @@
           <w:i w:val="0"/>
           <w:sz w:val="22"/>
         </w:rPr>
-        <w:t>Setelah pertemuan ini mahasiswa dapat: menuliskan bentuk umum Euler-Cauchy orde n dan menurunkan persamaan karakteristiknya lewat ansatz y=x^m; menerapkan rumus konversi a_i menuju b_i untuk orde tiga dan orde empat; memfaktorkan polinomial karakteristik derajat tinggi dengan pembagian sintetis Horner; mengklasifikasikan dan menyelesaikan tiga kasus akar pada orde tinggi termasuk multiplisitas k; menyusun dan menyelesaikan sistem IVP/BVP n kali n; serta menerapkan Euler-Cauchy orde tinggi pada masalah rekayasa seperti defleksi balok tirus dan vibrasi pelat dengan bantuan Python.</w:t>
+        <w:t xml:space="preserve">Setelah pertemuan ini mahasiswa dapat: menuliskan bentuk umum Euler-Cauchy orde n dan menurunkan persamaan karakteristiknya lewat ansatz y=x</w:t>
+      </w:r>
+      <w:r>
+        <w:rPr>
+          <w:rFonts w:ascii="Arial" w:hAnsi="Arial" w:cs="Arial"/>
+          <w:b w:val="0"/>
+          <w:i w:val="0"/>
+          <w:sz w:val="22"/>
+          <w:vertAlign w:val="superscript"/>
+        </w:rPr>
+        <w:t xml:space="preserve">m</w:t>
+      </w:r>
+      <w:r>
+        <w:rPr>
+          <w:rFonts w:ascii="Arial" w:hAnsi="Arial" w:cs="Arial"/>
+          <w:b w:val="0"/>
+          <w:i w:val="0"/>
+          <w:sz w:val="22"/>
+        </w:rPr>
+        <w:t xml:space="preserve">; menerapkan rumus konversi </w:t>
+      </w:r>
+      <w:r>
+        <w:rPr>
+          <w:rFonts w:ascii="Arial" w:hAnsi="Arial" w:cs="Arial"/>
+          <w:b w:val="0"/>
+          <w:i w:val="0"/>
+          <w:sz w:val="22"/>
+        </w:rPr>
+        <w:t xml:space="preserve">a</w:t>
+      </w:r>
+      <w:r>
+        <w:rPr>
+          <w:rFonts w:ascii="Arial" w:hAnsi="Arial" w:cs="Arial"/>
+          <w:b w:val="0"/>
+          <w:i w:val="0"/>
+          <w:sz w:val="22"/>
+          <w:vertAlign w:val="subscript"/>
+        </w:rPr>
+        <w:t xml:space="preserve">i</w:t>
+      </w:r>
+      <w:r>
+        <w:rPr>
+          <w:rFonts w:ascii="Arial" w:hAnsi="Arial" w:cs="Arial"/>
+          <w:b w:val="0"/>
+          <w:i w:val="0"/>
+          <w:sz w:val="22"/>
+        </w:rPr>
+        <w:t xml:space="preserve"> menuju </w:t>
+      </w:r>
+      <w:r>
+        <w:rPr>
+          <w:rFonts w:ascii="Arial" w:hAnsi="Arial" w:cs="Arial"/>
+          <w:b w:val="0"/>
+          <w:i w:val="0"/>
+          <w:sz w:val="22"/>
+        </w:rPr>
+        <w:t xml:space="preserve">b</w:t>
+      </w:r>
+      <w:r>
+        <w:rPr>
+          <w:rFonts w:ascii="Arial" w:hAnsi="Arial" w:cs="Arial"/>
+          <w:b w:val="0"/>
+          <w:i w:val="0"/>
+          <w:sz w:val="22"/>
+          <w:vertAlign w:val="subscript"/>
+        </w:rPr>
+        <w:t xml:space="preserve">i</w:t>
+      </w:r>
+      <w:r>
+        <w:rPr>
+          <w:rFonts w:ascii="Arial" w:hAnsi="Arial" w:cs="Arial"/>
+          <w:b w:val="0"/>
+          <w:i w:val="0"/>
+          <w:sz w:val="22"/>
+        </w:rPr>
+        <w:t xml:space="preserve"> untuk orde tiga dan orde empat; memfaktorkan polinomial karakteristik derajat tinggi dengan pembagian sintetis Horner; mengklasifikasikan dan menyelesaikan tiga kasus akar pada orde tinggi termasuk multiplisitas k; menyusun dan menyelesaikan sistem IVP/BVP n kali n; serta menerapkan Euler-Cauchy orde tinggi pada masalah rekayasa seperti defleksi balok tirus dan vibrasi pelat dengan bantuan Python.</w:t>
       </w:r>
     </w:p>
     <w:p>
@@ -2865,7 +3190,18 @@
           <w:color w:val="1F3864"/>
           <w:sz w:val="28"/>
         </w:rPr>
-        <w:t>GENERALISASI KE ORDE N: POLA PANGKAT-TURUNAN DAN ANSATZ Y = X^M</w:t>
+        <w:t xml:space="preserve">GENERALISASI KE ORDE N: POLA PANGKAT-TURUNAN DAN ANSATZ Y = X</w:t>
+      </w:r>
+      <w:r>
+        <w:rPr>
+          <w:rFonts w:ascii="Arial" w:hAnsi="Arial" w:cs="Arial"/>
+          <w:b/>
+          <w:i w:val="0"/>
+          <w:color w:val="1F3864"/>
+          <w:sz w:val="28"/>
+          <w:vertAlign w:val="superscript"/>
+        </w:rPr>
+        <w:t xml:space="preserve">M</w:t>
       </w:r>
     </w:p>
     <w:p>
@@ -2889,7 +3225,44 @@
           <w:i w:val="0"/>
           <w:sz w:val="22"/>
         </w:rPr>
-        <w:t>Persamaan Euler-Cauchy orde n dikenali dari pola yang identik dengan orde dua: setiap suku memiliki pangkat x yang sama dengan orde turunannya. Suku ke-k selalu berbentuk a_k kali x pangkat k kali turunan ke-k dari y, mulai dari k=n (turunan tertinggi) hingga k=0 (fungsi y itu sendiri tanpa turunan).</w:t>
+        <w:t xml:space="preserve">Persamaan Euler-Cauchy orde n dikenali dari pola yang identik dengan orde dua: setiap suku memiliki pangkat x yang sama dengan orde turunannya. Suku ke-k selalu berbentuk </w:t>
+      </w:r>
+      <w:r>
+        <w:rPr>
+          <w:rFonts w:ascii="Arial" w:hAnsi="Arial" w:cs="Arial"/>
+          <w:b w:val="0"/>
+          <w:i w:val="0"/>
+          <w:sz w:val="22"/>
+        </w:rPr>
+        <w:t xml:space="preserve">a</w:t>
+      </w:r>
+      <w:r>
+        <w:rPr>
+          <w:rFonts w:ascii="Arial" w:hAnsi="Arial" w:cs="Arial"/>
+          <w:b w:val="0"/>
+          <w:i w:val="0"/>
+          <w:sz w:val="22"/>
+          <w:vertAlign w:val="subscript"/>
+        </w:rPr>
+        <w:t xml:space="preserve">k</w:t>
+      </w:r>
+      <w:r>
+        <w:rPr>
+          <w:rFonts w:ascii="Arial" w:hAnsi="Arial" w:cs="Arial"/>
+          <w:b w:val="0"/>
+          <w:i w:val="0"/>
+          <w:sz w:val="22"/>
+        </w:rPr>
+        <w:t xml:space="preserve"> kali x pangkat k kali turunan ke-k dari y, mulai dari k=n (turunan tertinggi) hingga k=0 (fungsi y itu sendiri tanpa turunan).</w:t>
+      </w:r>
+      <w:r>
+        <w:rPr>
+          <w:rFonts w:ascii="Arial" w:hAnsi="Arial" w:cs="Arial"/>
+          <w:b w:val="0"/>
+          <w:i w:val="0"/>
+          <w:sz w:val="22"/>
+        </w:rPr>
+        <w:t xml:space="preserve"> Hubungan ini dirangkum dalam Persamaan (1).</w:t>
       </w:r>
     </w:p>
     <w:p>
@@ -2907,6 +3280,16 @@
         </w:rPr>
         <w:t>aₙ·xⁿ·y⁽ⁿ⁾ + aₙ₋₁·xⁿ⁻¹·y⁽ⁿ⁻¹⁾ + ... + a₁·x·y' + a₀·y = 0,   aᵢ∈ℝ, aₙ≠0, x&gt;0</w:t>
       </w:r>
+      <w:r>
+        <w:rPr>
+          <w:rFonts w:ascii="Arial" w:hAnsi="Arial" w:cs="Arial"/>
+          <w:b/>
+          <w:i/>
+          <w:color w:val="305496"/>
+          <w:sz w:val="22"/>
+        </w:rPr>
+        <w:t xml:space="preserve">   (1)</w:t>
+      </w:r>
     </w:p>
     <w:p>
       <w:pPr>
@@ -2929,7 +3312,45 @@
           <w:i w:val="0"/>
           <w:sz w:val="22"/>
         </w:rPr>
-        <w:t>Tanda khas Euler-Cauchy pada orde berapa pun adalah pola x^k dikalikan y^(k), untuk setiap k dari 0 hingga n. Pola ini tetap sama persis dengan Pertemuan 6, hanya jumlah sukunya bertambah seiring naiknya orde.</w:t>
+        <w:t xml:space="preserve">Tanda khas Euler-Cauchy pada orde berapa pun adalah pola x</w:t>
+      </w:r>
+      <w:r>
+        <w:rPr>
+          <w:rFonts w:ascii="Arial" w:hAnsi="Arial" w:cs="Arial"/>
+          <w:b w:val="0"/>
+          <w:i w:val="0"/>
+          <w:sz w:val="22"/>
+          <w:vertAlign w:val="superscript"/>
+        </w:rPr>
+        <w:t xml:space="preserve">k</w:t>
+      </w:r>
+      <w:r>
+        <w:rPr>
+          <w:rFonts w:ascii="Arial" w:hAnsi="Arial" w:cs="Arial"/>
+          <w:b w:val="0"/>
+          <w:i w:val="0"/>
+          <w:sz w:val="22"/>
+        </w:rPr>
+        <w:t xml:space="preserve"> dikalikan y</w:t>
+      </w:r>
+      <w:r>
+        <w:rPr>
+          <w:rFonts w:ascii="Arial" w:hAnsi="Arial" w:cs="Arial"/>
+          <w:b w:val="0"/>
+          <w:i w:val="0"/>
+          <w:sz w:val="22"/>
+          <w:vertAlign w:val="superscript"/>
+        </w:rPr>
+        <w:t xml:space="preserve">k</w:t>
+      </w:r>
+      <w:r>
+        <w:rPr>
+          <w:rFonts w:ascii="Arial" w:hAnsi="Arial" w:cs="Arial"/>
+          <w:b w:val="0"/>
+          <w:i w:val="0"/>
+          <w:sz w:val="22"/>
+        </w:rPr>
+        <w:t xml:space="preserve">, untuk setiap k dari 0 hingga n. Pola ini tetap sama persis dengan Pertemuan 6, hanya jumlah sukunya bertambah seiring naiknya orde.</w:t>
       </w:r>
     </w:p>
     <w:p>
@@ -2944,16 +3365,120 @@
           <w:i w:val="0"/>
           <w:sz w:val="22"/>
         </w:rPr>
-        <w:t xml:space="preserve">Mengapa Ansatz y=x^m Tetap Berlaku: </w:t>
-      </w:r>
-      <w:r>
-        <w:rPr>
-          <w:rFonts w:ascii="Arial" w:hAnsi="Arial" w:cs="Arial"/>
-          <w:b w:val="0"/>
-          <w:i w:val="0"/>
-          <w:sz w:val="22"/>
-        </w:rPr>
-        <w:t>Ansatz yang sama dengan orde dua tetap berlaku penuh di orde n: substitusi y=x^m. Alasannya identik, yaitu setiap turunan dari x^m tetap berbentuk kelipatan pangkat x yang lain, sehingga ketika dikalikan dengan x^k dari koefisien suku tersebut, seluruh suku menjadi sebanding dengan x^m dan dapat dibagi habis, meninggalkan persamaan aljabar murni derajat n dalam m.</w:t>
+        <w:t xml:space="preserve">Mengapa Ansatz y=x</w:t>
+      </w:r>
+      <w:r>
+        <w:rPr>
+          <w:rFonts w:ascii="Arial" w:hAnsi="Arial" w:cs="Arial"/>
+          <w:b/>
+          <w:i w:val="0"/>
+          <w:sz w:val="22"/>
+          <w:vertAlign w:val="superscript"/>
+        </w:rPr>
+        <w:t xml:space="preserve">m</w:t>
+      </w:r>
+      <w:r>
+        <w:rPr>
+          <w:rFonts w:ascii="Arial" w:hAnsi="Arial" w:cs="Arial"/>
+          <w:b/>
+          <w:i w:val="0"/>
+          <w:sz w:val="22"/>
+        </w:rPr>
+        <w:t xml:space="preserve"> Tetap Berlaku: </w:t>
+      </w:r>
+      <w:r>
+        <w:rPr>
+          <w:rFonts w:ascii="Arial" w:hAnsi="Arial" w:cs="Arial"/>
+          <w:b w:val="0"/>
+          <w:i w:val="0"/>
+          <w:sz w:val="22"/>
+        </w:rPr>
+        <w:t xml:space="preserve">Ansatz yang sama dengan orde dua tetap berlaku penuh di orde n: substitusi y=x</w:t>
+      </w:r>
+      <w:r>
+        <w:rPr>
+          <w:rFonts w:ascii="Arial" w:hAnsi="Arial" w:cs="Arial"/>
+          <w:b w:val="0"/>
+          <w:i w:val="0"/>
+          <w:sz w:val="22"/>
+          <w:vertAlign w:val="superscript"/>
+        </w:rPr>
+        <w:t xml:space="preserve">m</w:t>
+      </w:r>
+      <w:r>
+        <w:rPr>
+          <w:rFonts w:ascii="Arial" w:hAnsi="Arial" w:cs="Arial"/>
+          <w:b w:val="0"/>
+          <w:i w:val="0"/>
+          <w:sz w:val="22"/>
+        </w:rPr>
+        <w:t xml:space="preserve">. Alasannya identik, yaitu setiap turunan dari x</w:t>
+      </w:r>
+      <w:r>
+        <w:rPr>
+          <w:rFonts w:ascii="Arial" w:hAnsi="Arial" w:cs="Arial"/>
+          <w:b w:val="0"/>
+          <w:i w:val="0"/>
+          <w:sz w:val="22"/>
+          <w:vertAlign w:val="superscript"/>
+        </w:rPr>
+        <w:t xml:space="preserve">m</w:t>
+      </w:r>
+      <w:r>
+        <w:rPr>
+          <w:rFonts w:ascii="Arial" w:hAnsi="Arial" w:cs="Arial"/>
+          <w:b w:val="0"/>
+          <w:i w:val="0"/>
+          <w:sz w:val="22"/>
+        </w:rPr>
+        <w:t xml:space="preserve"> tetap berbentuk kelipatan pangkat x yang lain, sehingga ketika dikalikan dengan x</w:t>
+      </w:r>
+      <w:r>
+        <w:rPr>
+          <w:rFonts w:ascii="Arial" w:hAnsi="Arial" w:cs="Arial"/>
+          <w:b w:val="0"/>
+          <w:i w:val="0"/>
+          <w:sz w:val="22"/>
+          <w:vertAlign w:val="superscript"/>
+        </w:rPr>
+        <w:t xml:space="preserve">k</w:t>
+      </w:r>
+      <w:r>
+        <w:rPr>
+          <w:rFonts w:ascii="Arial" w:hAnsi="Arial" w:cs="Arial"/>
+          <w:b w:val="0"/>
+          <w:i w:val="0"/>
+          <w:sz w:val="22"/>
+        </w:rPr>
+        <w:t xml:space="preserve"> dari koefisien suku tersebut, seluruh suku menjadi sebanding dengan x</w:t>
+      </w:r>
+      <w:r>
+        <w:rPr>
+          <w:rFonts w:ascii="Arial" w:hAnsi="Arial" w:cs="Arial"/>
+          <w:b w:val="0"/>
+          <w:i w:val="0"/>
+          <w:sz w:val="22"/>
+          <w:vertAlign w:val="superscript"/>
+        </w:rPr>
+        <w:t xml:space="preserve">m</w:t>
+      </w:r>
+      <w:r>
+        <w:rPr>
+          <w:rFonts w:ascii="Arial" w:hAnsi="Arial" w:cs="Arial"/>
+          <w:b w:val="0"/>
+          <w:i w:val="0"/>
+          <w:sz w:val="22"/>
+        </w:rPr>
+        <w:t xml:space="preserve"> dan dapat dibagi habis, meninggalkan persamaan aljabar murni derajat n dalam m.</w:t>
+      </w:r>
+      <w:r>
+        <w:rPr>
+          <w:rFonts w:ascii="Arial" w:hAnsi="Arial" w:cs="Arial"/>
+          <w:b w:val="0"/>
+          <w:i w:val="0"/>
+          <w:sz w:val="22"/>
+        </w:rPr>
+        <w:t xml:space="preserve"> Bentuk ringkasnya dituliskan pada Persamaan (2).</w:t>
       </w:r>
     </w:p>
     <w:p>
@@ -2969,7 +3494,70 @@
           <w:color w:val="305496"/>
           <w:sz w:val="22"/>
         </w:rPr>
-        <w:t>y' = m·x^(m-1),  y'' = m(m-1)·x^(m-2),  y⁽ᵏ⁾ = m(m-1)(m-2)...(m-k+1)·x^(m-k)</w:t>
+        <w:t xml:space="preserve">y' = m·x</w:t>
+      </w:r>
+      <w:r>
+        <w:rPr>
+          <w:rFonts w:ascii="Arial" w:hAnsi="Arial" w:cs="Arial"/>
+          <w:b/>
+          <w:i/>
+          <w:color w:val="305496"/>
+          <w:sz w:val="22"/>
+          <w:vertAlign w:val="superscript"/>
+        </w:rPr>
+        <w:t xml:space="preserve">m-1</w:t>
+      </w:r>
+      <w:r>
+        <w:rPr>
+          <w:rFonts w:ascii="Arial" w:hAnsi="Arial" w:cs="Arial"/>
+          <w:b/>
+          <w:i/>
+          <w:color w:val="305496"/>
+          <w:sz w:val="22"/>
+        </w:rPr>
+        <w:t xml:space="preserve">,  y'' = m(m-1)·x</w:t>
+      </w:r>
+      <w:r>
+        <w:rPr>
+          <w:rFonts w:ascii="Arial" w:hAnsi="Arial" w:cs="Arial"/>
+          <w:b/>
+          <w:i/>
+          <w:color w:val="305496"/>
+          <w:sz w:val="22"/>
+          <w:vertAlign w:val="superscript"/>
+        </w:rPr>
+        <w:t xml:space="preserve">m-2</w:t>
+      </w:r>
+      <w:r>
+        <w:rPr>
+          <w:rFonts w:ascii="Arial" w:hAnsi="Arial" w:cs="Arial"/>
+          <w:b/>
+          <w:i/>
+          <w:color w:val="305496"/>
+          <w:sz w:val="22"/>
+        </w:rPr>
+        <w:t xml:space="preserve">,  y⁽ᵏ⁾ = m(m-1)(m-2)...(m-k+1)·x</w:t>
+      </w:r>
+      <w:r>
+        <w:rPr>
+          <w:rFonts w:ascii="Arial" w:hAnsi="Arial" w:cs="Arial"/>
+          <w:b/>
+          <w:i/>
+          <w:color w:val="305496"/>
+          <w:sz w:val="22"/>
+          <w:vertAlign w:val="superscript"/>
+        </w:rPr>
+        <w:t xml:space="preserve">m-k</w:t>
+      </w:r>
+      <w:r>
+        <w:rPr>
+          <w:rFonts w:ascii="Arial" w:hAnsi="Arial" w:cs="Arial"/>
+          <w:b/>
+          <w:i/>
+          <w:color w:val="305496"/>
+          <w:sz w:val="22"/>
+        </w:rPr>
+        <w:t xml:space="preserve">   (2)</w:t>
       </w:r>
     </w:p>
     <w:p>
@@ -2993,7 +3581,111 @@
           <w:i w:val="0"/>
           <w:sz w:val="22"/>
         </w:rPr>
-        <w:t>Inilah titik krusial yang membedakan orde tinggi dari orde dua secara komputasi: turunan ke-k dari x^m bukan sekadar m^k dikalikan x^(m-k), melainkan hasil kali falling factorial m(m-1)(m-2)...(m-k+1) dikalikan x^(m-k). Untuk k=1, falling factorial-nya adalah m saja (identik dengan m^1). Untuk k=2, falling factorial-nya m(m-1)=m²-m, masih relatif sederhana dan inilah sebabnya di orde dua polinomial karakteristik am(m-1)+bm+c=0 masih terasa dekat dengan am²+... Namun untuk k=3, falling factorial-nya m(m-1)(m-2)=m³-3m²+2m, mulai muncul suku silang -3m² dan 2m yang tidak ada pada m³ biasa. Kesalahan paling umum pada orde tinggi adalah mengabaikan falling factorial ini dan langsung menulis a₃m³+a₂m²+a₁m+a₀=0 sebagai persamaan karakteristik, padahal yang benar memerlukan konversi koefisien terlebih dahulu, sebagaimana akan dijabarkan pada bagian berikutnya.</w:t>
+        <w:t xml:space="preserve">Inilah titik krusial yang membedakan orde tinggi dari orde dua secara komputasi: turunan ke-k dari x</w:t>
+      </w:r>
+      <w:r>
+        <w:rPr>
+          <w:rFonts w:ascii="Arial" w:hAnsi="Arial" w:cs="Arial"/>
+          <w:b w:val="0"/>
+          <w:i w:val="0"/>
+          <w:sz w:val="22"/>
+          <w:vertAlign w:val="superscript"/>
+        </w:rPr>
+        <w:t xml:space="preserve">m</w:t>
+      </w:r>
+      <w:r>
+        <w:rPr>
+          <w:rFonts w:ascii="Arial" w:hAnsi="Arial" w:cs="Arial"/>
+          <w:b w:val="0"/>
+          <w:i w:val="0"/>
+          <w:sz w:val="22"/>
+        </w:rPr>
+        <w:t xml:space="preserve"> bukan sekadar m</w:t>
+      </w:r>
+      <w:r>
+        <w:rPr>
+          <w:rFonts w:ascii="Arial" w:hAnsi="Arial" w:cs="Arial"/>
+          <w:b w:val="0"/>
+          <w:i w:val="0"/>
+          <w:sz w:val="22"/>
+          <w:vertAlign w:val="superscript"/>
+        </w:rPr>
+        <w:t xml:space="preserve">k</w:t>
+      </w:r>
+      <w:r>
+        <w:rPr>
+          <w:rFonts w:ascii="Arial" w:hAnsi="Arial" w:cs="Arial"/>
+          <w:b w:val="0"/>
+          <w:i w:val="0"/>
+          <w:sz w:val="22"/>
+        </w:rPr>
+        <w:t xml:space="preserve"> dikalikan x</w:t>
+      </w:r>
+      <w:r>
+        <w:rPr>
+          <w:rFonts w:ascii="Arial" w:hAnsi="Arial" w:cs="Arial"/>
+          <w:b w:val="0"/>
+          <w:i w:val="0"/>
+          <w:sz w:val="22"/>
+          <w:vertAlign w:val="superscript"/>
+        </w:rPr>
+        <w:t xml:space="preserve">m-k</w:t>
+      </w:r>
+      <w:r>
+        <w:rPr>
+          <w:rFonts w:ascii="Arial" w:hAnsi="Arial" w:cs="Arial"/>
+          <w:b w:val="0"/>
+          <w:i w:val="0"/>
+          <w:sz w:val="22"/>
+        </w:rPr>
+        <w:t xml:space="preserve">, melainkan hasil kali falling factorial m(m-1)(m-2)...(m-k+1) dikalikan x</w:t>
+      </w:r>
+      <w:r>
+        <w:rPr>
+          <w:rFonts w:ascii="Arial" w:hAnsi="Arial" w:cs="Arial"/>
+          <w:b w:val="0"/>
+          <w:i w:val="0"/>
+          <w:sz w:val="22"/>
+          <w:vertAlign w:val="superscript"/>
+        </w:rPr>
+        <w:t xml:space="preserve">m-k</w:t>
+      </w:r>
+      <w:r>
+        <w:rPr>
+          <w:rFonts w:ascii="Arial" w:hAnsi="Arial" w:cs="Arial"/>
+          <w:b w:val="0"/>
+          <w:i w:val="0"/>
+          <w:sz w:val="22"/>
+        </w:rPr>
+        <w:t xml:space="preserve">. Untuk k=1, falling factorial-nya adalah m saja (identik dengan m</w:t>
+      </w:r>
+      <w:r>
+        <w:rPr>
+          <w:rFonts w:ascii="Arial" w:hAnsi="Arial" w:cs="Arial"/>
+          <w:b w:val="0"/>
+          <w:i w:val="0"/>
+          <w:sz w:val="22"/>
+          <w:vertAlign w:val="superscript"/>
+        </w:rPr>
+        <w:t xml:space="preserve">1</w:t>
+      </w:r>
+      <w:r>
+        <w:rPr>
+          <w:rFonts w:ascii="Arial" w:hAnsi="Arial" w:cs="Arial"/>
+          <w:b w:val="0"/>
+          <w:i w:val="0"/>
+          <w:sz w:val="22"/>
+        </w:rPr>
+        <w:t xml:space="preserve">). Untuk k=2, falling factorial-nya m(m-1)=m²-m, masih relatif sederhana dan inilah sebabnya di orde dua polinomial karakteristik am(m-1)+bm+c=0 masih terasa dekat dengan am²+... Namun untuk k=3, falling factorial-nya m(m-1)(m-2)=m³-3m²+2m, mulai muncul suku silang -3m² dan 2m yang tidak ada pada m³ biasa. Kesalahan paling umum pada orde tinggi adalah mengabaikan falling factorial ini dan langsung menulis a₃m³+a₂m²+a₁m+a₀=0 sebagai persamaan karakteristik, padahal yang benar memerlukan konversi koefisien terlebih dahulu, sebagaimana akan dijabarkan pada bagian berikutnya.</w:t>
+      </w:r>
+      <w:r>
+        <w:rPr>
+          <w:rFonts w:ascii="Arial" w:hAnsi="Arial" w:cs="Arial"/>
+          <w:b w:val="0"/>
+          <w:i w:val="0"/>
+          <w:sz w:val="22"/>
+        </w:rPr>
+        <w:t xml:space="preserve"> Persamaan (3) memadatkan aturan tersebut.</w:t>
       </w:r>
     </w:p>
     <w:p>
@@ -3009,7 +3701,38 @@
           <w:color w:val="305496"/>
           <w:sz w:val="22"/>
         </w:rPr>
-        <w:t>m(m-1)(m-2)...(m-k+1)  ≠  m^k   untuk k ≥ 2</w:t>
+        <w:t xml:space="preserve">m(m-1)(m-2)...(m-k+1)  ≠  m</w:t>
+      </w:r>
+      <w:r>
+        <w:rPr>
+          <w:rFonts w:ascii="Arial" w:hAnsi="Arial" w:cs="Arial"/>
+          <w:b/>
+          <w:i/>
+          <w:color w:val="305496"/>
+          <w:sz w:val="22"/>
+          <w:vertAlign w:val="superscript"/>
+        </w:rPr>
+        <w:t xml:space="preserve">k</w:t>
+      </w:r>
+      <w:r>
+        <w:rPr>
+          <w:rFonts w:ascii="Arial" w:hAnsi="Arial" w:cs="Arial"/>
+          <w:b/>
+          <w:i/>
+          <w:color w:val="305496"/>
+          <w:sz w:val="22"/>
+        </w:rPr>
+        <w:t xml:space="preserve">   untuk k ≥ 2</w:t>
+      </w:r>
+      <w:r>
+        <w:rPr>
+          <w:rFonts w:ascii="Arial" w:hAnsi="Arial" w:cs="Arial"/>
+          <w:b/>
+          <w:i/>
+          <w:color w:val="305496"/>
+          <w:sz w:val="22"/>
+        </w:rPr>
+        <w:t xml:space="preserve">   (3)</w:t>
       </w:r>
     </w:p>
     <w:p>
@@ -3056,7 +3779,73 @@
           <w:i w:val="0"/>
           <w:sz w:val="22"/>
         </w:rPr>
-        <w:t>Substitusi y=x^m ke bentuk baku orde n menghasilkan x^m dikalikan jumlah dari setiap aₖ dikalikan falling factorial ke-k. Karena x^m tidak pernah nol untuk x&gt;0, faktor dalam kurung itulah yang harus nol, memberikan polinomial karakteristik derajat n dalam m. Namun koefisien polinomial ini, yang disebut bᵢ, bukan sama dengan koefisien asli aᵢ, melainkan kombinasi linier dari beberapa aᵢ sekaligus, hasil penjumlahan kontribusi falling factorial dari tiap suku.</w:t>
+        <w:t xml:space="preserve">Substitusi y=x</w:t>
+      </w:r>
+      <w:r>
+        <w:rPr>
+          <w:rFonts w:ascii="Arial" w:hAnsi="Arial" w:cs="Arial"/>
+          <w:b w:val="0"/>
+          <w:i w:val="0"/>
+          <w:sz w:val="22"/>
+          <w:vertAlign w:val="superscript"/>
+        </w:rPr>
+        <w:t xml:space="preserve">m</w:t>
+      </w:r>
+      <w:r>
+        <w:rPr>
+          <w:rFonts w:ascii="Arial" w:hAnsi="Arial" w:cs="Arial"/>
+          <w:b w:val="0"/>
+          <w:i w:val="0"/>
+          <w:sz w:val="22"/>
+        </w:rPr>
+        <w:t xml:space="preserve"> ke bentuk baku orde n menghasilkan x</w:t>
+      </w:r>
+      <w:r>
+        <w:rPr>
+          <w:rFonts w:ascii="Arial" w:hAnsi="Arial" w:cs="Arial"/>
+          <w:b w:val="0"/>
+          <w:i w:val="0"/>
+          <w:sz w:val="22"/>
+          <w:vertAlign w:val="superscript"/>
+        </w:rPr>
+        <w:t xml:space="preserve">m</w:t>
+      </w:r>
+      <w:r>
+        <w:rPr>
+          <w:rFonts w:ascii="Arial" w:hAnsi="Arial" w:cs="Arial"/>
+          <w:b w:val="0"/>
+          <w:i w:val="0"/>
+          <w:sz w:val="22"/>
+        </w:rPr>
+        <w:t xml:space="preserve"> dikalikan jumlah dari setiap aₖ dikalikan falling factorial ke-k. Karena x</w:t>
+      </w:r>
+      <w:r>
+        <w:rPr>
+          <w:rFonts w:ascii="Arial" w:hAnsi="Arial" w:cs="Arial"/>
+          <w:b w:val="0"/>
+          <w:i w:val="0"/>
+          <w:sz w:val="22"/>
+          <w:vertAlign w:val="superscript"/>
+        </w:rPr>
+        <w:t xml:space="preserve">m</w:t>
+      </w:r>
+      <w:r>
+        <w:rPr>
+          <w:rFonts w:ascii="Arial" w:hAnsi="Arial" w:cs="Arial"/>
+          <w:b w:val="0"/>
+          <w:i w:val="0"/>
+          <w:sz w:val="22"/>
+        </w:rPr>
+        <w:t xml:space="preserve"> tidak pernah nol untuk x&gt;0, faktor dalam kurung itulah yang harus nol, memberikan polinomial karakteristik derajat n dalam m. Namun koefisien polinomial ini, yang disebut bᵢ, bukan sama dengan koefisien asli aᵢ, melainkan kombinasi linier dari beberapa aᵢ sekaligus, hasil penjumlahan kontribusi falling factorial dari tiap suku.</w:t>
+      </w:r>
+      <w:r>
+        <w:rPr>
+          <w:rFonts w:ascii="Arial" w:hAnsi="Arial" w:cs="Arial"/>
+          <w:b w:val="0"/>
+          <w:i w:val="0"/>
+          <w:sz w:val="22"/>
+        </w:rPr>
+        <w:t xml:space="preserve"> Rangkuman kuantitatifnya tertulis pada Persamaan (4).</w:t>
       </w:r>
     </w:p>
     <w:p>
@@ -3073,6 +3862,16 @@
           <w:sz w:val="22"/>
         </w:rPr>
         <w:t>bₙ·mⁿ + bₙ₋₁·mⁿ⁻¹ + ... + b₁·m + b₀ = 0</w:t>
+      </w:r>
+      <w:r>
+        <w:rPr>
+          <w:rFonts w:ascii="Arial" w:hAnsi="Arial" w:cs="Arial"/>
+          <w:b/>
+          <w:i/>
+          <w:color w:val="305496"/>
+          <w:sz w:val="22"/>
+        </w:rPr>
+        <w:t xml:space="preserve">   (4)</w:t>
       </w:r>
     </w:p>
     <w:p>
@@ -3155,6 +3954,24 @@
         </w:rPr>
         <w:t>Gambar 2 merangkum rumus konversi yang wajib dihafal untuk dua orde yang paling sering muncul pada tugas dan aplikasi rekayasa, yaitu orde tiga dan orde empat. Rumus ini diturunkan langsung dari ekspansi falling factorial: untuk orde tiga, ekspansi m(m-1)(m-2)=m³-3m²+2m memberi koefisien (1, -3, 2), yang menjadi dasar rumus b₂=a₂-3a₃ dan b₁=a₁-a₂+2a₃. Untuk orde empat, ekspansi m(m-1)(m-2)(m-3)=m⁴-6m³+11m²-6m memberi koefisien (1, -6, 11, -6), bilangan-bilangan ini dikenal sebagai bilangan Stirling jenis pertama tanpa tanda, dan menjadi dasar rumus b₃=a₃-6a₄, b₂=a₂-3a₃+11a₄, dan b₁=a₁-a₂+2a₃-6a₄. Pada kedua orde, bₙ=aₙ (koefisien tertinggi tidak berubah) dan b₀=a₀ (suku tanpa turunan tidak berubah), karena keduanya tidak melibatkan falling factorial derajat lebih dari nol.</w:t>
       </w:r>
+      <w:r>
+        <w:rPr>
+          <w:rFonts w:ascii="Arial" w:hAnsi="Arial" w:cs="Arial"/>
+          <w:b w:val="0"/>
+          <w:i w:val="0"/>
+          <w:sz w:val="22"/>
+        </w:rPr>
+        <w:t xml:space="preserve"> Hubungan ini dirangkum dalam Persamaan (5).</w:t>
+      </w:r>
+      <w:r>
+        <w:rPr>
+          <w:rFonts w:ascii="Arial" w:hAnsi="Arial" w:cs="Arial"/>
+          <w:b w:val="0"/>
+          <w:i w:val="0"/>
+          <w:sz w:val="22"/>
+        </w:rPr>
+        <w:t xml:space="preserve"> Bentuk ringkasnya dituliskan pada Persamaan (6).</w:t>
+      </w:r>
     </w:p>
     <w:p>
       <w:pPr>
@@ -3171,6 +3988,16 @@
         </w:rPr>
         <w:t>Orde 3:  b₃=a₃, b₂=a₂-3a₃, b₁=a₁-a₂+2a₃, b₀=a₀</w:t>
       </w:r>
+      <w:r>
+        <w:rPr>
+          <w:rFonts w:ascii="Arial" w:hAnsi="Arial" w:cs="Arial"/>
+          <w:b/>
+          <w:i/>
+          <w:color w:val="305496"/>
+          <w:sz w:val="22"/>
+        </w:rPr>
+        <w:t xml:space="preserve">   (5)</w:t>
+      </w:r>
     </w:p>
     <w:p>
       <w:pPr>
@@ -3186,6 +4013,16 @@
           <w:sz w:val="22"/>
         </w:rPr>
         <w:t>Orde 4:  b₄=a₄, b₃=a₃-6a₄, b₂=a₂-3a₃+11a₄, b₁=a₁-a₂+2a₃-6a₄, b₀=a₀</w:t>
+      </w:r>
+      <w:r>
+        <w:rPr>
+          <w:rFonts w:ascii="Arial" w:hAnsi="Arial" w:cs="Arial"/>
+          <w:b/>
+          <w:i/>
+          <w:color w:val="305496"/>
+          <w:sz w:val="22"/>
+        </w:rPr>
+        <w:t xml:space="preserve">   (6)</w:t>
       </w:r>
     </w:p>
     <w:p>
@@ -3296,7 +4133,73 @@
           <w:i w:val="0"/>
           <w:sz w:val="22"/>
         </w:rPr>
-        <w:t>Bila seluruh n akar m₁,...,mₙ real dan berbeda satu sama lain, basis solusinya adalah n fungsi {x^m₁, x^m₂, ..., x^mₙ}, independen linier karena Wronskian berbentuk seperti determinan Vandermonde yang tidak pernah nol selama seluruh mᵢ berbeda.</w:t>
+        <w:t xml:space="preserve">Bila seluruh n akar m₁,...,mₙ real dan berbeda satu sama lain, basis solusinya adalah n fungsi {x</w:t>
+      </w:r>
+      <w:r>
+        <w:rPr>
+          <w:rFonts w:ascii="Arial" w:hAnsi="Arial" w:cs="Arial"/>
+          <w:b w:val="0"/>
+          <w:i w:val="0"/>
+          <w:sz w:val="22"/>
+          <w:vertAlign w:val="superscript"/>
+        </w:rPr>
+        <w:t xml:space="preserve">m</w:t>
+      </w:r>
+      <w:r>
+        <w:rPr>
+          <w:rFonts w:ascii="Arial" w:hAnsi="Arial" w:cs="Arial"/>
+          <w:b w:val="0"/>
+          <w:i w:val="0"/>
+          <w:sz w:val="22"/>
+        </w:rPr>
+        <w:t xml:space="preserve">₁, x</w:t>
+      </w:r>
+      <w:r>
+        <w:rPr>
+          <w:rFonts w:ascii="Arial" w:hAnsi="Arial" w:cs="Arial"/>
+          <w:b w:val="0"/>
+          <w:i w:val="0"/>
+          <w:sz w:val="22"/>
+          <w:vertAlign w:val="superscript"/>
+        </w:rPr>
+        <w:t xml:space="preserve">m</w:t>
+      </w:r>
+      <w:r>
+        <w:rPr>
+          <w:rFonts w:ascii="Arial" w:hAnsi="Arial" w:cs="Arial"/>
+          <w:b w:val="0"/>
+          <w:i w:val="0"/>
+          <w:sz w:val="22"/>
+        </w:rPr>
+        <w:t xml:space="preserve">₂, ..., x</w:t>
+      </w:r>
+      <w:r>
+        <w:rPr>
+          <w:rFonts w:ascii="Arial" w:hAnsi="Arial" w:cs="Arial"/>
+          <w:b w:val="0"/>
+          <w:i w:val="0"/>
+          <w:sz w:val="22"/>
+          <w:vertAlign w:val="superscript"/>
+        </w:rPr>
+        <w:t xml:space="preserve">m</w:t>
+      </w:r>
+      <w:r>
+        <w:rPr>
+          <w:rFonts w:ascii="Arial" w:hAnsi="Arial" w:cs="Arial"/>
+          <w:b w:val="0"/>
+          <w:i w:val="0"/>
+          <w:sz w:val="22"/>
+        </w:rPr>
+        <w:t xml:space="preserve">ₙ}, independen linier karena Wronskian berbentuk seperti determinan Vandermonde yang tidak pernah nol selama seluruh mᵢ berbeda.</w:t>
+      </w:r>
+      <w:r>
+        <w:rPr>
+          <w:rFonts w:ascii="Arial" w:hAnsi="Arial" w:cs="Arial"/>
+          <w:b w:val="0"/>
+          <w:i w:val="0"/>
+          <w:sz w:val="22"/>
+        </w:rPr>
+        <w:t xml:space="preserve"> Persamaan (7) memadatkan aturan tersebut.</w:t>
       </w:r>
     </w:p>
     <w:p>
@@ -3312,7 +4215,80 @@
           <w:color w:val="305496"/>
           <w:sz w:val="22"/>
         </w:rPr>
-        <w:t>y(x) = c₁·x^m₁ + c₂·x^m₂ + ... + cₙ·x^mₙ   (x &gt; 0)</w:t>
+        <w:t xml:space="preserve">y(x) = c₁·x</w:t>
+      </w:r>
+      <w:r>
+        <w:rPr>
+          <w:rFonts w:ascii="Arial" w:hAnsi="Arial" w:cs="Arial"/>
+          <w:b/>
+          <w:i/>
+          <w:color w:val="305496"/>
+          <w:sz w:val="22"/>
+          <w:vertAlign w:val="superscript"/>
+        </w:rPr>
+        <w:t xml:space="preserve">m</w:t>
+      </w:r>
+      <w:r>
+        <w:rPr>
+          <w:rFonts w:ascii="Arial" w:hAnsi="Arial" w:cs="Arial"/>
+          <w:b/>
+          <w:i/>
+          <w:color w:val="305496"/>
+          <w:sz w:val="22"/>
+        </w:rPr>
+        <w:t xml:space="preserve">₁ + c₂·x</w:t>
+      </w:r>
+      <w:r>
+        <w:rPr>
+          <w:rFonts w:ascii="Arial" w:hAnsi="Arial" w:cs="Arial"/>
+          <w:b/>
+          <w:i/>
+          <w:color w:val="305496"/>
+          <w:sz w:val="22"/>
+          <w:vertAlign w:val="superscript"/>
+        </w:rPr>
+        <w:t xml:space="preserve">m</w:t>
+      </w:r>
+      <w:r>
+        <w:rPr>
+          <w:rFonts w:ascii="Arial" w:hAnsi="Arial" w:cs="Arial"/>
+          <w:b/>
+          <w:i/>
+          <w:color w:val="305496"/>
+          <w:sz w:val="22"/>
+        </w:rPr>
+        <w:t xml:space="preserve">₂ + ... + cₙ·x</w:t>
+      </w:r>
+      <w:r>
+        <w:rPr>
+          <w:rFonts w:ascii="Arial" w:hAnsi="Arial" w:cs="Arial"/>
+          <w:b/>
+          <w:i/>
+          <w:color w:val="305496"/>
+          <w:sz w:val="22"/>
+          <w:vertAlign w:val="superscript"/>
+        </w:rPr>
+        <w:t xml:space="preserve">m</w:t>
+      </w:r>
+      <w:r>
+        <w:rPr>
+          <w:rFonts w:ascii="Arial" w:hAnsi="Arial" w:cs="Arial"/>
+          <w:b/>
+          <w:i/>
+          <w:color w:val="305496"/>
+          <w:sz w:val="22"/>
+        </w:rPr>
+        <w:t xml:space="preserve">ₙ   (x &gt; 0)</w:t>
+      </w:r>
+      <w:r>
+        <w:rPr>
+          <w:rFonts w:ascii="Arial" w:hAnsi="Arial" w:cs="Arial"/>
+          <w:b/>
+          <w:i/>
+          <w:color w:val="305496"/>
+          <w:sz w:val="22"/>
+        </w:rPr>
+        <w:t xml:space="preserve">   (7)</w:t>
       </w:r>
     </w:p>
     <w:p>
@@ -3338,6 +4314,24 @@
         </w:rPr>
         <w:t>Selesaikan PD x³y'''-8xy'+8y=0 (a₃=1, a₂=0, a₁=-8, a₀=8) dengan x&gt;0. Konversi (sudah dihitung di atas): b₃=1, b₂=-3, b₁=-6, b₀=8, sehingga karakteristik m³-3m²-6m+8=0. Coba kandidat akar rasional dari faktor 8/1 yaitu ±1,±2,±4,±8: substitusi m=1 memberi 1-3-6+8=0, jadi m=1 adalah akar. Pembagian sintetis (dijabarkan penuh pada Gambar 6) memberi hasil bagi m²-2m-8=(m-4)(m+2), sehingga akar lengkapnya m=1, m=4, m=-2, semuanya real dan berbeda.</w:t>
       </w:r>
+      <w:r>
+        <w:rPr>
+          <w:rFonts w:ascii="Arial" w:hAnsi="Arial" w:cs="Arial"/>
+          <w:b w:val="0"/>
+          <w:i w:val="0"/>
+          <w:sz w:val="22"/>
+        </w:rPr>
+        <w:t xml:space="preserve"> Rangkuman kuantitatifnya tertulis pada Persamaan (8).</w:t>
+      </w:r>
+      <w:r>
+        <w:rPr>
+          <w:rFonts w:ascii="Arial" w:hAnsi="Arial" w:cs="Arial"/>
+          <w:b w:val="0"/>
+          <w:i w:val="0"/>
+          <w:sz w:val="22"/>
+        </w:rPr>
+        <w:t xml:space="preserve"> Hubungan ini dirangkum dalam Persamaan (9).</w:t>
+      </w:r>
     </w:p>
     <w:p>
       <w:pPr>
@@ -3354,6 +4348,16 @@
         </w:rPr>
         <w:t>Karakteristik: m³-3m²-6m+8=0  →  akar m=1, 4, -2</w:t>
       </w:r>
+      <w:r>
+        <w:rPr>
+          <w:rFonts w:ascii="Arial" w:hAnsi="Arial" w:cs="Arial"/>
+          <w:b/>
+          <w:i/>
+          <w:color w:val="305496"/>
+          <w:sz w:val="22"/>
+        </w:rPr>
+        <w:t xml:space="preserve">   (8)</w:t>
+      </w:r>
     </w:p>
     <w:p>
       <w:pPr>
@@ -3369,6 +4373,16 @@
           <w:sz w:val="22"/>
         </w:rPr>
         <w:t>✓ Solusi Umum:   y(x) = c₁·x + c₂·x⁴ + c₃·x⁻²</w:t>
+      </w:r>
+      <w:r>
+        <w:rPr>
+          <w:rFonts w:ascii="Arial" w:hAnsi="Arial" w:cs="Arial"/>
+          <w:b/>
+          <w:i/>
+          <w:color w:val="305496"/>
+          <w:sz w:val="22"/>
+        </w:rPr>
+        <w:t xml:space="preserve">   (9)</w:t>
       </w:r>
     </w:p>
     <w:p>
@@ -3489,7 +4503,35 @@
           <w:i w:val="0"/>
           <w:sz w:val="22"/>
         </w:rPr>
-        <w:t>Pada orde dua, akar berganda paling banyak multiplisitas dua. Pada orde n, sebuah akar bisa muncul hingga multiplisitas n, misalnya m=2 muncul tiga kali pada (m-2)³=0. Untuk akar dengan multiplisitas k, basis solusinya adalah k fungsi independen yang dibentuk dari perkalian x^m dengan pangkat (ln x), pola yang sama persis dengan Pertemuan 6 tetapi diperluas.</w:t>
+        <w:t xml:space="preserve">Pada orde dua, akar berganda paling banyak multiplisitas dua. Pada orde n, sebuah akar bisa muncul hingga multiplisitas n, misalnya m=2 muncul tiga kali pada (m-2)³=0. Untuk akar dengan multiplisitas k, basis solusinya adalah k fungsi independen yang dibentuk dari perkalian x</w:t>
+      </w:r>
+      <w:r>
+        <w:rPr>
+          <w:rFonts w:ascii="Arial" w:hAnsi="Arial" w:cs="Arial"/>
+          <w:b w:val="0"/>
+          <w:i w:val="0"/>
+          <w:sz w:val="22"/>
+          <w:vertAlign w:val="superscript"/>
+        </w:rPr>
+        <w:t xml:space="preserve">m</w:t>
+      </w:r>
+      <w:r>
+        <w:rPr>
+          <w:rFonts w:ascii="Arial" w:hAnsi="Arial" w:cs="Arial"/>
+          <w:b w:val="0"/>
+          <w:i w:val="0"/>
+          <w:sz w:val="22"/>
+        </w:rPr>
+        <w:t xml:space="preserve"> dengan pangkat (ln x), pola yang sama persis dengan Pertemuan 6 tetapi diperluas.</w:t>
+      </w:r>
+      <w:r>
+        <w:rPr>
+          <w:rFonts w:ascii="Arial" w:hAnsi="Arial" w:cs="Arial"/>
+          <w:b w:val="0"/>
+          <w:i w:val="0"/>
+          <w:sz w:val="22"/>
+        </w:rPr>
+        <w:t xml:space="preserve"> Bentuk ringkasnya dituliskan pada Persamaan (10).</w:t>
       </w:r>
     </w:p>
     <w:p>
@@ -3505,7 +4547,80 @@
           <w:color w:val="305496"/>
           <w:sz w:val="22"/>
         </w:rPr>
-        <w:t>y_berganda(x) = (c₁ + c₂·ln x + c₃·(ln x)² + ... + cₖ·(ln x)^(k-1))·x^m</w:t>
+        <w:t xml:space="preserve"/>
+      </w:r>
+      <w:r>
+        <w:rPr>
+          <w:rFonts w:ascii="Arial" w:hAnsi="Arial" w:cs="Arial"/>
+          <w:b/>
+          <w:i/>
+          <w:color w:val="305496"/>
+          <w:sz w:val="22"/>
+        </w:rPr>
+        <w:t xml:space="preserve">y</w:t>
+      </w:r>
+      <w:r>
+        <w:rPr>
+          <w:rFonts w:ascii="Arial" w:hAnsi="Arial" w:cs="Arial"/>
+          <w:b/>
+          <w:i/>
+          <w:color w:val="305496"/>
+          <w:sz w:val="22"/>
+          <w:vertAlign w:val="subscript"/>
+        </w:rPr>
+        <w:t xml:space="preserve">berganda</w:t>
+      </w:r>
+      <w:r>
+        <w:rPr>
+          <w:rFonts w:ascii="Arial" w:hAnsi="Arial" w:cs="Arial"/>
+          <w:b/>
+          <w:i/>
+          <w:color w:val="305496"/>
+          <w:sz w:val="22"/>
+        </w:rPr>
+        <w:t xml:space="preserve">(x) = (c₁ + c₂·ln x + c₃·(ln x)² + ... + cₖ·(ln x)</w:t>
+      </w:r>
+      <w:r>
+        <w:rPr>
+          <w:rFonts w:ascii="Arial" w:hAnsi="Arial" w:cs="Arial"/>
+          <w:b/>
+          <w:i/>
+          <w:color w:val="305496"/>
+          <w:sz w:val="22"/>
+          <w:vertAlign w:val="superscript"/>
+        </w:rPr>
+        <w:t xml:space="preserve">k-1</w:t>
+      </w:r>
+      <w:r>
+        <w:rPr>
+          <w:rFonts w:ascii="Arial" w:hAnsi="Arial" w:cs="Arial"/>
+          <w:b/>
+          <w:i/>
+          <w:color w:val="305496"/>
+          <w:sz w:val="22"/>
+        </w:rPr>
+        <w:t xml:space="preserve">)·x</w:t>
+      </w:r>
+      <w:r>
+        <w:rPr>
+          <w:rFonts w:ascii="Arial" w:hAnsi="Arial" w:cs="Arial"/>
+          <w:b/>
+          <w:i/>
+          <w:color w:val="305496"/>
+          <w:sz w:val="22"/>
+          <w:vertAlign w:val="superscript"/>
+        </w:rPr>
+        <w:t xml:space="preserve">m</w:t>
+      </w:r>
+      <w:r>
+        <w:rPr>
+          <w:rFonts w:ascii="Arial" w:hAnsi="Arial" w:cs="Arial"/>
+          <w:b/>
+          <w:i/>
+          <w:color w:val="305496"/>
+          <w:sz w:val="22"/>
+        </w:rPr>
+        <w:t xml:space="preserve">   (10)</w:t>
       </w:r>
     </w:p>
     <w:p>
@@ -3531,6 +4646,24 @@
         </w:rPr>
         <w:t>Selesaikan PD x³y'''-4x²y''+10xy'-12y=0 (a₃=1, a₂=-4, a₁=10, a₀=-12) dengan x&gt;0. Konversi: b₃=1, b₂=-4-3=-7, b₁=10+4+2=16, b₀=-12, karakteristik m³-7m²+16m-12=0. Kandidat akar dari faktor 12: coba m=2, hasil 8-28+32-12=0, akar ditemukan. Pembagian sintetis pertama memberi hasil bagi m²-5m+6. Karena diduga ada akar berganda, coba m=2 lagi pada polinomial sisa ini: 4-10+6=0, cocok lagi, artinya m=2 adalah akar dengan multiplisitas dua. Pembagian sintetis kedua memberi hasil bagi m-3, sehingga akar terakhir m=3 (simple). Total: m=2 (multiplisitas 2), m=3 (multiplisitas 1), sesuai dengan derajat polinomial 3.</w:t>
       </w:r>
+      <w:r>
+        <w:rPr>
+          <w:rFonts w:ascii="Arial" w:hAnsi="Arial" w:cs="Arial"/>
+          <w:b w:val="0"/>
+          <w:i w:val="0"/>
+          <w:sz w:val="22"/>
+        </w:rPr>
+        <w:t xml:space="preserve"> Persamaan (11) memadatkan aturan tersebut.</w:t>
+      </w:r>
+      <w:r>
+        <w:rPr>
+          <w:rFonts w:ascii="Arial" w:hAnsi="Arial" w:cs="Arial"/>
+          <w:b w:val="0"/>
+          <w:i w:val="0"/>
+          <w:sz w:val="22"/>
+        </w:rPr>
+        <w:t xml:space="preserve"> Rangkuman kuantitatifnya tertulis pada Persamaan (12).</w:t>
+      </w:r>
     </w:p>
     <w:p>
       <w:pPr>
@@ -3547,6 +4680,16 @@
         </w:rPr>
         <w:t>Karakteristik: m³-7m²+16m-12=0 = (m-2)²(m-3)  →  m=2 (double), m=3 (simple)</w:t>
       </w:r>
+      <w:r>
+        <w:rPr>
+          <w:rFonts w:ascii="Arial" w:hAnsi="Arial" w:cs="Arial"/>
+          <w:b/>
+          <w:i/>
+          <w:color w:val="305496"/>
+          <w:sz w:val="22"/>
+        </w:rPr>
+        <w:t xml:space="preserve">   (11)</w:t>
+      </w:r>
     </w:p>
     <w:p>
       <w:pPr>
@@ -3562,6 +4705,16 @@
           <w:sz w:val="22"/>
         </w:rPr>
         <w:t>✓ Solusi Umum:   y(x) = (c₁ + c₂·ln x)·x² + c₃·x³</w:t>
+      </w:r>
+      <w:r>
+        <w:rPr>
+          <w:rFonts w:ascii="Arial" w:hAnsi="Arial" w:cs="Arial"/>
+          <w:b/>
+          <w:i/>
+          <w:color w:val="305496"/>
+          <w:sz w:val="22"/>
+        </w:rPr>
+        <w:t xml:space="preserve">   (12)</w:t>
       </w:r>
     </w:p>
     <w:p>
@@ -3666,7 +4819,64 @@
           <w:i w:val="0"/>
           <w:sz w:val="22"/>
         </w:rPr>
-        <w:t>Tiap akar dengan multiplisitas k menyumbang tepat k fungsi basis dengan pangkat (ln x) dari 0 hingga k-1, dan jumlah seluruh multiplisitas selalu sama dengan orde n. Kesalahan paling klasik pada kasus ini adalah menulis (c₁+c₂x)x^m alih-alih (c₁+c₂ln x)x^m, meniru pola PD koefisien konstan tanpa menyesuaikan struktur Euler-Cauchy; aturan emasnya, ansatz x^m selalu berpasangan dengan pangkat ln x, bukan pangkat x biasa.</w:t>
+        <w:t xml:space="preserve">Tiap akar dengan multiplisitas k menyumbang tepat k fungsi basis dengan pangkat (ln x) dari 0 hingga k-1, dan jumlah seluruh multiplisitas selalu sama dengan orde n. Kesalahan paling klasik pada kasus ini adalah menulis (c₁+c₂x)x</w:t>
+      </w:r>
+      <w:r>
+        <w:rPr>
+          <w:rFonts w:ascii="Arial" w:hAnsi="Arial" w:cs="Arial"/>
+          <w:b w:val="0"/>
+          <w:i w:val="0"/>
+          <w:sz w:val="22"/>
+          <w:vertAlign w:val="superscript"/>
+        </w:rPr>
+        <w:t xml:space="preserve">m</w:t>
+      </w:r>
+      <w:r>
+        <w:rPr>
+          <w:rFonts w:ascii="Arial" w:hAnsi="Arial" w:cs="Arial"/>
+          <w:b w:val="0"/>
+          <w:i w:val="0"/>
+          <w:sz w:val="22"/>
+        </w:rPr>
+        <w:t xml:space="preserve"> alih-alih (c₁+c₂ln x)x</w:t>
+      </w:r>
+      <w:r>
+        <w:rPr>
+          <w:rFonts w:ascii="Arial" w:hAnsi="Arial" w:cs="Arial"/>
+          <w:b w:val="0"/>
+          <w:i w:val="0"/>
+          <w:sz w:val="22"/>
+          <w:vertAlign w:val="superscript"/>
+        </w:rPr>
+        <w:t xml:space="preserve">m</w:t>
+      </w:r>
+      <w:r>
+        <w:rPr>
+          <w:rFonts w:ascii="Arial" w:hAnsi="Arial" w:cs="Arial"/>
+          <w:b w:val="0"/>
+          <w:i w:val="0"/>
+          <w:sz w:val="22"/>
+        </w:rPr>
+        <w:t xml:space="preserve">, meniru pola PD koefisien konstan tanpa menyesuaikan struktur Euler-Cauchy; aturan emasnya, ansatz x</w:t>
+      </w:r>
+      <w:r>
+        <w:rPr>
+          <w:rFonts w:ascii="Arial" w:hAnsi="Arial" w:cs="Arial"/>
+          <w:b w:val="0"/>
+          <w:i w:val="0"/>
+          <w:sz w:val="22"/>
+          <w:vertAlign w:val="superscript"/>
+        </w:rPr>
+        <w:t xml:space="preserve">m</w:t>
+      </w:r>
+      <w:r>
+        <w:rPr>
+          <w:rFonts w:ascii="Arial" w:hAnsi="Arial" w:cs="Arial"/>
+          <w:b w:val="0"/>
+          <w:i w:val="0"/>
+          <w:sz w:val="22"/>
+        </w:rPr>
+        <w:t xml:space="preserve"> selalu berpasangan dengan pangkat ln x, bukan pangkat x biasa.</w:t>
       </w:r>
     </w:p>
     <w:p>
@@ -3706,7 +4916,35 @@
           <w:i w:val="0"/>
           <w:sz w:val="22"/>
         </w:rPr>
-        <w:t>Akar kompleks m=α±βi menghasilkan solusi real x^α·[c₁·cos(β·ln x)+c₂·sin(β·ln x)], identik dengan Pertemuan 6. Yang baru di orde tinggi: sepasang akar kompleks konjugat dapat berganda juga, mulai muncul di orde empat. Contoh (m²+1)²=0 memberi m=±i masing-masing dengan multiplisitas dua, basis menjadi empat fungsi real: cos(ln x), sin(ln x), ln x·cos(ln x), ln x·sin(ln x).</w:t>
+        <w:t xml:space="preserve">Akar kompleks m=α±βi menghasilkan solusi real x</w:t>
+      </w:r>
+      <w:r>
+        <w:rPr>
+          <w:rFonts w:ascii="Arial" w:hAnsi="Arial" w:cs="Arial"/>
+          <w:b w:val="0"/>
+          <w:i w:val="0"/>
+          <w:sz w:val="22"/>
+          <w:vertAlign w:val="superscript"/>
+        </w:rPr>
+        <w:t xml:space="preserve">α</w:t>
+      </w:r>
+      <w:r>
+        <w:rPr>
+          <w:rFonts w:ascii="Arial" w:hAnsi="Arial" w:cs="Arial"/>
+          <w:b w:val="0"/>
+          <w:i w:val="0"/>
+          <w:sz w:val="22"/>
+        </w:rPr>
+        <w:t xml:space="preserve">·[c₁·cos(β·ln x)+c₂·sin(β·ln x)], identik dengan Pertemuan 6. Yang baru di orde tinggi: sepasang akar kompleks konjugat dapat berganda juga, mulai muncul di orde empat. Contoh (m²+1)²=0 memberi m=±i masing-masing dengan multiplisitas dua, basis menjadi empat fungsi real: cos(ln x), sin(ln x), ln x·cos(ln x), ln x·sin(ln x).</w:t>
+      </w:r>
+      <w:r>
+        <w:rPr>
+          <w:rFonts w:ascii="Arial" w:hAnsi="Arial" w:cs="Arial"/>
+          <w:b w:val="0"/>
+          <w:i w:val="0"/>
+          <w:sz w:val="22"/>
+        </w:rPr>
+        <w:t xml:space="preserve"> Hubungan ini dirangkum dalam Persamaan (13).</w:t>
       </w:r>
     </w:p>
     <w:p>
@@ -3722,7 +4960,59 @@
           <w:color w:val="305496"/>
           <w:sz w:val="22"/>
         </w:rPr>
-        <w:t>m = α ± βi (multiplisitas k)  →  x^α·(ln x)^j·[cos(β·ln x), sin(β·ln x)],  j=0..k-1</w:t>
+        <w:t xml:space="preserve">m = α ± βi (multiplisitas k)  →  x</w:t>
+      </w:r>
+      <w:r>
+        <w:rPr>
+          <w:rFonts w:ascii="Arial" w:hAnsi="Arial" w:cs="Arial"/>
+          <w:b/>
+          <w:i/>
+          <w:color w:val="305496"/>
+          <w:sz w:val="22"/>
+          <w:vertAlign w:val="superscript"/>
+        </w:rPr>
+        <w:t xml:space="preserve">α</w:t>
+      </w:r>
+      <w:r>
+        <w:rPr>
+          <w:rFonts w:ascii="Arial" w:hAnsi="Arial" w:cs="Arial"/>
+          <w:b/>
+          <w:i/>
+          <w:color w:val="305496"/>
+          <w:sz w:val="22"/>
+        </w:rPr>
+        <w:t xml:space="preserve">·(ln x)</w:t>
+      </w:r>
+      <w:r>
+        <w:rPr>
+          <w:rFonts w:ascii="Arial" w:hAnsi="Arial" w:cs="Arial"/>
+          <w:b/>
+          <w:i/>
+          <w:color w:val="305496"/>
+          <w:sz w:val="22"/>
+          <w:vertAlign w:val="superscript"/>
+        </w:rPr>
+        <w:t xml:space="preserve">j</w:t>
+      </w:r>
+      <w:r>
+        <w:rPr>
+          <w:rFonts w:ascii="Arial" w:hAnsi="Arial" w:cs="Arial"/>
+          <w:b/>
+          <w:i/>
+          <w:color w:val="305496"/>
+          <w:sz w:val="22"/>
+        </w:rPr>
+        <w:t xml:space="preserve">·[cos(β·ln x), sin(β·ln x)],  j=0..k-1</w:t>
+      </w:r>
+      <w:r>
+        <w:rPr>
+          <w:rFonts w:ascii="Arial" w:hAnsi="Arial" w:cs="Arial"/>
+          <w:b/>
+          <w:i/>
+          <w:color w:val="305496"/>
+          <w:sz w:val="22"/>
+        </w:rPr>
+        <w:t xml:space="preserve">   (13)</w:t>
       </w:r>
     </w:p>
     <w:p>
@@ -3748,6 +5038,15 @@
         </w:rPr>
         <w:t>Selesaikan PD x³y'''+2x²y''+xy'-y=0 (a₃=1, a₂=2, a₁=1, a₀=-1). Konversi: b₃=1, b₂=2-3=-1, b₁=1-2+2=1, b₀=-1, karakteristik m³-m²+m-1=0. Coba m=1: 1-1+1-1=0, akar ditemukan. Pembagian sintetis memberi hasil bagi m²+1, yang akarnya m=±i murni imajiner (α=0, β=1). Akar lengkap: m₁=1 (real) dan m=±i (kompleks sederhana, bukan berganda).</w:t>
       </w:r>
+      <w:r>
+        <w:rPr>
+          <w:rFonts w:ascii="Arial" w:hAnsi="Arial" w:cs="Arial"/>
+          <w:b w:val="0"/>
+          <w:i w:val="0"/>
+          <w:sz w:val="22"/>
+        </w:rPr>
+        <w:t xml:space="preserve"> Bentuk ringkasnya dituliskan pada Persamaan (14).</w:t>
+      </w:r>
     </w:p>
     <w:p>
       <w:pPr>
@@ -3764,6 +5063,16 @@
         </w:rPr>
         <w:t>✓ Solusi Umum:   y(x) = c₁·x + c₂·cos(ln x) + c₃·sin(ln x)</w:t>
       </w:r>
+      <w:r>
+        <w:rPr>
+          <w:rFonts w:ascii="Arial" w:hAnsi="Arial" w:cs="Arial"/>
+          <w:b/>
+          <w:i/>
+          <w:color w:val="305496"/>
+          <w:sz w:val="22"/>
+        </w:rPr>
+        <w:t xml:space="preserve">   (14)</w:t>
+      </w:r>
     </w:p>
     <w:p>
       <w:pPr>
@@ -3786,7 +5095,63 @@
           <w:i w:val="0"/>
           <w:sz w:val="22"/>
         </w:rPr>
-        <w:t>Selesaikan PD orde 4 dengan karakteristik (m²+1)²=m⁴+2m²+1=0. Faktor ini menunjukkan kuadrat sempurna: akar dari m²+1=0, yaitu m=±i, masing-masing muncul dua kali karena kuadrat. Akar kompleks ±βi dengan multiplisitas k menyumbang 2k fungsi basis: (ln x)^j·cos(β ln x) dan (ln x)^j·sin(β ln x) untuk j=0 hingga k-1.</w:t>
+        <w:t xml:space="preserve">Selesaikan PD orde 4 dengan karakteristik (m²+1)²=m⁴+2m²+1=0. Faktor ini menunjukkan kuadrat sempurna: akar dari m²+1=0, yaitu m=±i, masing-masing muncul dua kali karena kuadrat. Akar kompleks ±βi dengan multiplisitas k menyumbang 2k fungsi basis: (ln x)</w:t>
+      </w:r>
+      <w:r>
+        <w:rPr>
+          <w:rFonts w:ascii="Arial" w:hAnsi="Arial" w:cs="Arial"/>
+          <w:b w:val="0"/>
+          <w:i w:val="0"/>
+          <w:sz w:val="22"/>
+          <w:vertAlign w:val="superscript"/>
+        </w:rPr>
+        <w:t xml:space="preserve">j</w:t>
+      </w:r>
+      <w:r>
+        <w:rPr>
+          <w:rFonts w:ascii="Arial" w:hAnsi="Arial" w:cs="Arial"/>
+          <w:b w:val="0"/>
+          <w:i w:val="0"/>
+          <w:sz w:val="22"/>
+        </w:rPr>
+        <w:t xml:space="preserve">·cos(β ln x) dan (ln x)</w:t>
+      </w:r>
+      <w:r>
+        <w:rPr>
+          <w:rFonts w:ascii="Arial" w:hAnsi="Arial" w:cs="Arial"/>
+          <w:b w:val="0"/>
+          <w:i w:val="0"/>
+          <w:sz w:val="22"/>
+          <w:vertAlign w:val="superscript"/>
+        </w:rPr>
+        <w:t xml:space="preserve">j</w:t>
+      </w:r>
+      <w:r>
+        <w:rPr>
+          <w:rFonts w:ascii="Arial" w:hAnsi="Arial" w:cs="Arial"/>
+          <w:b w:val="0"/>
+          <w:i w:val="0"/>
+          <w:sz w:val="22"/>
+        </w:rPr>
+        <w:t xml:space="preserve">·sin(β ln x) untuk j=0 hingga k-1.</w:t>
+      </w:r>
+      <w:r>
+        <w:rPr>
+          <w:rFonts w:ascii="Arial" w:hAnsi="Arial" w:cs="Arial"/>
+          <w:b w:val="0"/>
+          <w:i w:val="0"/>
+          <w:sz w:val="22"/>
+        </w:rPr>
+        <w:t xml:space="preserve"> Persamaan (15) memadatkan aturan tersebut.</w:t>
+      </w:r>
+      <w:r>
+        <w:rPr>
+          <w:rFonts w:ascii="Arial" w:hAnsi="Arial" w:cs="Arial"/>
+          <w:b w:val="0"/>
+          <w:i w:val="0"/>
+          <w:sz w:val="22"/>
+        </w:rPr>
+        <w:t xml:space="preserve"> Rangkuman kuantitatifnya tertulis pada Persamaan (16).</w:t>
       </w:r>
     </w:p>
     <w:p>
@@ -3804,6 +5169,16 @@
         </w:rPr>
         <w:t>Akar: m=±i, multiplisitas 2 (α=0, β=1)</w:t>
       </w:r>
+      <w:r>
+        <w:rPr>
+          <w:rFonts w:ascii="Arial" w:hAnsi="Arial" w:cs="Arial"/>
+          <w:b/>
+          <w:i/>
+          <w:color w:val="305496"/>
+          <w:sz w:val="22"/>
+        </w:rPr>
+        <w:t xml:space="preserve">   (15)</w:t>
+      </w:r>
     </w:p>
     <w:p>
       <w:pPr>
@@ -3820,6 +5195,16 @@
         </w:rPr>
         <w:t>✓ Solusi Umum:   y(x) = (c₁+c₂·ln x)·cos(ln x) + (c₃+c₄·ln x)·sin(ln x)</w:t>
       </w:r>
+      <w:r>
+        <w:rPr>
+          <w:rFonts w:ascii="Arial" w:hAnsi="Arial" w:cs="Arial"/>
+          <w:b/>
+          <w:i/>
+          <w:color w:val="305496"/>
+          <w:sz w:val="22"/>
+        </w:rPr>
+        <w:t xml:space="preserve">   (16)</w:t>
+      </w:r>
     </w:p>
     <w:p>
       <w:pPr>
@@ -3844,6 +5229,15 @@
         </w:rPr>
         <w:t>Selesaikan PD x³y'''-5x²y''+18xy'-26y=0 (a₃=1, a₂=-5, a₁=18, a₀=-26). Konversi memberi karakteristik m³-8m²+25m-26=0. Coba m=2: 8-32+50-26=0, akar ditemukan. Faktor: (m-2)·[(m-3)²+4]=0, sehingga akar real m=2 dan akar kompleks dari (m-3)²+4=0 yaitu m-3=±2i, m=3±2i (α=3, β=2).</w:t>
       </w:r>
+      <w:r>
+        <w:rPr>
+          <w:rFonts w:ascii="Arial" w:hAnsi="Arial" w:cs="Arial"/>
+          <w:b w:val="0"/>
+          <w:i w:val="0"/>
+          <w:sz w:val="22"/>
+        </w:rPr>
+        <w:t xml:space="preserve"> Hubungan ini dirangkum dalam Persamaan (17).</w:t>
+      </w:r>
     </w:p>
     <w:p>
       <w:pPr>
@@ -3859,6 +5253,16 @@
           <w:sz w:val="22"/>
         </w:rPr>
         <w:t>✓ Solusi Umum:   y(x) = c₁·x² + x³·[c₂·cos(2·ln x) + c₃·sin(2·ln x)]</w:t>
+      </w:r>
+      <w:r>
+        <w:rPr>
+          <w:rFonts w:ascii="Arial" w:hAnsi="Arial" w:cs="Arial"/>
+          <w:b/>
+          <w:i/>
+          <w:color w:val="305496"/>
+          <w:sz w:val="22"/>
+        </w:rPr>
+        <w:t xml:space="preserve">   (17)</w:t>
       </w:r>
     </w:p>
     <w:p>
@@ -4133,6 +5537,15 @@
         </w:rPr>
         <w:t>Untuk PD orde n, solusi umum y=c₁y₁+c₂y₂+...+cₙyₙ hanya sah sebagai solusi umum bila n fungsi y₁,...,yₙ independen linier. Wronskian menggeneralisasi menjadi determinan n kali n dari turunan ke-0 hingga ke-(n-1) setiap fungsi basis.</w:t>
       </w:r>
+      <w:r>
+        <w:rPr>
+          <w:rFonts w:ascii="Arial" w:hAnsi="Arial" w:cs="Arial"/>
+          <w:b w:val="0"/>
+          <w:i w:val="0"/>
+          <w:sz w:val="22"/>
+        </w:rPr>
+        <w:t xml:space="preserve"> Bentuk ringkasnya dituliskan pada Persamaan (18).</w:t>
+      </w:r>
     </w:p>
     <w:p>
       <w:pPr>
@@ -4149,6 +5562,16 @@
         </w:rPr>
         <w:t>W(y₁,...,yₙ)(x) = det [ yᵢ⁽ʲ⁻¹⁾ ],  i,j = 1..n</w:t>
       </w:r>
+      <w:r>
+        <w:rPr>
+          <w:rFonts w:ascii="Arial" w:hAnsi="Arial" w:cs="Arial"/>
+          <w:b/>
+          <w:i/>
+          <w:color w:val="305496"/>
+          <w:sz w:val="22"/>
+        </w:rPr>
+        <w:t xml:space="preserve">   (18)</w:t>
+      </w:r>
     </w:p>
     <w:p>
       <w:pPr>
@@ -4171,7 +5594,45 @@
           <w:i w:val="0"/>
           <w:sz w:val="22"/>
         </w:rPr>
-        <w:t>Teorema independensi menyatakan: bila n fungsi adalah solusi PD homogen orde n pada interval I dan W(x₀)≠0 untuk suatu x₀∈I, maka fungsi-fungsi tersebut independen linier dan membentuk basis solusi berdimensi n. Seperti pada Pertemuan 6, Wronskian yang bernilai nol pada satu titik (bagi solusi PD, bukan fungsi sembarang) menjamin Wronskian nol di seluruh interval (teorema Abel); sebaliknya bila tak nol di satu titik, tak nol di seluruh interval. Untuk Euler-Cauchy orde tinggi, memeriksa W di x=1 umumnya paling sederhana karena semua x^m bernilai 1 dan semua (ln x)^j bernilai 0 di titik itu.</w:t>
+        <w:t xml:space="preserve">Teorema independensi menyatakan: bila n fungsi adalah solusi PD homogen orde n pada interval I dan W(x₀)≠0 untuk suatu x₀∈I, maka fungsi-fungsi tersebut independen linier dan membentuk basis solusi berdimensi n. Seperti pada Pertemuan 6, Wronskian yang bernilai nol pada satu titik (bagi solusi PD, bukan fungsi sembarang) menjamin Wronskian nol di seluruh interval (teorema Abel); sebaliknya bila tak nol di satu titik, tak nol di seluruh interval. Untuk Euler-Cauchy orde tinggi, memeriksa W di x=1 umumnya paling sederhana karena semua x</w:t>
+      </w:r>
+      <w:r>
+        <w:rPr>
+          <w:rFonts w:ascii="Arial" w:hAnsi="Arial" w:cs="Arial"/>
+          <w:b w:val="0"/>
+          <w:i w:val="0"/>
+          <w:sz w:val="22"/>
+          <w:vertAlign w:val="superscript"/>
+        </w:rPr>
+        <w:t xml:space="preserve">m</w:t>
+      </w:r>
+      <w:r>
+        <w:rPr>
+          <w:rFonts w:ascii="Arial" w:hAnsi="Arial" w:cs="Arial"/>
+          <w:b w:val="0"/>
+          <w:i w:val="0"/>
+          <w:sz w:val="22"/>
+        </w:rPr>
+        <w:t xml:space="preserve"> bernilai 1 dan semua (ln x)</w:t>
+      </w:r>
+      <w:r>
+        <w:rPr>
+          <w:rFonts w:ascii="Arial" w:hAnsi="Arial" w:cs="Arial"/>
+          <w:b w:val="0"/>
+          <w:i w:val="0"/>
+          <w:sz w:val="22"/>
+          <w:vertAlign w:val="superscript"/>
+        </w:rPr>
+        <w:t xml:space="preserve">j</w:t>
+      </w:r>
+      <w:r>
+        <w:rPr>
+          <w:rFonts w:ascii="Arial" w:hAnsi="Arial" w:cs="Arial"/>
+          <w:b w:val="0"/>
+          <w:i w:val="0"/>
+          <w:sz w:val="22"/>
+        </w:rPr>
+        <w:t xml:space="preserve"> bernilai 0 di titik itu.</w:t>
       </w:r>
     </w:p>
     <w:p>
@@ -4213,6 +5674,15 @@
         </w:rPr>
         <w:t>PD orde n memiliki n konstanta sembarang dalam solusi umum. Untuk memperoleh solusi khusus, dibutuhkan n syarat tambahan: pada IVP yaitu y(x₀), y'(x₀), ..., y⁽ⁿ⁻¹⁾(x₀) di satu titik x₀; pada BVP gabungan nilai dan turunan di beberapa titik berbeda. Substitusi syarat-syarat ini menghasilkan sistem linier n kali n dalam c₁,...,cₙ, dengan determinan koefisien sistem sama persis dengan Wronskian di titik substitusi, yang telah dijamin tak nol oleh teorema independensi.</w:t>
       </w:r>
+      <w:r>
+        <w:rPr>
+          <w:rFonts w:ascii="Arial" w:hAnsi="Arial" w:cs="Arial"/>
+          <w:b w:val="0"/>
+          <w:i w:val="0"/>
+          <w:sz w:val="22"/>
+        </w:rPr>
+        <w:t xml:space="preserve"> Persamaan (19) memadatkan aturan tersebut.</w:t>
+      </w:r>
     </w:p>
     <w:p>
       <w:pPr>
@@ -4229,6 +5699,16 @@
         </w:rPr>
         <w:t>aₙxⁿy⁽ⁿ⁾+...+a₀y=0,  y(x₀)=y₀, y'(x₀)=v₀, ..., y⁽ⁿ⁻¹⁾(x₀)=vₙ₋₁</w:t>
       </w:r>
+      <w:r>
+        <w:rPr>
+          <w:rFonts w:ascii="Arial" w:hAnsi="Arial" w:cs="Arial"/>
+          <w:b/>
+          <w:i/>
+          <w:color w:val="305496"/>
+          <w:sz w:val="22"/>
+        </w:rPr>
+        <w:t xml:space="preserve">   (19)</w:t>
+      </w:r>
     </w:p>
     <w:p>
       <w:pPr>
@@ -4253,6 +5733,24 @@
         </w:rPr>
         <w:t>Selesaikan PD x³y'''-8xy'+8y=0 (Contoh 7.1, akar m=1,4,-2) dengan syarat awal y(1)=-1, y'(1)=2, y''(1)=4. Solusi umum y(x)=c₁x+c₂x⁴+c₃x⁻². Turunan pertama y'(x)=c₁+4c₂x³-2c₃x⁻³, turunan kedua y''(x)=12c₂x²+6c₃x⁻⁴. Pada x=1 (semua pangkat x sama dengan 1), sistem 3×3 menjadi: (i) c₁+c₂+c₃=-1, (ii) c₁+4c₂-2c₃=2, (iii) 12c₂+6c₃=4. Eliminasi c₁ via (ii)-(i) memberi 3c₂-3c₃=3, sederhanakan c₂-c₃=1. Persamaan (iii) dibagi 2 memberi 6c₂+3c₃=2. Substitusi 3 kali (c₂-c₃=1) ke persamaan ini: 3(c₂-c₃)+6c₂+3c₃=3+2, sederhanakan 9c₂=5, sehingga c₂=5/9 dan c₃=c₂-1=-4/9. Terakhir dari (i): c₁=-1-c₂-c₃=-1-5/9+4/9=-10/9.</w:t>
       </w:r>
+      <w:r>
+        <w:rPr>
+          <w:rFonts w:ascii="Arial" w:hAnsi="Arial" w:cs="Arial"/>
+          <w:b w:val="0"/>
+          <w:i w:val="0"/>
+          <w:sz w:val="22"/>
+        </w:rPr>
+        <w:t xml:space="preserve"> Rangkuman kuantitatifnya tertulis pada Persamaan (20).</w:t>
+      </w:r>
+      <w:r>
+        <w:rPr>
+          <w:rFonts w:ascii="Arial" w:hAnsi="Arial" w:cs="Arial"/>
+          <w:b w:val="0"/>
+          <w:i w:val="0"/>
+          <w:sz w:val="22"/>
+        </w:rPr>
+        <w:t xml:space="preserve"> Hubungan ini dirangkum dalam Persamaan (21).</w:t>
+      </w:r>
     </w:p>
     <w:p>
       <w:pPr>
@@ -4269,6 +5767,16 @@
         </w:rPr>
         <w:t>c₁=-10/9,  c₂=5/9,  c₃=-4/9</w:t>
       </w:r>
+      <w:r>
+        <w:rPr>
+          <w:rFonts w:ascii="Arial" w:hAnsi="Arial" w:cs="Arial"/>
+          <w:b/>
+          <w:i/>
+          <w:color w:val="305496"/>
+          <w:sz w:val="22"/>
+        </w:rPr>
+        <w:t xml:space="preserve">   (20)</w:t>
+      </w:r>
     </w:p>
     <w:p>
       <w:pPr>
@@ -4285,6 +5793,16 @@
         </w:rPr>
         <w:t>✓ Solusi Khusus:   y(x) = (-10/9)·x + (5/9)·x⁴ + (-4/9)·x⁻²</w:t>
       </w:r>
+      <w:r>
+        <w:rPr>
+          <w:rFonts w:ascii="Arial" w:hAnsi="Arial" w:cs="Arial"/>
+          <w:b/>
+          <w:i/>
+          <w:color w:val="305496"/>
+          <w:sz w:val="22"/>
+        </w:rPr>
+        <w:t xml:space="preserve">   (21)</w:t>
+      </w:r>
     </w:p>
     <w:p>
       <w:pPr>
@@ -4307,7 +5825,26 @@
           <w:i w:val="0"/>
           <w:sz w:val="22"/>
         </w:rPr>
-        <w:t>Konstanta hasil IVP ini persis sama dengan yang dipakai pada Gambar 3 sebelumnya dan akan direproduksi ulang secara numerik pada Cell 4 implementasi Python. Untuk BVP multi-titik, misalnya balok orde empat dengan syarat y(0)=0, y'(0)=0 (clamped di pangkal) dan y''(L)=0, y'''(L)=0 (bebas di ujung), sistem 4×4 yang terbentuk solvable selama tidak terjadi resonansi eigenvalue; kasus semacam ini akan dibahas pada studi kasus sayap pesawat tirus di bagian aplikasi industri. Trik x₀=1 yang efektif di orde dua menjadi jauh lebih berharga di orde tinggi karena jumlah suku yang lenyap (semua (ln x)^(j≥1) menjadi nol) bertambah seiring naiknya orde, memangkas aljabar secara signifikan.</w:t>
+        <w:t xml:space="preserve">Konstanta hasil IVP ini persis sama dengan yang dipakai pada Gambar 3 sebelumnya dan akan direproduksi ulang secara numerik pada Cell 4 implementasi Python. Untuk BVP multi-titik, misalnya balok orde empat dengan syarat y(0)=0, y'(0)=0 (clamped di pangkal) dan y''(L)=0, y'''(L)=0 (bebas di ujung), sistem 4×4 yang terbentuk solvable selama tidak terjadi resonansi eigenvalue; kasus semacam ini akan dibahas pada studi kasus sayap pesawat tirus di bagian aplikasi industri. Trik x₀=1 yang efektif di orde dua menjadi jauh lebih berharga di orde tinggi karena jumlah suku yang lenyap (semua (ln x)</w:t>
+      </w:r>
+      <w:r>
+        <w:rPr>
+          <w:rFonts w:ascii="Arial" w:hAnsi="Arial" w:cs="Arial"/>
+          <w:b w:val="0"/>
+          <w:i w:val="0"/>
+          <w:sz w:val="22"/>
+          <w:vertAlign w:val="superscript"/>
+        </w:rPr>
+        <w:t xml:space="preserve">j≥1</w:t>
+      </w:r>
+      <w:r>
+        <w:rPr>
+          <w:rFonts w:ascii="Arial" w:hAnsi="Arial" w:cs="Arial"/>
+          <w:b w:val="0"/>
+          <w:i w:val="0"/>
+          <w:sz w:val="22"/>
+        </w:rPr>
+        <w:t xml:space="preserve"> menjadi nol) bertambah seiring naiknya orde, memangkas aljabar secara signifikan.</w:t>
       </w:r>
     </w:p>
     <w:p>
@@ -4444,7 +5981,26 @@
           <w:i w:val="0"/>
           <w:sz w:val="22"/>
         </w:rPr>
-        <w:t>resep kue berlapis dengan bahan yang sama namun takaran berbeda di tiap lapis mencerminkan akar berganda multiplisitas k: fungsi dasar x^m tetap sama, tetapi tiap "lapis" tambahan (pangkat ln x yang naik) memberi variasi baru pada tekstur solusi, sama seperti tiap lapis kue punya rasa dasar sama namun sedikit berbeda.</w:t>
+        <w:t xml:space="preserve">resep kue berlapis dengan bahan yang sama namun takaran berbeda di tiap lapis mencerminkan akar berganda multiplisitas k: fungsi dasar x</w:t>
+      </w:r>
+      <w:r>
+        <w:rPr>
+          <w:rFonts w:ascii="Arial" w:hAnsi="Arial" w:cs="Arial"/>
+          <w:b w:val="0"/>
+          <w:i w:val="0"/>
+          <w:sz w:val="22"/>
+          <w:vertAlign w:val="superscript"/>
+        </w:rPr>
+        <w:t xml:space="preserve">m</w:t>
+      </w:r>
+      <w:r>
+        <w:rPr>
+          <w:rFonts w:ascii="Arial" w:hAnsi="Arial" w:cs="Arial"/>
+          <w:b w:val="0"/>
+          <w:i w:val="0"/>
+          <w:sz w:val="22"/>
+        </w:rPr>
+        <w:t xml:space="preserve"> tetap sama, tetapi tiap "lapis" tambahan (pangkat ln x yang naik) memberi variasi baru pada tekstur solusi, sama seperti tiap lapis kue punya rasa dasar sama namun sedikit berbeda.</w:t>
       </w:r>
     </w:p>
     <w:p>
@@ -4510,7 +6066,26 @@
           <w:i w:val="0"/>
           <w:sz w:val="22"/>
         </w:rPr>
-        <w:t>paduan suara dengan beberapa kelompok suara (sopran, alto, tenor, bas) yang masing-masing bernyanyi independen namun harmonis mencerminkan basis solusi orde n: setiap mode x^mᵢ adalah satu "suara" independen, dan solusi total y(x) adalah harmoni gabungan seluruh suara tersebut, dengan bobot cᵢ yang ditentukan oleh syarat awal atau syarat batas.</w:t>
+        <w:t xml:space="preserve">paduan suara dengan beberapa kelompok suara (sopran, alto, tenor, bas) yang masing-masing bernyanyi independen namun harmonis mencerminkan basis solusi orde n: setiap mode x</w:t>
+      </w:r>
+      <w:r>
+        <w:rPr>
+          <w:rFonts w:ascii="Arial" w:hAnsi="Arial" w:cs="Arial"/>
+          <w:b w:val="0"/>
+          <w:i w:val="0"/>
+          <w:sz w:val="22"/>
+          <w:vertAlign w:val="superscript"/>
+        </w:rPr>
+        <w:t xml:space="preserve">m</w:t>
+      </w:r>
+      <w:r>
+        <w:rPr>
+          <w:rFonts w:ascii="Arial" w:hAnsi="Arial" w:cs="Arial"/>
+          <w:b w:val="0"/>
+          <w:i w:val="0"/>
+          <w:sz w:val="22"/>
+        </w:rPr>
+        <w:t xml:space="preserve">ᵢ adalah satu "suara" independen, dan solusi total y(x) adalah harmoni gabungan seluruh suara tersebut, dengan bobot cᵢ yang ditentukan oleh syarat awal atau syarat batas.</w:t>
       </w:r>
     </w:p>
     <w:p>
@@ -4821,6 +6396,15 @@
         </w:rPr>
         <w:t>Tim aerodinamis sebuah perusahaan pesawat mendesain sayap composite tirus sepanjang lima meter yang menjorok dari badan pesawat, dengan distribusi modulus elastisitas variabel EI(x)=E₀x⁴ (pangkal tebal, ujung tipis) untuk meminimalkan berat sambil mempertahankan kekakuan struktural. Beban aerodinamis pada sayap menghasilkan persamaan defleksi statis homogen yang setelah substitusi EI=E₀x⁴ menjadi Euler-Cauchy orde empat.</w:t>
       </w:r>
+      <w:r>
+        <w:rPr>
+          <w:rFonts w:ascii="Arial" w:hAnsi="Arial" w:cs="Arial"/>
+          <w:b w:val="0"/>
+          <w:i w:val="0"/>
+          <w:sz w:val="22"/>
+        </w:rPr>
+        <w:t xml:space="preserve"> Bentuk ringkasnya dituliskan pada Persamaan (22).</w:t>
+      </w:r>
     </w:p>
     <w:p>
       <w:pPr>
@@ -4837,6 +6421,16 @@
         </w:rPr>
         <w:t>x⁴·y⁽⁴⁾ + 6x³·y''' - 6x²·y'' - 12x·y' + 36y = 0</w:t>
       </w:r>
+      <w:r>
+        <w:rPr>
+          <w:rFonts w:ascii="Arial" w:hAnsi="Arial" w:cs="Arial"/>
+          <w:b/>
+          <w:i/>
+          <w:color w:val="305496"/>
+          <w:sz w:val="22"/>
+        </w:rPr>
+        <w:t xml:space="preserve">   (22)</w:t>
+      </w:r>
     </w:p>
     <w:p>
       <w:pPr>
@@ -4861,6 +6455,15 @@
         </w:rPr>
         <w:t>Konversi a→b: a₄=1, a₃=6, a₂=-6, a₁=-12, a₀=36. Terapkan rumus orde empat: b₄=1, b₃=6-6(1)=0, b₂=-6-3(6)+11(1)=-6-18+11=-13, b₁=-12-(-6)+2(6)-6(1)=-12+6+12-6=0, b₀=36. Karena b₃=0 dan b₁=0 (tidak ada pangkat ganjil), polinomial karakteristiknya bikuadrat, memudahkan substitusi u=m².</w:t>
       </w:r>
+      <w:r>
+        <w:rPr>
+          <w:rFonts w:ascii="Arial" w:hAnsi="Arial" w:cs="Arial"/>
+          <w:b w:val="0"/>
+          <w:i w:val="0"/>
+          <w:sz w:val="22"/>
+        </w:rPr>
+        <w:t xml:space="preserve"> Persamaan (23) memadatkan aturan tersebut.</w:t>
+      </w:r>
     </w:p>
     <w:p>
       <w:pPr>
@@ -4877,6 +6480,16 @@
         </w:rPr>
         <w:t>Karakteristik: m⁴-13m²+36=0  →  substitusi u=m²  →  u²-13u+36=(u-4)(u-9)=0</w:t>
       </w:r>
+      <w:r>
+        <w:rPr>
+          <w:rFonts w:ascii="Arial" w:hAnsi="Arial" w:cs="Arial"/>
+          <w:b/>
+          <w:i/>
+          <w:color w:val="305496"/>
+          <w:sz w:val="22"/>
+        </w:rPr>
+        <w:t xml:space="preserve">   (23)</w:t>
+      </w:r>
     </w:p>
     <w:p>
       <w:pPr>
@@ -4901,6 +6514,15 @@
         </w:rPr>
         <w:t>Dari u=4 atau u=9, kembali ke m via m=±√u: m=±√4=±2 dan m=±√9=±3. Total empat akar real berbeda m=2,-2,3,-3, sehingga solusi homogen mengandung empat mode independen.</w:t>
       </w:r>
+      <w:r>
+        <w:rPr>
+          <w:rFonts w:ascii="Arial" w:hAnsi="Arial" w:cs="Arial"/>
+          <w:b w:val="0"/>
+          <w:i w:val="0"/>
+          <w:sz w:val="22"/>
+        </w:rPr>
+        <w:t xml:space="preserve"> Rangkuman kuantitatifnya tertulis pada Persamaan (24).</w:t>
+      </w:r>
     </w:p>
     <w:p>
       <w:pPr>
@@ -4916,6 +6538,16 @@
           <w:sz w:val="22"/>
         </w:rPr>
         <w:t>✓ Solusi Homogen:   y(x) = c₁·x² + c₂·x⁻² + c₃·x³ + c₄·x⁻³</w:t>
+      </w:r>
+      <w:r>
+        <w:rPr>
+          <w:rFonts w:ascii="Arial" w:hAnsi="Arial" w:cs="Arial"/>
+          <w:b/>
+          <w:i/>
+          <w:color w:val="305496"/>
+          <w:sz w:val="22"/>
+        </w:rPr>
+        <w:t xml:space="preserve">   (24)</w:t>
       </w:r>
     </w:p>
     <w:p>
@@ -5617,7 +7249,26 @@
                 <w:i w:val="0"/>
                 <w:sz w:val="19"/>
               </w:rPr>
-              <w:t>σ(r)=Σcᵢ·r^mᵢ</w:t>
+              <w:t xml:space="preserve">σ(r)=Σcᵢ·r</w:t>
+            </w:r>
+            <w:r>
+              <w:rPr>
+                <w:rFonts w:ascii="Arial" w:hAnsi="Arial" w:cs="Arial"/>
+                <w:b w:val="0"/>
+                <w:i w:val="0"/>
+                <w:sz w:val="19"/>
+                <w:vertAlign w:val="superscript"/>
+              </w:rPr>
+              <w:t xml:space="preserve">m</w:t>
+            </w:r>
+            <w:r>
+              <w:rPr>
+                <w:rFonts w:ascii="Arial" w:hAnsi="Arial" w:cs="Arial"/>
+                <w:b w:val="0"/>
+                <w:i w:val="0"/>
+                <w:sz w:val="19"/>
+              </w:rPr>
+              <w:t xml:space="preserve">ᵢ</w:t>
             </w:r>
           </w:p>
         </w:tc>
@@ -5914,6 +7565,15 @@
         </w:rPr>
         <w:t>Untuk PD orde tinggi, langkah manual (konversi bᵢ, pembagian sintetis Horner) menjadi panjang dan rawan salah hitung. Python mempercepat proses ini: numpy.roots() mencari akar polinomial karakteristik secara langsung tanpa Horner manual, sympy.dsolve() menghasilkan solusi simbolik lengkap termasuk IVP, dan implementasi horner_divide sendiri tetap berguna untuk soal tugas yang menuntut langkah manual eksplisit. Lingkungan: conda env matematika4 dengan paket sympy, numpy, scipy, matplotlib; notebook euler_cauchy_orde_tinggi.ipynb.</w:t>
       </w:r>
+      <w:r>
+        <w:rPr>
+          <w:rFonts w:ascii="Arial" w:hAnsi="Arial" w:cs="Arial"/>
+          <w:b w:val="0"/>
+          <w:i w:val="0"/>
+          <w:sz w:val="22"/>
+        </w:rPr>
+        <w:t xml:space="preserve"> Gambar 8 merangkum alurnya secara visual.</w:t>
+      </w:r>
     </w:p>
     <w:p>
       <w:pPr>
@@ -6392,7 +8052,18 @@
           <w:color w:val="333333"/>
           <w:sz w:val="21"/>
         </w:rPr>
-        <w:t>Solusinya selalu berbentuk eksponensial e^(rx)</w:t>
+        <w:t xml:space="preserve">Solusinya selalu berbentuk eksponensial e</w:t>
+      </w:r>
+      <w:r>
+        <w:rPr>
+          <w:rFonts w:ascii="Arial" w:hAnsi="Arial" w:cs="Arial"/>
+          <w:b w:val="0"/>
+          <w:i w:val="0"/>
+          <w:color w:val="333333"/>
+          <w:sz w:val="21"/>
+          <w:vertAlign w:val="superscript"/>
+        </w:rPr>
+        <w:t xml:space="preserve">rx</w:t>
       </w:r>
     </w:p>
     <w:p>
@@ -6524,7 +8195,45 @@
           <w:i w:val="0"/>
           <w:sz w:val="22"/>
         </w:rPr>
-        <w:t>Turunan ke-k dari x^m menghasilkan m(m-1)(m-2)...(m-k+1)·x^(m-k). Istilah untuk hasil kali m(m-1)(m-2)...(m-k+1) adalah...</w:t>
+        <w:t xml:space="preserve">Turunan ke-k dari x</w:t>
+      </w:r>
+      <w:r>
+        <w:rPr>
+          <w:rFonts w:ascii="Arial" w:hAnsi="Arial" w:cs="Arial"/>
+          <w:b w:val="0"/>
+          <w:i w:val="0"/>
+          <w:sz w:val="22"/>
+          <w:vertAlign w:val="superscript"/>
+        </w:rPr>
+        <w:t xml:space="preserve">m</w:t>
+      </w:r>
+      <w:r>
+        <w:rPr>
+          <w:rFonts w:ascii="Arial" w:hAnsi="Arial" w:cs="Arial"/>
+          <w:b w:val="0"/>
+          <w:i w:val="0"/>
+          <w:sz w:val="22"/>
+        </w:rPr>
+        <w:t xml:space="preserve"> menghasilkan m(m-1)(m-2)...(m-k+1)·x</w:t>
+      </w:r>
+      <w:r>
+        <w:rPr>
+          <w:rFonts w:ascii="Arial" w:hAnsi="Arial" w:cs="Arial"/>
+          <w:b w:val="0"/>
+          <w:i w:val="0"/>
+          <w:sz w:val="22"/>
+          <w:vertAlign w:val="superscript"/>
+        </w:rPr>
+        <w:t xml:space="preserve">m-k</w:t>
+      </w:r>
+      <w:r>
+        <w:rPr>
+          <w:rFonts w:ascii="Arial" w:hAnsi="Arial" w:cs="Arial"/>
+          <w:b w:val="0"/>
+          <w:i w:val="0"/>
+          <w:sz w:val="22"/>
+        </w:rPr>
+        <w:t xml:space="preserve">. Istilah untuk hasil kali m(m-1)(m-2)...(m-k+1) adalah...</w:t>
       </w:r>
     </w:p>
     <w:p>
@@ -7268,7 +8977,81 @@
           <w:color w:val="333333"/>
           <w:sz w:val="21"/>
         </w:rPr>
-        <w:t>k fungsi: x^m, x^m·ln x, ..., x^m·(ln x)^(k-1)</w:t>
+        <w:t xml:space="preserve">k fungsi: x</w:t>
+      </w:r>
+      <w:r>
+        <w:rPr>
+          <w:rFonts w:ascii="Arial" w:hAnsi="Arial" w:cs="Arial"/>
+          <w:b w:val="0"/>
+          <w:i w:val="0"/>
+          <w:color w:val="333333"/>
+          <w:sz w:val="21"/>
+          <w:vertAlign w:val="superscript"/>
+        </w:rPr>
+        <w:t xml:space="preserve">m</w:t>
+      </w:r>
+      <w:r>
+        <w:rPr>
+          <w:rFonts w:ascii="Arial" w:hAnsi="Arial" w:cs="Arial"/>
+          <w:b w:val="0"/>
+          <w:i w:val="0"/>
+          <w:color w:val="333333"/>
+          <w:sz w:val="21"/>
+        </w:rPr>
+        <w:t xml:space="preserve">, x</w:t>
+      </w:r>
+      <w:r>
+        <w:rPr>
+          <w:rFonts w:ascii="Arial" w:hAnsi="Arial" w:cs="Arial"/>
+          <w:b w:val="0"/>
+          <w:i w:val="0"/>
+          <w:color w:val="333333"/>
+          <w:sz w:val="21"/>
+          <w:vertAlign w:val="superscript"/>
+        </w:rPr>
+        <w:t xml:space="preserve">m</w:t>
+      </w:r>
+      <w:r>
+        <w:rPr>
+          <w:rFonts w:ascii="Arial" w:hAnsi="Arial" w:cs="Arial"/>
+          <w:b w:val="0"/>
+          <w:i w:val="0"/>
+          <w:color w:val="333333"/>
+          <w:sz w:val="21"/>
+        </w:rPr>
+        <w:t xml:space="preserve">·ln x, ..., x</w:t>
+      </w:r>
+      <w:r>
+        <w:rPr>
+          <w:rFonts w:ascii="Arial" w:hAnsi="Arial" w:cs="Arial"/>
+          <w:b w:val="0"/>
+          <w:i w:val="0"/>
+          <w:color w:val="333333"/>
+          <w:sz w:val="21"/>
+          <w:vertAlign w:val="superscript"/>
+        </w:rPr>
+        <w:t xml:space="preserve">m</w:t>
+      </w:r>
+      <w:r>
+        <w:rPr>
+          <w:rFonts w:ascii="Arial" w:hAnsi="Arial" w:cs="Arial"/>
+          <w:b w:val="0"/>
+          <w:i w:val="0"/>
+          <w:color w:val="333333"/>
+          <w:sz w:val="21"/>
+        </w:rPr>
+        <w:t xml:space="preserve">·(ln x)</w:t>
+      </w:r>
+      <w:r>
+        <w:rPr>
+          <w:rFonts w:ascii="Arial" w:hAnsi="Arial" w:cs="Arial"/>
+          <w:b w:val="0"/>
+          <w:i w:val="0"/>
+          <w:color w:val="333333"/>
+          <w:sz w:val="21"/>
+          <w:vertAlign w:val="superscript"/>
+        </w:rPr>
+        <w:t xml:space="preserve">k-1</w:t>
       </w:r>
     </w:p>
     <w:p>
@@ -8043,7 +9826,35 @@
           <w:i w:val="0"/>
           <w:sz w:val="22"/>
         </w:rPr>
-        <w:t>Lingkungan referensi (dipakai C1-C10, Python dengan numpy, sympy):</w:t>
+        <w:t xml:space="preserve">Lingkungan referensi (dipakai </w:t>
+      </w:r>
+      <w:r>
+        <w:rPr>
+          <w:rFonts w:ascii="Arial" w:hAnsi="Arial" w:cs="Arial"/>
+          <w:b w:val="0"/>
+          <w:i w:val="0"/>
+          <w:sz w:val="22"/>
+        </w:rPr>
+        <w:t xml:space="preserve">C</w:t>
+      </w:r>
+      <w:r>
+        <w:rPr>
+          <w:rFonts w:ascii="Arial" w:hAnsi="Arial" w:cs="Arial"/>
+          <w:b w:val="0"/>
+          <w:i w:val="0"/>
+          <w:sz w:val="22"/>
+          <w:vertAlign w:val="subscript"/>
+        </w:rPr>
+        <w:t xml:space="preserve">1</w:t>
+      </w:r>
+      <w:r>
+        <w:rPr>
+          <w:rFonts w:ascii="Arial" w:hAnsi="Arial" w:cs="Arial"/>
+          <w:b w:val="0"/>
+          <w:i w:val="0"/>
+          <w:sz w:val="22"/>
+        </w:rPr>
+        <w:t xml:space="preserve">-C10, Python dengan numpy, sympy):</w:t>
       </w:r>
     </w:p>
     <w:p>
@@ -8347,7 +10158,7 @@
           <w:color w:val="333333"/>
           <w:sz w:val="21"/>
         </w:rPr>
-        <w:t>Tulis loop: result=[coefs[0]]; for i in range(1,len(coefs)): result.append(coefs[i]+r*result[i-1]); quotient=result[:-1]; remainder=result[-1].</w:t>
+        <w:t xml:space="preserve">Tulis loop: result=[coefs[0]]; for i in range(1,len(coefs)): result.append(coefs[i]+r·result[i-1]); quotient=result[:-1]; remainder=result[-1].</w:t>
       </w:r>
     </w:p>
     <w:p>
@@ -8407,7 +10218,38 @@
           <w:color w:val="333333"/>
           <w:sz w:val="21"/>
         </w:rPr>
-        <w:t>Substitusikan ln x=1 dan x=np.e ke rumus y=(c1+c2*ln_x)*x**2, evaluasi dengan Python.</w:t>
+        <w:t xml:space="preserve">Substitusikan ln x=1 dan x=np.e ke rumus y=(c1+c2·</w:t>
+      </w:r>
+      <w:r>
+        <w:rPr>
+          <w:rFonts w:ascii="Arial" w:hAnsi="Arial" w:cs="Arial"/>
+          <w:b w:val="0"/>
+          <w:i w:val="0"/>
+          <w:color w:val="333333"/>
+          <w:sz w:val="21"/>
+        </w:rPr>
+        <w:t xml:space="preserve">ln</w:t>
+      </w:r>
+      <w:r>
+        <w:rPr>
+          <w:rFonts w:ascii="Arial" w:hAnsi="Arial" w:cs="Arial"/>
+          <w:b w:val="0"/>
+          <w:i w:val="0"/>
+          <w:color w:val="333333"/>
+          <w:sz w:val="21"/>
+          <w:vertAlign w:val="subscript"/>
+        </w:rPr>
+        <w:t xml:space="preserve">x</w:t>
+      </w:r>
+      <w:r>
+        <w:rPr>
+          <w:rFonts w:ascii="Arial" w:hAnsi="Arial" w:cs="Arial"/>
+          <w:b w:val="0"/>
+          <w:i w:val="0"/>
+          <w:color w:val="333333"/>
+          <w:sz w:val="21"/>
+        </w:rPr>
+        <w:t xml:space="preserve">)·x**2, evaluasi dengan Python.</w:t>
       </w:r>
     </w:p>
     <w:p>
@@ -8431,7 +10273,26 @@
           <w:i w:val="0"/>
           <w:sz w:val="22"/>
         </w:rPr>
-        <w:t>Dengan solusi kompleks y(x)=x^α·[c₁cos(β ln x)+c₂sin(β ln x)], α=3, β=2, c₁=1, c₂=0 (dari Contoh 7.5 yang disederhanakan), hitung y pada x=1 (ln 1=0) sebagai verifikasi awal, lalu hitung y pada x=np.exp(np.pi/4). Print keduanya.</w:t>
+        <w:t xml:space="preserve">Dengan solusi kompleks y(x)=x</w:t>
+      </w:r>
+      <w:r>
+        <w:rPr>
+          <w:rFonts w:ascii="Arial" w:hAnsi="Arial" w:cs="Arial"/>
+          <w:b w:val="0"/>
+          <w:i w:val="0"/>
+          <w:sz w:val="22"/>
+          <w:vertAlign w:val="superscript"/>
+        </w:rPr>
+        <w:t xml:space="preserve">α</w:t>
+      </w:r>
+      <w:r>
+        <w:rPr>
+          <w:rFonts w:ascii="Arial" w:hAnsi="Arial" w:cs="Arial"/>
+          <w:b w:val="0"/>
+          <w:i w:val="0"/>
+          <w:sz w:val="22"/>
+        </w:rPr>
+        <w:t xml:space="preserve">·[c₁cos(β ln x)+c₂sin(β ln x)], α=3, β=2, c₁=1, c₂=0 (dari Contoh 7.5 yang disederhanakan), hitung y pada x=1 (ln 1=0) sebagai verifikasi awal, lalu hitung y pada x=np.exp(np.pi/4). Print keduanya.</w:t>
       </w:r>
     </w:p>
     <w:p>
@@ -8467,7 +10328,7 @@
           <w:color w:val="333333"/>
           <w:sz w:val="21"/>
         </w:rPr>
-        <w:t>Pada x=1, ln x=0 sehingga cos(0)=1, sin(0)=0; pada x=exp(pi/4), ln x=pi/4. Substitusikan ke rumus y dan evaluasi dengan np.cos, np.sin.</w:t>
+        <w:t xml:space="preserve">Pada x=1, ln x=0 sehingga cos(0)=1, sin(0)=0; pada x=exp(π/4), ln x=π/4. Substitusikan ke rumus y dan evaluasi dengan np.cos, np.sin.</w:t>
       </w:r>
     </w:p>
     <w:p>
@@ -8611,7 +10472,7 @@
           <w:i w:val="0"/>
           <w:sz w:val="22"/>
         </w:rPr>
-        <w:t>Dengan c1,c2,c3 dari soal sebelumnya, hitung y(2) memakai y(x)=c1*x+c2*x**4+c3*x**(-2). Print nilai y(2).</w:t>
+        <w:t xml:space="preserve">Dengan c1,c2,c3 dari soal sebelumnya, hitung y(2) memakai y(x)=c1·x+c2·x**4+c3·x**(-2). Print nilai y(2).</w:t>
       </w:r>
     </w:p>
     <w:p>
@@ -8647,7 +10508,7 @@
           <w:color w:val="333333"/>
           <w:sz w:val="21"/>
         </w:rPr>
-        <w:t>Substitusikan x=2 dan konstanta hasil np.linalg.solve ke rumus y(x)=c1*x+c2*x**4+c3/x**2.</w:t>
+        <w:t xml:space="preserve">Substitusikan x=2 dan konstanta hasil np.linalg.solve ke rumus y(x)=c1·x+c2·x**4+c3/x**2.</w:t>
       </w:r>
     </w:p>
     <w:p>
@@ -8762,7 +10623,7 @@
           <w:i w:val="0"/>
           <w:sz w:val="22"/>
         </w:rPr>
-        <w:t>Implementasikan solver Euler-Cauchy orde 3 IVP umum dari awal (tanpa sympy.dsolve, tanpa np.linalg.solve untuk sistemnya): fungsi menerima a3,a2,a1,a0,x0,y0,v0,w0 (w0=y''(x0)), lalu (1) konversi a→b orde 3, (2) coba kandidat rational root dari faktor a0/a3 untuk menemukan akar pertama via horner_divide manual, (3) selesaikan sisa kuadrat dengan rumus abc, (4) klasifikasikan ketiga akar (real berbeda/berganda/kompleks), (5) susun solusi umum sesuai kasus, (6) hitung turunan y',y'' dan susun sistem 3×3, (7) selesaikan sistem dengan eliminasi Gauss manual (bukan np.linalg.solve), (8) kembalikan fungsi y(x). Uji pada Contoh 7.1 (a3=1,a2=0,a1=-8,a0=8,x0=1,y0=-1,v0=2,w0=4), hitung y(2) dan bandingkan dengan solusi analitik (-10/9)*2+(5/9)*16+(-4/9)/4. Print y(2) hasil solver dan selisih absolutnya terhadap nilai analitik.</w:t>
+        <w:t xml:space="preserve">Implementasikan solver Euler-Cauchy orde 3 IVP umum dari awal (tanpa sympy.dsolve, tanpa np.linalg.solve untuk sistemnya): fungsi menerima a3,a2,a1,a0,x0,y0,v0,w0 (w0=y''(x0)), lalu (1) konversi a→b orde 3, (2) coba kandidat rational root dari faktor a0/a3 untuk menemukan akar pertama via horner_divide manual, (3) selesaikan sisa kuadrat dengan rumus abc, (4) klasifikasikan ketiga akar (real berbeda/berganda/kompleks), (5) susun solusi umum sesuai kasus, (6) hitung turunan y',y'' dan susun sistem 3×3, (7) selesaikan sistem dengan eliminasi Gauss manual (bukan np.linalg.solve), (8) kembalikan fungsi y(x). Uji pada Contoh 7.1 (a3=1,a2=0,a1=-8,a0=8,x0=1,y0=-1,v0=2,w0=4), hitung y(2) dan bandingkan dengan solusi analitik (-10/9)·2+(5/9)·16+(-4/9)/4. Print y(2) hasil solver dan selisih absolutnya terhadap nilai analitik.</w:t>
       </w:r>
     </w:p>
     <w:p>
@@ -8798,7 +10659,38 @@
           <w:color w:val="333333"/>
           <w:sz w:val="21"/>
         </w:rPr>
-        <w:t>Tulis fungsi horner_divide sendiri di dalam solver, cabang if/elif untuk klasifikasi diskriminan sisa kuadrat, susun sistem 3x3 dari turunan y,y',y'' pada x0, selesaikan dengan eliminasi Gauss tulisan sendiri (bukan library), lalu evaluasi y(x) yang diminta.</w:t>
+        <w:t xml:space="preserve">Tulis fungsi horner_divide sendiri di dalam solver, cabang if/elif untuk klasifikasi diskriminan sisa kuadrat, susun sistem 3x3 dari turunan y,y',y'' pada </w:t>
+      </w:r>
+      <w:r>
+        <w:rPr>
+          <w:rFonts w:ascii="Arial" w:hAnsi="Arial" w:cs="Arial"/>
+          <w:b w:val="0"/>
+          <w:i w:val="0"/>
+          <w:color w:val="333333"/>
+          <w:sz w:val="21"/>
+        </w:rPr>
+        <w:t xml:space="preserve">x</w:t>
+      </w:r>
+      <w:r>
+        <w:rPr>
+          <w:rFonts w:ascii="Arial" w:hAnsi="Arial" w:cs="Arial"/>
+          <w:b w:val="0"/>
+          <w:i w:val="0"/>
+          <w:color w:val="333333"/>
+          <w:sz w:val="21"/>
+          <w:vertAlign w:val="subscript"/>
+        </w:rPr>
+        <w:t xml:space="preserve">0</w:t>
+      </w:r>
+      <w:r>
+        <w:rPr>
+          <w:rFonts w:ascii="Arial" w:hAnsi="Arial" w:cs="Arial"/>
+          <w:b w:val="0"/>
+          <w:i w:val="0"/>
+          <w:color w:val="333333"/>
+          <w:sz w:val="21"/>
+        </w:rPr>
+        <w:t xml:space="preserve">, selesaikan dengan eliminasi Gauss tulisan sendiri (bukan library), lalu evaluasi y(x) yang diminta.</w:t>
       </w:r>
     </w:p>
     <w:p>
@@ -8882,7 +10774,26 @@
           <w:i w:val="0"/>
           <w:sz w:val="22"/>
         </w:rPr>
-        <w:t>Implementasikan verifikasi numerik Wronskian orde 3 dari awal: untuk PD x³y'''-8xy'+8y=0 (Contoh 7.1, basis y1=x, y2=x⁴, y3=x⁻²), hitung y1,y2,y3 dan turunan pertama, kedua secara NUMERIK memakai central finite difference (h=1e-5, jangan turunkan analitik), susun matriks Wronskian 3×3 dari nilai numerik tersebut, hitung determinannya dengan ekspansi kofaktor manual (bukan np.linalg.det) pada x=[1,2,3], dan bandingkan dengan rumus analitik Wronskian Vandermonde-like W=(m2-m1)(m3-m1)(m3-m2)·x^(m1+m2+m3-3). Print nilai numerik dan analitik pada tiap titik x beserta galat relatifnya; galat relatif harus di bawah 1e-3.</w:t>
+        <w:t xml:space="preserve">Implementasikan verifikasi numerik Wronskian orde 3 dari awal: untuk PD x³y'''-8xy'+8y=0 (Contoh 7.1, basis y1=x, y2=x⁴, y3=x⁻²), hitung y1,y2,y3 dan turunan pertama, kedua secara NUMERIK memakai central finite difference (h=1e-5, jangan turunkan analitik), susun matriks Wronskian 3×3 dari nilai numerik tersebut, hitung determinannya dengan ekspansi kofaktor manual (bukan np.linalg.det) pada x=[1,2,3], dan bandingkan dengan rumus analitik Wronskian Vandermonde-like W=(m2-m1)(m3-m1)(m3-m2)·x</w:t>
+      </w:r>
+      <w:r>
+        <w:rPr>
+          <w:rFonts w:ascii="Arial" w:hAnsi="Arial" w:cs="Arial"/>
+          <w:b w:val="0"/>
+          <w:i w:val="0"/>
+          <w:sz w:val="22"/>
+          <w:vertAlign w:val="superscript"/>
+        </w:rPr>
+        <w:t xml:space="preserve">m1+m2+m3-3</w:t>
+      </w:r>
+      <w:r>
+        <w:rPr>
+          <w:rFonts w:ascii="Arial" w:hAnsi="Arial" w:cs="Arial"/>
+          <w:b w:val="0"/>
+          <w:i w:val="0"/>
+          <w:sz w:val="22"/>
+        </w:rPr>
+        <w:t xml:space="preserve">. Print nilai numerik dan analitik pada tiap titik x beserta galat relatifnya; galat relatif harus di bawah 1e-3.</w:t>
       </w:r>
     </w:p>
     <w:p>
@@ -8942,7 +10853,83 @@
           <w:i w:val="0"/>
           <w:sz w:val="22"/>
         </w:rPr>
-        <w:t>Implementasikan solver BVP orde 4 generik untuk sayap pesawat tirus dari awal: fungsi menerima keempat akar (default m=2,-2,3,-3 dari studi kasus) dan domain [x0,xL] (default [1,6]), susun basis {x^m1,x^m2,x^m3,x^m4} dan turunan-turunannya (y',y'',y''') secara simbolik atau numerik, bentuk matriks 4×4 dari syarat batas y(x0)=0, y'(x0)=0, y''(xL)=0, y'''(xL)=0, lalu selesaikan sistem HOMOGEN ini (tunjukkan bahwa solusi trivial c=[0,0,0,0] adalah satu-satunya solusi bila determinan matriks tidak nol, verifikasi dengan menghitung determinan matriks 4×4 tersebut memakai eliminasi Gauss manual, bukan np.linalg.det). Jelaskan dalam komentar kode mengapa hasil ini konsisten dengan kebutuhan solusi partikular dari beban aerodinamis pada Pertemuan 8. Print determinan matriks dan solusi c1..c4.</w:t>
+        <w:t xml:space="preserve">Implementasikan solver BVP orde 4 generik untuk sayap pesawat tirus dari awal: fungsi menerima keempat akar (default m=2,-2,3,-3 dari studi kasus) dan domain [x0,xL] (default [1,6]), susun basis {x</w:t>
+      </w:r>
+      <w:r>
+        <w:rPr>
+          <w:rFonts w:ascii="Arial" w:hAnsi="Arial" w:cs="Arial"/>
+          <w:b w:val="0"/>
+          <w:i w:val="0"/>
+          <w:sz w:val="22"/>
+          <w:vertAlign w:val="superscript"/>
+        </w:rPr>
+        <w:t xml:space="preserve">m1</w:t>
+      </w:r>
+      <w:r>
+        <w:rPr>
+          <w:rFonts w:ascii="Arial" w:hAnsi="Arial" w:cs="Arial"/>
+          <w:b w:val="0"/>
+          <w:i w:val="0"/>
+          <w:sz w:val="22"/>
+        </w:rPr>
+        <w:t xml:space="preserve">,x</w:t>
+      </w:r>
+      <w:r>
+        <w:rPr>
+          <w:rFonts w:ascii="Arial" w:hAnsi="Arial" w:cs="Arial"/>
+          <w:b w:val="0"/>
+          <w:i w:val="0"/>
+          <w:sz w:val="22"/>
+          <w:vertAlign w:val="superscript"/>
+        </w:rPr>
+        <w:t xml:space="preserve">m2</w:t>
+      </w:r>
+      <w:r>
+        <w:rPr>
+          <w:rFonts w:ascii="Arial" w:hAnsi="Arial" w:cs="Arial"/>
+          <w:b w:val="0"/>
+          <w:i w:val="0"/>
+          <w:sz w:val="22"/>
+        </w:rPr>
+        <w:t xml:space="preserve">,x</w:t>
+      </w:r>
+      <w:r>
+        <w:rPr>
+          <w:rFonts w:ascii="Arial" w:hAnsi="Arial" w:cs="Arial"/>
+          <w:b w:val="0"/>
+          <w:i w:val="0"/>
+          <w:sz w:val="22"/>
+          <w:vertAlign w:val="superscript"/>
+        </w:rPr>
+        <w:t xml:space="preserve">m3</w:t>
+      </w:r>
+      <w:r>
+        <w:rPr>
+          <w:rFonts w:ascii="Arial" w:hAnsi="Arial" w:cs="Arial"/>
+          <w:b w:val="0"/>
+          <w:i w:val="0"/>
+          <w:sz w:val="22"/>
+        </w:rPr>
+        <w:t xml:space="preserve">,x</w:t>
+      </w:r>
+      <w:r>
+        <w:rPr>
+          <w:rFonts w:ascii="Arial" w:hAnsi="Arial" w:cs="Arial"/>
+          <w:b w:val="0"/>
+          <w:i w:val="0"/>
+          <w:sz w:val="22"/>
+          <w:vertAlign w:val="superscript"/>
+        </w:rPr>
+        <w:t xml:space="preserve">m4</w:t>
+      </w:r>
+      <w:r>
+        <w:rPr>
+          <w:rFonts w:ascii="Arial" w:hAnsi="Arial" w:cs="Arial"/>
+          <w:b w:val="0"/>
+          <w:i w:val="0"/>
+          <w:sz w:val="22"/>
+        </w:rPr>
+        <w:t xml:space="preserve">} dan turunan-turunannya (y',y'',y''') secara simbolik atau numerik, bentuk matriks 4×4 dari syarat batas y(x0)=0, y'(x0)=0, y''(xL)=0, y'''(xL)=0, lalu selesaikan sistem HOMOGEN ini (tunjukkan bahwa solusi trivial c=[0,0,0,0] adalah satu-satunya solusi bila determinan matriks tidak nol, verifikasi dengan menghitung determinan matriks 4×4 tersebut memakai eliminasi Gauss manual, bukan np.linalg.det). Jelaskan dalam komentar kode mengapa hasil ini konsisten dengan kebutuhan solusi partikular dari beban aerodinamis pada Pertemuan 8. Print determinan matriks dan solusi c1..c4.</w:t>
       </w:r>
     </w:p>
     <w:p>
@@ -9038,7 +11025,38 @@
           <w:color w:val="333333"/>
           <w:sz w:val="21"/>
         </w:rPr>
-        <w:t>Newton-Raphson kompleks: m_baru = m - P(m)/P'(m), iterasi hingga |P(m)| &lt; 1e-10 atau maksimum 100 iterasi; P'(m) untuk polinomial dihitung dari koefisien turunan standar (4m³+4m untuk P ini); akar berganda dicirikan P dan P' sama-sama mendekati nol di titik yang sama.</w:t>
+        <w:t xml:space="preserve">Newton-Raphson kompleks: </w:t>
+      </w:r>
+      <w:r>
+        <w:rPr>
+          <w:rFonts w:ascii="Arial" w:hAnsi="Arial" w:cs="Arial"/>
+          <w:b w:val="0"/>
+          <w:i w:val="0"/>
+          <w:color w:val="333333"/>
+          <w:sz w:val="21"/>
+        </w:rPr>
+        <w:t xml:space="preserve">m</w:t>
+      </w:r>
+      <w:r>
+        <w:rPr>
+          <w:rFonts w:ascii="Arial" w:hAnsi="Arial" w:cs="Arial"/>
+          <w:b w:val="0"/>
+          <w:i w:val="0"/>
+          <w:color w:val="333333"/>
+          <w:sz w:val="21"/>
+          <w:vertAlign w:val="subscript"/>
+        </w:rPr>
+        <w:t xml:space="preserve">baru</w:t>
+      </w:r>
+      <w:r>
+        <w:rPr>
+          <w:rFonts w:ascii="Arial" w:hAnsi="Arial" w:cs="Arial"/>
+          <w:b w:val="0"/>
+          <w:i w:val="0"/>
+          <w:color w:val="333333"/>
+          <w:sz w:val="21"/>
+        </w:rPr>
+        <w:t xml:space="preserve"> = m - P(m)/P'(m), iterasi hingga |P(m)| &lt; 1e-10 atau maksimum 100 iterasi; P'(m) untuk polinomial dihitung dari koefisien turunan standar (4m³+4m untuk P ini); akar berganda dicirikan P dan P' sama-sama mendekati nol di titik yang sama.</w:t>
       </w:r>
     </w:p>
     <w:p>
@@ -9111,7 +11129,7 @@
           <w:color w:val="0563C1"/>
           <w:sz w:val="21"/>
         </w:rPr>
-        <w:t xml:space="preserve"> https://doi.org/10.1016/j.promfg.2020.02.265</w:t>
+        <w:t xml:space="preserve"> https://doi.org/10.1016/j·promfg.2020.02.265</w:t>
       </w:r>
     </w:p>
     <w:p>
@@ -9136,7 +11154,7 @@
           <w:color w:val="0563C1"/>
           <w:sz w:val="21"/>
         </w:rPr>
-        <w:t xml:space="preserve"> https://doi.org/10.1016/j.ijpvp.2024.105354</w:t>
+        <w:t xml:space="preserve"> https://doi.org/10.1016/j·ijpvp.2024.105354</w:t>
       </w:r>
     </w:p>
     <w:p>
@@ -9186,7 +11204,7 @@
           <w:color w:val="0563C1"/>
           <w:sz w:val="21"/>
         </w:rPr>
-        <w:t xml:space="preserve"> https://ejmt.mathandtech.org/Contents/eJMT_v15n3p4.pdf</w:t>
+        <w:t xml:space="preserve"> https://ejmt.mathandtech.org/Contents/eJMT_v15n3p4·pdf</w:t>
       </w:r>
     </w:p>
     <w:sectPr>

--- a/Engineering-Mathematics/Modul-Word/Modul-7-Persamaan-Euler-Cauchy-Orde-Tinggi-Homogen.docx
+++ b/Engineering-Mathematics/Modul-Word/Modul-7-Persamaan-Euler-Cauchy-Orde-Tinggi-Homogen.docx
@@ -10218,7 +10218,7 @@
           <w:color w:val="333333"/>
           <w:sz w:val="21"/>
         </w:rPr>
-        <w:t xml:space="preserve">Substitusikan ln x=1 dan x=np.e ke rumus y=(c1+c2·</w:t>
+        <w:t xml:space="preserve">Substitusikan ln x=1 dan x=np.e ke rumus y=(c1+c2*</w:t>
       </w:r>
       <w:r>
         <w:rPr>
@@ -10249,7 +10249,7 @@
           <w:color w:val="333333"/>
           <w:sz w:val="21"/>
         </w:rPr>
-        <w:t xml:space="preserve">)·x**2, evaluasi dengan Python.</w:t>
+        <w:t xml:space="preserve">)*x**2, evaluasi dengan Python.</w:t>
       </w:r>
     </w:p>
     <w:p>
@@ -10472,7 +10472,7 @@
           <w:i w:val="0"/>
           <w:sz w:val="22"/>
         </w:rPr>
-        <w:t xml:space="preserve">Dengan c1,c2,c3 dari soal sebelumnya, hitung y(2) memakai y(x)=c1·x+c2·x**4+c3·x**(-2). Print nilai y(2).</w:t>
+        <w:t>Dengan c1,c2,c3 dari soal sebelumnya, hitung y(2) memakai y(x)=c1*x+c2*x**4+c3*x**(-2). Print nilai y(2).</w:t>
       </w:r>
     </w:p>
     <w:p>
@@ -10508,7 +10508,7 @@
           <w:color w:val="333333"/>
           <w:sz w:val="21"/>
         </w:rPr>
-        <w:t xml:space="preserve">Substitusikan x=2 dan konstanta hasil np.linalg.solve ke rumus y(x)=c1·x+c2·x**4+c3/x**2.</w:t>
+        <w:t>Substitusikan x=2 dan konstanta hasil np.linalg.solve ke rumus y(x)=c1*x+c2*x**4+c3/x**2.</w:t>
       </w:r>
     </w:p>
     <w:p>
@@ -10623,7 +10623,7 @@
           <w:i w:val="0"/>
           <w:sz w:val="22"/>
         </w:rPr>
-        <w:t xml:space="preserve">Implementasikan solver Euler-Cauchy orde 3 IVP umum dari awal (tanpa sympy.dsolve, tanpa np.linalg.solve untuk sistemnya): fungsi menerima a3,a2,a1,a0,x0,y0,v0,w0 (w0=y''(x0)), lalu (1) konversi a→b orde 3, (2) coba kandidat rational root dari faktor a0/a3 untuk menemukan akar pertama via horner_divide manual, (3) selesaikan sisa kuadrat dengan rumus abc, (4) klasifikasikan ketiga akar (real berbeda/berganda/kompleks), (5) susun solusi umum sesuai kasus, (6) hitung turunan y',y'' dan susun sistem 3×3, (7) selesaikan sistem dengan eliminasi Gauss manual (bukan np.linalg.solve), (8) kembalikan fungsi y(x). Uji pada Contoh 7.1 (a3=1,a2=0,a1=-8,a0=8,x0=1,y0=-1,v0=2,w0=4), hitung y(2) dan bandingkan dengan solusi analitik (-10/9)·2+(5/9)·16+(-4/9)/4. Print y(2) hasil solver dan selisih absolutnya terhadap nilai analitik.</w:t>
+        <w:t>Implementasikan solver Euler-Cauchy orde 3 IVP umum dari awal (tanpa sympy.dsolve, tanpa np.linalg.solve untuk sistemnya): fungsi menerima a3,a2,a1,a0,x0,y0,v0,w0 (w0=y''(x0)), lalu (1) konversi a→b orde 3, (2) coba kandidat rational root dari faktor a0/a3 untuk menemukan akar pertama via horner_divide manual, (3) selesaikan sisa kuadrat dengan rumus abc, (4) klasifikasikan ketiga akar (real berbeda/berganda/kompleks), (5) susun solusi umum sesuai kasus, (6) hitung turunan y',y'' dan susun sistem 3×3, (7) selesaikan sistem dengan eliminasi Gauss manual (bukan np.linalg.solve), (8) kembalikan fungsi y(x). Uji pada Contoh 7.1 (a3=1,a2=0,a1=-8,a0=8,x0=1,y0=-1,v0=2,w0=4), hitung y(2) dan bandingkan dengan solusi analitik (-10/9)*2+(5/9)*16+(-4/9)/4. Print y(2) hasil solver dan selisih absolutnya terhadap nilai analitik.</w:t>
       </w:r>
     </w:p>
     <w:p>

--- a/Engineering-Mathematics/Modul-Word/Modul-7-Persamaan-Euler-Cauchy-Orde-Tinggi-Homogen.docx
+++ b/Engineering-Mathematics/Modul-Word/Modul-7-Persamaan-Euler-Cauchy-Orde-Tinggi-Homogen.docx
@@ -3267,8 +3267,11 @@
     </w:p>
     <w:p>
       <w:pPr>
+        <w:tabs>
+          <w:tab w:val="center" w:pos="4393"/>
+          <w:tab w:val="right" w:pos="8787"/>
+        </w:tabs>
         <w:spacing w:before="40" w:after="120"/>
-        <w:jc w:val="center"/>
       </w:pPr>
       <w:r>
         <w:rPr>
@@ -3278,7 +3281,7 @@
           <w:color w:val="305496"/>
           <w:sz w:val="22"/>
         </w:rPr>
-        <w:t>aₙ·xⁿ·y⁽ⁿ⁾ + aₙ₋₁·xⁿ⁻¹·y⁽ⁿ⁻¹⁾ + ... + a₁·x·y' + a₀·y = 0,   aᵢ∈ℝ, aₙ≠0, x&gt;0</w:t>
+        <w:tab/>
       </w:r>
       <w:r>
         <w:rPr>
@@ -3288,7 +3291,18 @@
           <w:color w:val="305496"/>
           <w:sz w:val="22"/>
         </w:rPr>
-        <w:t xml:space="preserve">   (1)</w:t>
+        <w:t>aₙ·xⁿ·y⁽ⁿ⁾ + aₙ₋₁·xⁿ⁻¹·y⁽ⁿ⁻¹⁾ + ... + a₁·x·y' + a₀·y = 0,   aᵢ∈ℝ, aₙ≠0, x&gt;0</w:t>
+      </w:r>
+      <w:r>
+        <w:rPr>
+          <w:rFonts w:ascii="Arial" w:hAnsi="Arial" w:cs="Arial"/>
+          <w:b/>
+          <w:i/>
+          <w:color w:val="305496"/>
+          <w:sz w:val="22"/>
+        </w:rPr>
+        <w:tab/>
+        <w:t xml:space="preserve">(1)</w:t>
       </w:r>
     </w:p>
     <w:p>
@@ -3483,8 +3497,11 @@
     </w:p>
     <w:p>
       <w:pPr>
+        <w:tabs>
+          <w:tab w:val="center" w:pos="4393"/>
+          <w:tab w:val="right" w:pos="8787"/>
+        </w:tabs>
         <w:spacing w:before="40" w:after="120"/>
-        <w:jc w:val="center"/>
       </w:pPr>
       <w:r>
         <w:rPr>
@@ -3494,7 +3511,7 @@
           <w:color w:val="305496"/>
           <w:sz w:val="22"/>
         </w:rPr>
-        <w:t xml:space="preserve">y' = m·x</w:t>
+        <w:tab/>
       </w:r>
       <w:r>
         <w:rPr>
@@ -3503,9 +3520,8 @@
           <w:i/>
           <w:color w:val="305496"/>
           <w:sz w:val="22"/>
-          <w:vertAlign w:val="superscript"/>
-        </w:rPr>
-        <w:t xml:space="preserve">m-1</w:t>
+        </w:rPr>
+        <w:t xml:space="preserve">y' = m·x</w:t>
       </w:r>
       <w:r>
         <w:rPr>
@@ -3514,8 +3530,9 @@
           <w:i/>
           <w:color w:val="305496"/>
           <w:sz w:val="22"/>
-        </w:rPr>
-        <w:t xml:space="preserve">,  y'' = m(m-1)·x</w:t>
+          <w:vertAlign w:val="superscript"/>
+        </w:rPr>
+        <w:t xml:space="preserve">m-1</w:t>
       </w:r>
       <w:r>
         <w:rPr>
@@ -3524,9 +3541,8 @@
           <w:i/>
           <w:color w:val="305496"/>
           <w:sz w:val="22"/>
-          <w:vertAlign w:val="superscript"/>
-        </w:rPr>
-        <w:t xml:space="preserve">m-2</w:t>
+        </w:rPr>
+        <w:t xml:space="preserve">,  y'' = m(m-1)·x</w:t>
       </w:r>
       <w:r>
         <w:rPr>
@@ -3535,8 +3551,9 @@
           <w:i/>
           <w:color w:val="305496"/>
           <w:sz w:val="22"/>
-        </w:rPr>
-        <w:t xml:space="preserve">,  y⁽ᵏ⁾ = m(m-1)(m-2)...(m-k+1)·x</w:t>
+          <w:vertAlign w:val="superscript"/>
+        </w:rPr>
+        <w:t xml:space="preserve">m-2</w:t>
       </w:r>
       <w:r>
         <w:rPr>
@@ -3545,9 +3562,8 @@
           <w:i/>
           <w:color w:val="305496"/>
           <w:sz w:val="22"/>
-          <w:vertAlign w:val="superscript"/>
-        </w:rPr>
-        <w:t xml:space="preserve">m-k</w:t>
+        </w:rPr>
+        <w:t xml:space="preserve">,  y⁽ᵏ⁾ = m(m-1)(m-2)...(m-k+1)·x</w:t>
       </w:r>
       <w:r>
         <w:rPr>
@@ -3556,8 +3572,20 @@
           <w:i/>
           <w:color w:val="305496"/>
           <w:sz w:val="22"/>
-        </w:rPr>
-        <w:t xml:space="preserve">   (2)</w:t>
+          <w:vertAlign w:val="superscript"/>
+        </w:rPr>
+        <w:t xml:space="preserve">m-k</w:t>
+      </w:r>
+      <w:r>
+        <w:rPr>
+          <w:rFonts w:ascii="Arial" w:hAnsi="Arial" w:cs="Arial"/>
+          <w:b/>
+          <w:i/>
+          <w:color w:val="305496"/>
+          <w:sz w:val="22"/>
+        </w:rPr>
+        <w:tab/>
+        <w:t xml:space="preserve">(2)</w:t>
       </w:r>
     </w:p>
     <w:p>
@@ -3690,8 +3718,11 @@
     </w:p>
     <w:p>
       <w:pPr>
+        <w:tabs>
+          <w:tab w:val="center" w:pos="4393"/>
+          <w:tab w:val="right" w:pos="8787"/>
+        </w:tabs>
         <w:spacing w:before="40" w:after="120"/>
-        <w:jc w:val="center"/>
       </w:pPr>
       <w:r>
         <w:rPr>
@@ -3701,7 +3732,7 @@
           <w:color w:val="305496"/>
           <w:sz w:val="22"/>
         </w:rPr>
-        <w:t xml:space="preserve">m(m-1)(m-2)...(m-k+1)  ≠  m</w:t>
+        <w:tab/>
       </w:r>
       <w:r>
         <w:rPr>
@@ -3710,9 +3741,8 @@
           <w:i/>
           <w:color w:val="305496"/>
           <w:sz w:val="22"/>
-          <w:vertAlign w:val="superscript"/>
-        </w:rPr>
-        <w:t xml:space="preserve">k</w:t>
+        </w:rPr>
+        <w:t xml:space="preserve">m(m-1)(m-2)...(m-k+1)  ≠  m</w:t>
       </w:r>
       <w:r>
         <w:rPr>
@@ -3721,8 +3751,9 @@
           <w:i/>
           <w:color w:val="305496"/>
           <w:sz w:val="22"/>
-        </w:rPr>
-        <w:t xml:space="preserve">   untuk k ≥ 2</w:t>
+          <w:vertAlign w:val="superscript"/>
+        </w:rPr>
+        <w:t xml:space="preserve">k</w:t>
       </w:r>
       <w:r>
         <w:rPr>
@@ -3732,7 +3763,18 @@
           <w:color w:val="305496"/>
           <w:sz w:val="22"/>
         </w:rPr>
-        <w:t xml:space="preserve">   (3)</w:t>
+        <w:t xml:space="preserve">   untuk k ≥ 2</w:t>
+      </w:r>
+      <w:r>
+        <w:rPr>
+          <w:rFonts w:ascii="Arial" w:hAnsi="Arial" w:cs="Arial"/>
+          <w:b/>
+          <w:i/>
+          <w:color w:val="305496"/>
+          <w:sz w:val="22"/>
+        </w:rPr>
+        <w:tab/>
+        <w:t xml:space="preserve">(3)</w:t>
       </w:r>
     </w:p>
     <w:p>
@@ -3850,8 +3892,11 @@
     </w:p>
     <w:p>
       <w:pPr>
+        <w:tabs>
+          <w:tab w:val="center" w:pos="4393"/>
+          <w:tab w:val="right" w:pos="8787"/>
+        </w:tabs>
         <w:spacing w:before="40" w:after="120"/>
-        <w:jc w:val="center"/>
       </w:pPr>
       <w:r>
         <w:rPr>
@@ -3861,7 +3906,7 @@
           <w:color w:val="305496"/>
           <w:sz w:val="22"/>
         </w:rPr>
-        <w:t>bₙ·mⁿ + bₙ₋₁·mⁿ⁻¹ + ... + b₁·m + b₀ = 0</w:t>
+        <w:tab/>
       </w:r>
       <w:r>
         <w:rPr>
@@ -3871,7 +3916,18 @@
           <w:color w:val="305496"/>
           <w:sz w:val="22"/>
         </w:rPr>
-        <w:t xml:space="preserve">   (4)</w:t>
+        <w:t>bₙ·mⁿ + bₙ₋₁·mⁿ⁻¹ + ... + b₁·m + b₀ = 0</w:t>
+      </w:r>
+      <w:r>
+        <w:rPr>
+          <w:rFonts w:ascii="Arial" w:hAnsi="Arial" w:cs="Arial"/>
+          <w:b/>
+          <w:i/>
+          <w:color w:val="305496"/>
+          <w:sz w:val="22"/>
+        </w:rPr>
+        <w:tab/>
+        <w:t xml:space="preserve">(4)</w:t>
       </w:r>
     </w:p>
     <w:p>
@@ -3975,8 +4031,11 @@
     </w:p>
     <w:p>
       <w:pPr>
+        <w:tabs>
+          <w:tab w:val="center" w:pos="4393"/>
+          <w:tab w:val="right" w:pos="8787"/>
+        </w:tabs>
         <w:spacing w:before="40" w:after="120"/>
-        <w:jc w:val="center"/>
       </w:pPr>
       <w:r>
         <w:rPr>
@@ -3986,7 +4045,7 @@
           <w:color w:val="305496"/>
           <w:sz w:val="22"/>
         </w:rPr>
-        <w:t>Orde 3:  b₃=a₃, b₂=a₂-3a₃, b₁=a₁-a₂+2a₃, b₀=a₀</w:t>
+        <w:tab/>
       </w:r>
       <w:r>
         <w:rPr>
@@ -3996,14 +4055,8 @@
           <w:color w:val="305496"/>
           <w:sz w:val="22"/>
         </w:rPr>
-        <w:t xml:space="preserve">   (5)</w:t>
-      </w:r>
-    </w:p>
-    <w:p>
-      <w:pPr>
-        <w:spacing w:before="40" w:after="120"/>
-        <w:jc w:val="center"/>
-      </w:pPr>
+        <w:t>Orde 3:  b₃=a₃, b₂=a₂-3a₃, b₁=a₁-a₂+2a₃, b₀=a₀</w:t>
+      </w:r>
       <w:r>
         <w:rPr>
           <w:rFonts w:ascii="Arial" w:hAnsi="Arial" w:cs="Arial"/>
@@ -4012,8 +4065,18 @@
           <w:color w:val="305496"/>
           <w:sz w:val="22"/>
         </w:rPr>
-        <w:t>Orde 4:  b₄=a₄, b₃=a₃-6a₄, b₂=a₂-3a₃+11a₄, b₁=a₁-a₂+2a₃-6a₄, b₀=a₀</w:t>
-      </w:r>
+        <w:tab/>
+        <w:t xml:space="preserve">(5)</w:t>
+      </w:r>
+    </w:p>
+    <w:p>
+      <w:pPr>
+        <w:tabs>
+          <w:tab w:val="center" w:pos="4393"/>
+          <w:tab w:val="right" w:pos="8787"/>
+        </w:tabs>
+        <w:spacing w:before="40" w:after="120"/>
+      </w:pPr>
       <w:r>
         <w:rPr>
           <w:rFonts w:ascii="Arial" w:hAnsi="Arial" w:cs="Arial"/>
@@ -4022,7 +4085,28 @@
           <w:color w:val="305496"/>
           <w:sz w:val="22"/>
         </w:rPr>
-        <w:t xml:space="preserve">   (6)</w:t>
+        <w:tab/>
+      </w:r>
+      <w:r>
+        <w:rPr>
+          <w:rFonts w:ascii="Arial" w:hAnsi="Arial" w:cs="Arial"/>
+          <w:b/>
+          <w:i/>
+          <w:color w:val="305496"/>
+          <w:sz w:val="22"/>
+        </w:rPr>
+        <w:t>Orde 4:  b₄=a₄, b₃=a₃-6a₄, b₂=a₂-3a₃+11a₄, b₁=a₁-a₂+2a₃-6a₄, b₀=a₀</w:t>
+      </w:r>
+      <w:r>
+        <w:rPr>
+          <w:rFonts w:ascii="Arial" w:hAnsi="Arial" w:cs="Arial"/>
+          <w:b/>
+          <w:i/>
+          <w:color w:val="305496"/>
+          <w:sz w:val="22"/>
+        </w:rPr>
+        <w:tab/>
+        <w:t xml:space="preserve">(6)</w:t>
       </w:r>
     </w:p>
     <w:p>
@@ -4204,8 +4288,11 @@
     </w:p>
     <w:p>
       <w:pPr>
+        <w:tabs>
+          <w:tab w:val="center" w:pos="4393"/>
+          <w:tab w:val="right" w:pos="8787"/>
+        </w:tabs>
         <w:spacing w:before="40" w:after="120"/>
-        <w:jc w:val="center"/>
       </w:pPr>
       <w:r>
         <w:rPr>
@@ -4215,7 +4302,7 @@
           <w:color w:val="305496"/>
           <w:sz w:val="22"/>
         </w:rPr>
-        <w:t xml:space="preserve">y(x) = c₁·x</w:t>
+        <w:tab/>
       </w:r>
       <w:r>
         <w:rPr>
@@ -4224,9 +4311,8 @@
           <w:i/>
           <w:color w:val="305496"/>
           <w:sz w:val="22"/>
-          <w:vertAlign w:val="superscript"/>
-        </w:rPr>
-        <w:t xml:space="preserve">m</w:t>
+        </w:rPr>
+        <w:t xml:space="preserve">y(x) = c₁·x</w:t>
       </w:r>
       <w:r>
         <w:rPr>
@@ -4235,8 +4321,9 @@
           <w:i/>
           <w:color w:val="305496"/>
           <w:sz w:val="22"/>
-        </w:rPr>
-        <w:t xml:space="preserve">₁ + c₂·x</w:t>
+          <w:vertAlign w:val="superscript"/>
+        </w:rPr>
+        <w:t xml:space="preserve">m</w:t>
       </w:r>
       <w:r>
         <w:rPr>
@@ -4245,9 +4332,8 @@
           <w:i/>
           <w:color w:val="305496"/>
           <w:sz w:val="22"/>
-          <w:vertAlign w:val="superscript"/>
-        </w:rPr>
-        <w:t xml:space="preserve">m</w:t>
+        </w:rPr>
+        <w:t xml:space="preserve">₁ + c₂·x</w:t>
       </w:r>
       <w:r>
         <w:rPr>
@@ -4256,8 +4342,9 @@
           <w:i/>
           <w:color w:val="305496"/>
           <w:sz w:val="22"/>
-        </w:rPr>
-        <w:t xml:space="preserve">₂ + ... + cₙ·x</w:t>
+          <w:vertAlign w:val="superscript"/>
+        </w:rPr>
+        <w:t xml:space="preserve">m</w:t>
       </w:r>
       <w:r>
         <w:rPr>
@@ -4266,9 +4353,8 @@
           <w:i/>
           <w:color w:val="305496"/>
           <w:sz w:val="22"/>
-          <w:vertAlign w:val="superscript"/>
-        </w:rPr>
-        <w:t xml:space="preserve">m</w:t>
+        </w:rPr>
+        <w:t xml:space="preserve">₂ + ... + cₙ·x</w:t>
       </w:r>
       <w:r>
         <w:rPr>
@@ -4277,8 +4363,9 @@
           <w:i/>
           <w:color w:val="305496"/>
           <w:sz w:val="22"/>
-        </w:rPr>
-        <w:t xml:space="preserve">ₙ   (x &gt; 0)</w:t>
+          <w:vertAlign w:val="superscript"/>
+        </w:rPr>
+        <w:t xml:space="preserve">m</w:t>
       </w:r>
       <w:r>
         <w:rPr>
@@ -4288,7 +4375,18 @@
           <w:color w:val="305496"/>
           <w:sz w:val="22"/>
         </w:rPr>
-        <w:t xml:space="preserve">   (7)</w:t>
+        <w:t xml:space="preserve">ₙ   (x &gt; 0)</w:t>
+      </w:r>
+      <w:r>
+        <w:rPr>
+          <w:rFonts w:ascii="Arial" w:hAnsi="Arial" w:cs="Arial"/>
+          <w:b/>
+          <w:i/>
+          <w:color w:val="305496"/>
+          <w:sz w:val="22"/>
+        </w:rPr>
+        <w:tab/>
+        <w:t xml:space="preserve">(7)</w:t>
       </w:r>
     </w:p>
     <w:p>
@@ -4335,8 +4433,11 @@
     </w:p>
     <w:p>
       <w:pPr>
+        <w:tabs>
+          <w:tab w:val="center" w:pos="4393"/>
+          <w:tab w:val="right" w:pos="8787"/>
+        </w:tabs>
         <w:spacing w:before="40" w:after="120"/>
-        <w:jc w:val="center"/>
       </w:pPr>
       <w:r>
         <w:rPr>
@@ -4346,7 +4447,7 @@
           <w:color w:val="305496"/>
           <w:sz w:val="22"/>
         </w:rPr>
-        <w:t>Karakteristik: m³-3m²-6m+8=0  →  akar m=1, 4, -2</w:t>
+        <w:tab/>
       </w:r>
       <w:r>
         <w:rPr>
@@ -4356,14 +4457,8 @@
           <w:color w:val="305496"/>
           <w:sz w:val="22"/>
         </w:rPr>
-        <w:t xml:space="preserve">   (8)</w:t>
-      </w:r>
-    </w:p>
-    <w:p>
-      <w:pPr>
-        <w:spacing w:before="40" w:after="120"/>
-        <w:jc w:val="center"/>
-      </w:pPr>
+        <w:t>Karakteristik: m³-3m²-6m+8=0  →  akar m=1, 4, -2</w:t>
+      </w:r>
       <w:r>
         <w:rPr>
           <w:rFonts w:ascii="Arial" w:hAnsi="Arial" w:cs="Arial"/>
@@ -4372,8 +4467,18 @@
           <w:color w:val="305496"/>
           <w:sz w:val="22"/>
         </w:rPr>
-        <w:t>✓ Solusi Umum:   y(x) = c₁·x + c₂·x⁴ + c₃·x⁻²</w:t>
-      </w:r>
+        <w:tab/>
+        <w:t xml:space="preserve">(8)</w:t>
+      </w:r>
+    </w:p>
+    <w:p>
+      <w:pPr>
+        <w:tabs>
+          <w:tab w:val="center" w:pos="4393"/>
+          <w:tab w:val="right" w:pos="8787"/>
+        </w:tabs>
+        <w:spacing w:before="40" w:after="120"/>
+      </w:pPr>
       <w:r>
         <w:rPr>
           <w:rFonts w:ascii="Arial" w:hAnsi="Arial" w:cs="Arial"/>
@@ -4382,7 +4487,28 @@
           <w:color w:val="305496"/>
           <w:sz w:val="22"/>
         </w:rPr>
-        <w:t xml:space="preserve">   (9)</w:t>
+        <w:tab/>
+      </w:r>
+      <w:r>
+        <w:rPr>
+          <w:rFonts w:ascii="Arial" w:hAnsi="Arial" w:cs="Arial"/>
+          <w:b/>
+          <w:i/>
+          <w:color w:val="305496"/>
+          <w:sz w:val="22"/>
+        </w:rPr>
+        <w:t>✓ Solusi Umum:   y(x) = c₁·x + c₂·x⁴ + c₃·x⁻²</w:t>
+      </w:r>
+      <w:r>
+        <w:rPr>
+          <w:rFonts w:ascii="Arial" w:hAnsi="Arial" w:cs="Arial"/>
+          <w:b/>
+          <w:i/>
+          <w:color w:val="305496"/>
+          <w:sz w:val="22"/>
+        </w:rPr>
+        <w:tab/>
+        <w:t xml:space="preserve">(9)</w:t>
       </w:r>
     </w:p>
     <w:p>
@@ -4536,8 +4662,11 @@
     </w:p>
     <w:p>
       <w:pPr>
+        <w:tabs>
+          <w:tab w:val="center" w:pos="4393"/>
+          <w:tab w:val="right" w:pos="8787"/>
+        </w:tabs>
         <w:spacing w:before="40" w:after="120"/>
-        <w:jc w:val="center"/>
       </w:pPr>
       <w:r>
         <w:rPr>
@@ -4547,7 +4676,7 @@
           <w:color w:val="305496"/>
           <w:sz w:val="22"/>
         </w:rPr>
-        <w:t xml:space="preserve"/>
+        <w:tab/>
       </w:r>
       <w:r>
         <w:rPr>
@@ -4557,7 +4686,7 @@
           <w:color w:val="305496"/>
           <w:sz w:val="22"/>
         </w:rPr>
-        <w:t xml:space="preserve">y</w:t>
+        <w:t xml:space="preserve"/>
       </w:r>
       <w:r>
         <w:rPr>
@@ -4566,9 +4695,8 @@
           <w:i/>
           <w:color w:val="305496"/>
           <w:sz w:val="22"/>
-          <w:vertAlign w:val="subscript"/>
-        </w:rPr>
-        <w:t xml:space="preserve">berganda</w:t>
+        </w:rPr>
+        <w:t xml:space="preserve">y</w:t>
       </w:r>
       <w:r>
         <w:rPr>
@@ -4577,8 +4705,9 @@
           <w:i/>
           <w:color w:val="305496"/>
           <w:sz w:val="22"/>
-        </w:rPr>
-        <w:t xml:space="preserve">(x) = (c₁ + c₂·ln x + c₃·(ln x)² + ... + cₖ·(ln x)</w:t>
+          <w:vertAlign w:val="subscript"/>
+        </w:rPr>
+        <w:t xml:space="preserve">berganda</w:t>
       </w:r>
       <w:r>
         <w:rPr>
@@ -4587,9 +4716,8 @@
           <w:i/>
           <w:color w:val="305496"/>
           <w:sz w:val="22"/>
-          <w:vertAlign w:val="superscript"/>
-        </w:rPr>
-        <w:t xml:space="preserve">k-1</w:t>
+        </w:rPr>
+        <w:t xml:space="preserve">(x) = (c₁ + c₂·ln x + c₃·(ln x)² + ... + cₖ·(ln x)</w:t>
       </w:r>
       <w:r>
         <w:rPr>
@@ -4598,8 +4726,9 @@
           <w:i/>
           <w:color w:val="305496"/>
           <w:sz w:val="22"/>
-        </w:rPr>
-        <w:t xml:space="preserve">)·x</w:t>
+          <w:vertAlign w:val="superscript"/>
+        </w:rPr>
+        <w:t xml:space="preserve">k-1</w:t>
       </w:r>
       <w:r>
         <w:rPr>
@@ -4608,9 +4737,8 @@
           <w:i/>
           <w:color w:val="305496"/>
           <w:sz w:val="22"/>
-          <w:vertAlign w:val="superscript"/>
-        </w:rPr>
-        <w:t xml:space="preserve">m</w:t>
+        </w:rPr>
+        <w:t xml:space="preserve">)·x</w:t>
       </w:r>
       <w:r>
         <w:rPr>
@@ -4619,8 +4747,20 @@
           <w:i/>
           <w:color w:val="305496"/>
           <w:sz w:val="22"/>
-        </w:rPr>
-        <w:t xml:space="preserve">   (10)</w:t>
+          <w:vertAlign w:val="superscript"/>
+        </w:rPr>
+        <w:t xml:space="preserve">m</w:t>
+      </w:r>
+      <w:r>
+        <w:rPr>
+          <w:rFonts w:ascii="Arial" w:hAnsi="Arial" w:cs="Arial"/>
+          <w:b/>
+          <w:i/>
+          <w:color w:val="305496"/>
+          <w:sz w:val="22"/>
+        </w:rPr>
+        <w:tab/>
+        <w:t xml:space="preserve">(10)</w:t>
       </w:r>
     </w:p>
     <w:p>
@@ -4667,8 +4807,11 @@
     </w:p>
     <w:p>
       <w:pPr>
+        <w:tabs>
+          <w:tab w:val="center" w:pos="4393"/>
+          <w:tab w:val="right" w:pos="8787"/>
+        </w:tabs>
         <w:spacing w:before="40" w:after="120"/>
-        <w:jc w:val="center"/>
       </w:pPr>
       <w:r>
         <w:rPr>
@@ -4678,7 +4821,7 @@
           <w:color w:val="305496"/>
           <w:sz w:val="22"/>
         </w:rPr>
-        <w:t>Karakteristik: m³-7m²+16m-12=0 = (m-2)²(m-3)  →  m=2 (double), m=3 (simple)</w:t>
+        <w:tab/>
       </w:r>
       <w:r>
         <w:rPr>
@@ -4688,14 +4831,8 @@
           <w:color w:val="305496"/>
           <w:sz w:val="22"/>
         </w:rPr>
-        <w:t xml:space="preserve">   (11)</w:t>
-      </w:r>
-    </w:p>
-    <w:p>
-      <w:pPr>
-        <w:spacing w:before="40" w:after="120"/>
-        <w:jc w:val="center"/>
-      </w:pPr>
+        <w:t>Karakteristik: m³-7m²+16m-12=0 = (m-2)²(m-3)  →  m=2 (double), m=3 (simple)</w:t>
+      </w:r>
       <w:r>
         <w:rPr>
           <w:rFonts w:ascii="Arial" w:hAnsi="Arial" w:cs="Arial"/>
@@ -4704,8 +4841,18 @@
           <w:color w:val="305496"/>
           <w:sz w:val="22"/>
         </w:rPr>
-        <w:t>✓ Solusi Umum:   y(x) = (c₁ + c₂·ln x)·x² + c₃·x³</w:t>
-      </w:r>
+        <w:tab/>
+        <w:t xml:space="preserve">(11)</w:t>
+      </w:r>
+    </w:p>
+    <w:p>
+      <w:pPr>
+        <w:tabs>
+          <w:tab w:val="center" w:pos="4393"/>
+          <w:tab w:val="right" w:pos="8787"/>
+        </w:tabs>
+        <w:spacing w:before="40" w:after="120"/>
+      </w:pPr>
       <w:r>
         <w:rPr>
           <w:rFonts w:ascii="Arial" w:hAnsi="Arial" w:cs="Arial"/>
@@ -4714,7 +4861,28 @@
           <w:color w:val="305496"/>
           <w:sz w:val="22"/>
         </w:rPr>
-        <w:t xml:space="preserve">   (12)</w:t>
+        <w:tab/>
+      </w:r>
+      <w:r>
+        <w:rPr>
+          <w:rFonts w:ascii="Arial" w:hAnsi="Arial" w:cs="Arial"/>
+          <w:b/>
+          <w:i/>
+          <w:color w:val="305496"/>
+          <w:sz w:val="22"/>
+        </w:rPr>
+        <w:t>✓ Solusi Umum:   y(x) = (c₁ + c₂·ln x)·x² + c₃·x³</w:t>
+      </w:r>
+      <w:r>
+        <w:rPr>
+          <w:rFonts w:ascii="Arial" w:hAnsi="Arial" w:cs="Arial"/>
+          <w:b/>
+          <w:i/>
+          <w:color w:val="305496"/>
+          <w:sz w:val="22"/>
+        </w:rPr>
+        <w:tab/>
+        <w:t xml:space="preserve">(12)</w:t>
       </w:r>
     </w:p>
     <w:p>
@@ -4949,8 +5117,11 @@
     </w:p>
     <w:p>
       <w:pPr>
+        <w:tabs>
+          <w:tab w:val="center" w:pos="4393"/>
+          <w:tab w:val="right" w:pos="8787"/>
+        </w:tabs>
         <w:spacing w:before="40" w:after="120"/>
-        <w:jc w:val="center"/>
       </w:pPr>
       <w:r>
         <w:rPr>
@@ -4960,7 +5131,7 @@
           <w:color w:val="305496"/>
           <w:sz w:val="22"/>
         </w:rPr>
-        <w:t xml:space="preserve">m = α ± βi (multiplisitas k)  →  x</w:t>
+        <w:tab/>
       </w:r>
       <w:r>
         <w:rPr>
@@ -4969,9 +5140,8 @@
           <w:i/>
           <w:color w:val="305496"/>
           <w:sz w:val="22"/>
-          <w:vertAlign w:val="superscript"/>
-        </w:rPr>
-        <w:t xml:space="preserve">α</w:t>
+        </w:rPr>
+        <w:t xml:space="preserve">m = α ± βi (multiplisitas k)  →  x</w:t>
       </w:r>
       <w:r>
         <w:rPr>
@@ -4980,8 +5150,9 @@
           <w:i/>
           <w:color w:val="305496"/>
           <w:sz w:val="22"/>
-        </w:rPr>
-        <w:t xml:space="preserve">·(ln x)</w:t>
+          <w:vertAlign w:val="superscript"/>
+        </w:rPr>
+        <w:t xml:space="preserve">α</w:t>
       </w:r>
       <w:r>
         <w:rPr>
@@ -4990,9 +5161,8 @@
           <w:i/>
           <w:color w:val="305496"/>
           <w:sz w:val="22"/>
-          <w:vertAlign w:val="superscript"/>
-        </w:rPr>
-        <w:t xml:space="preserve">j</w:t>
+        </w:rPr>
+        <w:t xml:space="preserve">·(ln x)</w:t>
       </w:r>
       <w:r>
         <w:rPr>
@@ -5001,8 +5171,9 @@
           <w:i/>
           <w:color w:val="305496"/>
           <w:sz w:val="22"/>
-        </w:rPr>
-        <w:t xml:space="preserve">·[cos(β·ln x), sin(β·ln x)],  j=0..k-1</w:t>
+          <w:vertAlign w:val="superscript"/>
+        </w:rPr>
+        <w:t xml:space="preserve">j</w:t>
       </w:r>
       <w:r>
         <w:rPr>
@@ -5012,7 +5183,18 @@
           <w:color w:val="305496"/>
           <w:sz w:val="22"/>
         </w:rPr>
-        <w:t xml:space="preserve">   (13)</w:t>
+        <w:t xml:space="preserve">·[cos(β·ln x), sin(β·ln x)],  j=0..k-1</w:t>
+      </w:r>
+      <w:r>
+        <w:rPr>
+          <w:rFonts w:ascii="Arial" w:hAnsi="Arial" w:cs="Arial"/>
+          <w:b/>
+          <w:i/>
+          <w:color w:val="305496"/>
+          <w:sz w:val="22"/>
+        </w:rPr>
+        <w:tab/>
+        <w:t xml:space="preserve">(13)</w:t>
       </w:r>
     </w:p>
     <w:p>
@@ -5050,8 +5232,11 @@
     </w:p>
     <w:p>
       <w:pPr>
+        <w:tabs>
+          <w:tab w:val="center" w:pos="4393"/>
+          <w:tab w:val="right" w:pos="8787"/>
+        </w:tabs>
         <w:spacing w:before="40" w:after="120"/>
-        <w:jc w:val="center"/>
       </w:pPr>
       <w:r>
         <w:rPr>
@@ -5061,7 +5246,7 @@
           <w:color w:val="305496"/>
           <w:sz w:val="22"/>
         </w:rPr>
-        <w:t>✓ Solusi Umum:   y(x) = c₁·x + c₂·cos(ln x) + c₃·sin(ln x)</w:t>
+        <w:tab/>
       </w:r>
       <w:r>
         <w:rPr>
@@ -5071,7 +5256,18 @@
           <w:color w:val="305496"/>
           <w:sz w:val="22"/>
         </w:rPr>
-        <w:t xml:space="preserve">   (14)</w:t>
+        <w:t>✓ Solusi Umum:   y(x) = c₁·x + c₂·cos(ln x) + c₃·sin(ln x)</w:t>
+      </w:r>
+      <w:r>
+        <w:rPr>
+          <w:rFonts w:ascii="Arial" w:hAnsi="Arial" w:cs="Arial"/>
+          <w:b/>
+          <w:i/>
+          <w:color w:val="305496"/>
+          <w:sz w:val="22"/>
+        </w:rPr>
+        <w:tab/>
+        <w:t xml:space="preserve">(14)</w:t>
       </w:r>
     </w:p>
     <w:p>
@@ -5156,8 +5352,11 @@
     </w:p>
     <w:p>
       <w:pPr>
+        <w:tabs>
+          <w:tab w:val="center" w:pos="4393"/>
+          <w:tab w:val="right" w:pos="8787"/>
+        </w:tabs>
         <w:spacing w:before="40" w:after="120"/>
-        <w:jc w:val="center"/>
       </w:pPr>
       <w:r>
         <w:rPr>
@@ -5167,7 +5366,7 @@
           <w:color w:val="305496"/>
           <w:sz w:val="22"/>
         </w:rPr>
-        <w:t>Akar: m=±i, multiplisitas 2 (α=0, β=1)</w:t>
+        <w:tab/>
       </w:r>
       <w:r>
         <w:rPr>
@@ -5177,14 +5376,8 @@
           <w:color w:val="305496"/>
           <w:sz w:val="22"/>
         </w:rPr>
-        <w:t xml:space="preserve">   (15)</w:t>
-      </w:r>
-    </w:p>
-    <w:p>
-      <w:pPr>
-        <w:spacing w:before="40" w:after="120"/>
-        <w:jc w:val="center"/>
-      </w:pPr>
+        <w:t>Akar: m=±i, multiplisitas 2 (α=0, β=1)</w:t>
+      </w:r>
       <w:r>
         <w:rPr>
           <w:rFonts w:ascii="Arial" w:hAnsi="Arial" w:cs="Arial"/>
@@ -5193,8 +5386,18 @@
           <w:color w:val="305496"/>
           <w:sz w:val="22"/>
         </w:rPr>
-        <w:t>✓ Solusi Umum:   y(x) = (c₁+c₂·ln x)·cos(ln x) + (c₃+c₄·ln x)·sin(ln x)</w:t>
-      </w:r>
+        <w:tab/>
+        <w:t xml:space="preserve">(15)</w:t>
+      </w:r>
+    </w:p>
+    <w:p>
+      <w:pPr>
+        <w:tabs>
+          <w:tab w:val="center" w:pos="4393"/>
+          <w:tab w:val="right" w:pos="8787"/>
+        </w:tabs>
+        <w:spacing w:before="40" w:after="120"/>
+      </w:pPr>
       <w:r>
         <w:rPr>
           <w:rFonts w:ascii="Arial" w:hAnsi="Arial" w:cs="Arial"/>
@@ -5203,7 +5406,28 @@
           <w:color w:val="305496"/>
           <w:sz w:val="22"/>
         </w:rPr>
-        <w:t xml:space="preserve">   (16)</w:t>
+        <w:tab/>
+      </w:r>
+      <w:r>
+        <w:rPr>
+          <w:rFonts w:ascii="Arial" w:hAnsi="Arial" w:cs="Arial"/>
+          <w:b/>
+          <w:i/>
+          <w:color w:val="305496"/>
+          <w:sz w:val="22"/>
+        </w:rPr>
+        <w:t>✓ Solusi Umum:   y(x) = (c₁+c₂·ln x)·cos(ln x) + (c₃+c₄·ln x)·sin(ln x)</w:t>
+      </w:r>
+      <w:r>
+        <w:rPr>
+          <w:rFonts w:ascii="Arial" w:hAnsi="Arial" w:cs="Arial"/>
+          <w:b/>
+          <w:i/>
+          <w:color w:val="305496"/>
+          <w:sz w:val="22"/>
+        </w:rPr>
+        <w:tab/>
+        <w:t xml:space="preserve">(16)</w:t>
       </w:r>
     </w:p>
     <w:p>
@@ -5241,8 +5465,11 @@
     </w:p>
     <w:p>
       <w:pPr>
+        <w:tabs>
+          <w:tab w:val="center" w:pos="4393"/>
+          <w:tab w:val="right" w:pos="8787"/>
+        </w:tabs>
         <w:spacing w:before="40" w:after="120"/>
-        <w:jc w:val="center"/>
       </w:pPr>
       <w:r>
         <w:rPr>
@@ -5252,7 +5479,7 @@
           <w:color w:val="305496"/>
           <w:sz w:val="22"/>
         </w:rPr>
-        <w:t>✓ Solusi Umum:   y(x) = c₁·x² + x³·[c₂·cos(2·ln x) + c₃·sin(2·ln x)]</w:t>
+        <w:tab/>
       </w:r>
       <w:r>
         <w:rPr>
@@ -5262,7 +5489,18 @@
           <w:color w:val="305496"/>
           <w:sz w:val="22"/>
         </w:rPr>
-        <w:t xml:space="preserve">   (17)</w:t>
+        <w:t>✓ Solusi Umum:   y(x) = c₁·x² + x³·[c₂·cos(2·ln x) + c₃·sin(2·ln x)]</w:t>
+      </w:r>
+      <w:r>
+        <w:rPr>
+          <w:rFonts w:ascii="Arial" w:hAnsi="Arial" w:cs="Arial"/>
+          <w:b/>
+          <w:i/>
+          <w:color w:val="305496"/>
+          <w:sz w:val="22"/>
+        </w:rPr>
+        <w:tab/>
+        <w:t xml:space="preserve">(17)</w:t>
       </w:r>
     </w:p>
     <w:p>
@@ -5549,8 +5787,11 @@
     </w:p>
     <w:p>
       <w:pPr>
+        <w:tabs>
+          <w:tab w:val="center" w:pos="4393"/>
+          <w:tab w:val="right" w:pos="8787"/>
+        </w:tabs>
         <w:spacing w:before="40" w:after="120"/>
-        <w:jc w:val="center"/>
       </w:pPr>
       <w:r>
         <w:rPr>
@@ -5560,7 +5801,7 @@
           <w:color w:val="305496"/>
           <w:sz w:val="22"/>
         </w:rPr>
-        <w:t>W(y₁,...,yₙ)(x) = det [ yᵢ⁽ʲ⁻¹⁾ ],  i,j = 1..n</w:t>
+        <w:tab/>
       </w:r>
       <w:r>
         <w:rPr>
@@ -5570,7 +5811,18 @@
           <w:color w:val="305496"/>
           <w:sz w:val="22"/>
         </w:rPr>
-        <w:t xml:space="preserve">   (18)</w:t>
+        <w:t>W(y₁,...,yₙ)(x) = det [ yᵢ⁽ʲ⁻¹⁾ ],  i,j = 1..n</w:t>
+      </w:r>
+      <w:r>
+        <w:rPr>
+          <w:rFonts w:ascii="Arial" w:hAnsi="Arial" w:cs="Arial"/>
+          <w:b/>
+          <w:i/>
+          <w:color w:val="305496"/>
+          <w:sz w:val="22"/>
+        </w:rPr>
+        <w:tab/>
+        <w:t xml:space="preserve">(18)</w:t>
       </w:r>
     </w:p>
     <w:p>
@@ -5686,8 +5938,11 @@
     </w:p>
     <w:p>
       <w:pPr>
+        <w:tabs>
+          <w:tab w:val="center" w:pos="4393"/>
+          <w:tab w:val="right" w:pos="8787"/>
+        </w:tabs>
         <w:spacing w:before="40" w:after="120"/>
-        <w:jc w:val="center"/>
       </w:pPr>
       <w:r>
         <w:rPr>
@@ -5697,7 +5952,7 @@
           <w:color w:val="305496"/>
           <w:sz w:val="22"/>
         </w:rPr>
-        <w:t>aₙxⁿy⁽ⁿ⁾+...+a₀y=0,  y(x₀)=y₀, y'(x₀)=v₀, ..., y⁽ⁿ⁻¹⁾(x₀)=vₙ₋₁</w:t>
+        <w:tab/>
       </w:r>
       <w:r>
         <w:rPr>
@@ -5707,7 +5962,18 @@
           <w:color w:val="305496"/>
           <w:sz w:val="22"/>
         </w:rPr>
-        <w:t xml:space="preserve">   (19)</w:t>
+        <w:t>aₙxⁿy⁽ⁿ⁾+...+a₀y=0,  y(x₀)=y₀, y'(x₀)=v₀, ..., y⁽ⁿ⁻¹⁾(x₀)=vₙ₋₁</w:t>
+      </w:r>
+      <w:r>
+        <w:rPr>
+          <w:rFonts w:ascii="Arial" w:hAnsi="Arial" w:cs="Arial"/>
+          <w:b/>
+          <w:i/>
+          <w:color w:val="305496"/>
+          <w:sz w:val="22"/>
+        </w:rPr>
+        <w:tab/>
+        <w:t xml:space="preserve">(19)</w:t>
       </w:r>
     </w:p>
     <w:p>
@@ -5754,8 +6020,11 @@
     </w:p>
     <w:p>
       <w:pPr>
+        <w:tabs>
+          <w:tab w:val="center" w:pos="4393"/>
+          <w:tab w:val="right" w:pos="8787"/>
+        </w:tabs>
         <w:spacing w:before="40" w:after="120"/>
-        <w:jc w:val="center"/>
       </w:pPr>
       <w:r>
         <w:rPr>
@@ -5765,7 +6034,7 @@
           <w:color w:val="305496"/>
           <w:sz w:val="22"/>
         </w:rPr>
-        <w:t>c₁=-10/9,  c₂=5/9,  c₃=-4/9</w:t>
+        <w:tab/>
       </w:r>
       <w:r>
         <w:rPr>
@@ -5775,14 +6044,8 @@
           <w:color w:val="305496"/>
           <w:sz w:val="22"/>
         </w:rPr>
-        <w:t xml:space="preserve">   (20)</w:t>
-      </w:r>
-    </w:p>
-    <w:p>
-      <w:pPr>
-        <w:spacing w:before="40" w:after="120"/>
-        <w:jc w:val="center"/>
-      </w:pPr>
+        <w:t>c₁=-10/9,  c₂=5/9,  c₃=-4/9</w:t>
+      </w:r>
       <w:r>
         <w:rPr>
           <w:rFonts w:ascii="Arial" w:hAnsi="Arial" w:cs="Arial"/>
@@ -5791,8 +6054,18 @@
           <w:color w:val="305496"/>
           <w:sz w:val="22"/>
         </w:rPr>
-        <w:t>✓ Solusi Khusus:   y(x) = (-10/9)·x + (5/9)·x⁴ + (-4/9)·x⁻²</w:t>
-      </w:r>
+        <w:tab/>
+        <w:t xml:space="preserve">(20)</w:t>
+      </w:r>
+    </w:p>
+    <w:p>
+      <w:pPr>
+        <w:tabs>
+          <w:tab w:val="center" w:pos="4393"/>
+          <w:tab w:val="right" w:pos="8787"/>
+        </w:tabs>
+        <w:spacing w:before="40" w:after="120"/>
+      </w:pPr>
       <w:r>
         <w:rPr>
           <w:rFonts w:ascii="Arial" w:hAnsi="Arial" w:cs="Arial"/>
@@ -5801,7 +6074,28 @@
           <w:color w:val="305496"/>
           <w:sz w:val="22"/>
         </w:rPr>
-        <w:t xml:space="preserve">   (21)</w:t>
+        <w:tab/>
+      </w:r>
+      <w:r>
+        <w:rPr>
+          <w:rFonts w:ascii="Arial" w:hAnsi="Arial" w:cs="Arial"/>
+          <w:b/>
+          <w:i/>
+          <w:color w:val="305496"/>
+          <w:sz w:val="22"/>
+        </w:rPr>
+        <w:t>✓ Solusi Khusus:   y(x) = (-10/9)·x + (5/9)·x⁴ + (-4/9)·x⁻²</w:t>
+      </w:r>
+      <w:r>
+        <w:rPr>
+          <w:rFonts w:ascii="Arial" w:hAnsi="Arial" w:cs="Arial"/>
+          <w:b/>
+          <w:i/>
+          <w:color w:val="305496"/>
+          <w:sz w:val="22"/>
+        </w:rPr>
+        <w:tab/>
+        <w:t xml:space="preserve">(21)</w:t>
       </w:r>
     </w:p>
     <w:p>
@@ -6408,8 +6702,11 @@
     </w:p>
     <w:p>
       <w:pPr>
+        <w:tabs>
+          <w:tab w:val="center" w:pos="4393"/>
+          <w:tab w:val="right" w:pos="8787"/>
+        </w:tabs>
         <w:spacing w:before="40" w:after="120"/>
-        <w:jc w:val="center"/>
       </w:pPr>
       <w:r>
         <w:rPr>
@@ -6419,7 +6716,7 @@
           <w:color w:val="305496"/>
           <w:sz w:val="22"/>
         </w:rPr>
-        <w:t>x⁴·y⁽⁴⁾ + 6x³·y''' - 6x²·y'' - 12x·y' + 36y = 0</w:t>
+        <w:tab/>
       </w:r>
       <w:r>
         <w:rPr>
@@ -6429,7 +6726,18 @@
           <w:color w:val="305496"/>
           <w:sz w:val="22"/>
         </w:rPr>
-        <w:t xml:space="preserve">   (22)</w:t>
+        <w:t>x⁴·y⁽⁴⁾ + 6x³·y''' - 6x²·y'' - 12x·y' + 36y = 0</w:t>
+      </w:r>
+      <w:r>
+        <w:rPr>
+          <w:rFonts w:ascii="Arial" w:hAnsi="Arial" w:cs="Arial"/>
+          <w:b/>
+          <w:i/>
+          <w:color w:val="305496"/>
+          <w:sz w:val="22"/>
+        </w:rPr>
+        <w:tab/>
+        <w:t xml:space="preserve">(22)</w:t>
       </w:r>
     </w:p>
     <w:p>
@@ -6467,8 +6775,11 @@
     </w:p>
     <w:p>
       <w:pPr>
+        <w:tabs>
+          <w:tab w:val="center" w:pos="4393"/>
+          <w:tab w:val="right" w:pos="8787"/>
+        </w:tabs>
         <w:spacing w:before="40" w:after="120"/>
-        <w:jc w:val="center"/>
       </w:pPr>
       <w:r>
         <w:rPr>
@@ -6478,7 +6789,7 @@
           <w:color w:val="305496"/>
           <w:sz w:val="22"/>
         </w:rPr>
-        <w:t>Karakteristik: m⁴-13m²+36=0  →  substitusi u=m²  →  u²-13u+36=(u-4)(u-9)=0</w:t>
+        <w:tab/>
       </w:r>
       <w:r>
         <w:rPr>
@@ -6488,7 +6799,18 @@
           <w:color w:val="305496"/>
           <w:sz w:val="22"/>
         </w:rPr>
-        <w:t xml:space="preserve">   (23)</w:t>
+        <w:t>Karakteristik: m⁴-13m²+36=0  →  substitusi u=m²  →  u²-13u+36=(u-4)(u-9)=0</w:t>
+      </w:r>
+      <w:r>
+        <w:rPr>
+          <w:rFonts w:ascii="Arial" w:hAnsi="Arial" w:cs="Arial"/>
+          <w:b/>
+          <w:i/>
+          <w:color w:val="305496"/>
+          <w:sz w:val="22"/>
+        </w:rPr>
+        <w:tab/>
+        <w:t xml:space="preserve">(23)</w:t>
       </w:r>
     </w:p>
     <w:p>
@@ -6526,8 +6848,11 @@
     </w:p>
     <w:p>
       <w:pPr>
+        <w:tabs>
+          <w:tab w:val="center" w:pos="4393"/>
+          <w:tab w:val="right" w:pos="8787"/>
+        </w:tabs>
         <w:spacing w:before="40" w:after="120"/>
-        <w:jc w:val="center"/>
       </w:pPr>
       <w:r>
         <w:rPr>
@@ -6537,7 +6862,7 @@
           <w:color w:val="305496"/>
           <w:sz w:val="22"/>
         </w:rPr>
-        <w:t>✓ Solusi Homogen:   y(x) = c₁·x² + c₂·x⁻² + c₃·x³ + c₄·x⁻³</w:t>
+        <w:tab/>
       </w:r>
       <w:r>
         <w:rPr>
@@ -6547,7 +6872,18 @@
           <w:color w:val="305496"/>
           <w:sz w:val="22"/>
         </w:rPr>
-        <w:t xml:space="preserve">   (24)</w:t>
+        <w:t>✓ Solusi Homogen:   y(x) = c₁·x² + c₂·x⁻² + c₃·x³ + c₄·x⁻³</w:t>
+      </w:r>
+      <w:r>
+        <w:rPr>
+          <w:rFonts w:ascii="Arial" w:hAnsi="Arial" w:cs="Arial"/>
+          <w:b/>
+          <w:i/>
+          <w:color w:val="305496"/>
+          <w:sz w:val="22"/>
+        </w:rPr>
+        <w:tab/>
+        <w:t xml:space="preserve">(24)</w:t>
       </w:r>
     </w:p>
     <w:p>

--- a/Engineering-Mathematics/Modul-Word/Modul-7-Persamaan-Euler-Cauchy-Orde-Tinggi-Homogen.docx
+++ b/Engineering-Mathematics/Modul-Word/Modul-7-Persamaan-Euler-Cauchy-Orde-Tinggi-Homogen.docx
@@ -2579,45 +2579,65 @@
     <w:p>
       <w:pPr>
         <w:pBdr>
-          <w:top w:val="single" w:sz="8" w:space="6" w:color="2E9E6B"/>
-          <w:left w:val="single" w:sz="8" w:space="6" w:color="2E9E6B"/>
-          <w:bottom w:val="single" w:sz="8" w:space="6" w:color="2E9E6B"/>
-          <w:right w:val="single" w:sz="8" w:space="6" w:color="2E9E6B"/>
+          <w:top w:val="single" w:sz="6" w:space="10" w:color="BFE3D0"/>
+          <w:left w:val="single" w:sz="24" w:space="12" w:color="1F7A55"/>
+          <w:bottom w:val="single" w:sz="6" w:space="10" w:color="BFE3D0"/>
+          <w:right w:val="single" w:sz="6" w:space="10" w:color="BFE3D0"/>
         </w:pBdr>
-        <w:shd w:val="clear" w:fill="EAF7F0"/>
-        <w:spacing w:before="80" w:after="240"/>
-      </w:pPr>
-      <w:r>
-        <w:rPr>
-          <w:rFonts w:ascii="Arial" w:hAnsi="Arial" w:cs="Arial"/>
-          <w:b/>
-          <w:i w:val="0"/>
-          <w:color w:val="1F3864"/>
-          <w:sz w:val="21"/>
-        </w:rPr>
-        <w:t xml:space="preserve">🔗 Modul Interaktif: </w:t>
+        <w:shd w:val="clear" w:fill="F1FAF5"/>
+        <w:spacing w:before="140" w:after="60" w:line="264" w:lineRule="auto"/>
+        <w:ind w:left="170" w:right="170"/>
+        <w:jc w:val="left"/>
+      </w:pPr>
+      <w:r>
+        <w:rPr>
+          <w:rFonts w:ascii="Arial" w:hAnsi="Arial" w:cs="Arial"/>
+          <w:b/>
+          <w:i w:val="0"/>
+          <w:color w:val="1F7A55"/>
+          <w:sz w:val="17"/>
+          <w:spacing w:val="30"/>
+        </w:rPr>
+        <w:t xml:space="preserve">🔗 MODUL INTERAKTIF</w:t>
+      </w:r>
+      <w:r>
+        <w:br/>
       </w:r>
       <w:hyperlink r:id="rId19">
         <w:r>
           <w:rPr>
             <w:rFonts w:ascii="Arial" w:hAnsi="Arial" w:cs="Arial"/>
-            <w:sz w:val="22"/>
+            <w:b/>
             <w:color w:val="0563C1"/>
+            <w:sz w:val="20"/>
             <w:u w:val="single"/>
-            <w:b/>
           </w:rPr>
           <w:t xml:space="preserve">https://dedik-romahadi.github.io/Mechanical-Engineering-Courses/Engineering-Mathematics/Modul/Modul-7.html</w:t>
         </w:r>
       </w:hyperlink>
-      <w:r>
-        <w:rPr>
-          <w:rFonts w:ascii="Arial" w:hAnsi="Arial" w:cs="Arial"/>
-          <w:b w:val="0"/>
-          <w:i w:val="0"/>
-          <w:color w:val="333333"/>
-          <w:sz w:val="20"/>
-        </w:rPr>
-        <w:t>. Pada layar masuk, pilih tombol “👁️ Mode Preview (Tanpa Login)” untuk melihat modul lengkap (animasi, kalkulator interaktif, editor kode Python langsung di browser) tanpa perlu akun. Soal pada Mode Preview bersifat tampilan saja; jawaban benar/salah dan poin tidak aktif.</w:t>
+    </w:p>
+    <w:p>
+      <w:pPr>
+        <w:pBdr>
+          <w:top w:val="single" w:sz="6" w:space="10" w:color="BFE3D0"/>
+          <w:left w:val="single" w:sz="24" w:space="12" w:color="1F7A55"/>
+          <w:bottom w:val="single" w:sz="6" w:space="10" w:color="BFE3D0"/>
+          <w:right w:val="single" w:sz="6" w:space="10" w:color="BFE3D0"/>
+        </w:pBdr>
+        <w:shd w:val="clear" w:fill="F1FAF5"/>
+        <w:spacing w:before="0" w:after="140" w:line="264" w:lineRule="auto"/>
+        <w:ind w:left="170" w:right="170"/>
+        <w:jc w:val="left"/>
+      </w:pPr>
+      <w:r>
+        <w:rPr>
+          <w:rFonts w:ascii="Arial" w:hAnsi="Arial" w:cs="Arial"/>
+          <w:b w:val="0"/>
+          <w:i w:val="0"/>
+          <w:color w:val="44525F"/>
+          <w:sz w:val="19"/>
+        </w:rPr>
+        <w:t xml:space="preserve">Pada layar masuk, pilih tombol “👁️ Mode Preview (Tanpa Login)” untuk melihat modul lengkap (animasi, kalkulator interaktif, editor kode Python langsung di browser) tanpa perlu akun. Soal pada Mode Preview bersifat tampilan saja; jawaban benar/salah dan poin tidak aktif.</w:t>
       </w:r>
     </w:p>
     <w:p>
